--- a/docs/Battery Temp. Sens. System - Niskonaponski sistemi – Ivan Berenić.docx
+++ b/docs/Battery Temp. Sens. System - Niskonaponski sistemi – Ivan Berenić.docx
@@ -67,7 +67,7 @@
         <w:tblpPr w:vertAnchor="page" w:horzAnchor="text" w:leftFromText="180" w:rightFromText="180" w:tblpX="0" w:tblpY="3391"/>
         <w:tblW w:w="10456" w:type="dxa"/>
         <w:jc w:val="left"/>
-        <w:tblInd w:w="-5" w:type="dxa"/>
+        <w:tblInd w:w="108" w:type="dxa"/>
         <w:tblLayout w:type="fixed"/>
         <w:tblCellMar>
           <w:top w:w="0" w:type="dxa"/>
@@ -95,6 +95,7 @@
             <w:pPr>
               <w:pStyle w:val="Normal"/>
               <w:widowControl/>
+              <w:suppressAutoHyphens w:val="true"/>
               <w:spacing w:before="0" w:after="0"/>
               <w:jc w:val="center"/>
               <w:rPr>
@@ -132,6 +133,7 @@
             <w:pPr>
               <w:pStyle w:val="Normal"/>
               <w:widowControl/>
+              <w:suppressAutoHyphens w:val="true"/>
               <w:spacing w:before="0" w:after="0"/>
               <w:jc w:val="right"/>
               <w:rPr>
@@ -175,6 +177,7 @@
             <w:pPr>
               <w:pStyle w:val="Normal"/>
               <w:widowControl/>
+              <w:suppressAutoHyphens w:val="true"/>
               <w:spacing w:before="0" w:after="0"/>
               <w:jc w:val="right"/>
               <w:rPr>
@@ -208,6 +211,7 @@
             <w:pPr>
               <w:pStyle w:val="Normal"/>
               <w:widowControl/>
+              <w:suppressAutoHyphens w:val="true"/>
               <w:spacing w:before="0" w:after="0"/>
               <w:jc w:val="right"/>
               <w:rPr>
@@ -251,6 +255,7 @@
             <w:pPr>
               <w:pStyle w:val="Normal"/>
               <w:widowControl/>
+              <w:suppressAutoHyphens w:val="true"/>
               <w:spacing w:before="0" w:after="0"/>
               <w:jc w:val="right"/>
               <w:rPr>
@@ -279,7 +284,7 @@
                 <w:rFonts w:eastAsia="Aptos" w:cs="Times New Roman"/>
                 <w:lang w:val="sr-Latn-RS" w:eastAsia="en-US" w:bidi="ar-SA"/>
               </w:rPr>
-              <w:instrText xml:space="preserve"> XE "(naziv podtima): " </w:instrText>
+              <w:instrText xml:space="preserve"> XE "(naziv podtima): : : " </w:instrText>
             </w:r>
             <w:r>
               <w:rPr>
@@ -326,6 +331,7 @@
             <w:pPr>
               <w:pStyle w:val="Normal"/>
               <w:widowControl/>
+              <w:suppressAutoHyphens w:val="true"/>
               <w:spacing w:before="0" w:after="0"/>
               <w:jc w:val="right"/>
               <w:rPr>
@@ -369,6 +375,7 @@
             <w:pPr>
               <w:pStyle w:val="Normal"/>
               <w:widowControl/>
+              <w:suppressAutoHyphens w:val="true"/>
               <w:spacing w:before="0" w:after="0"/>
               <w:jc w:val="right"/>
               <w:rPr>
@@ -429,8 +436,8 @@
         <w:tblLook w:val="04a0" w:noHBand="0" w:noVBand="1" w:firstColumn="1" w:lastRow="0" w:lastColumn="0" w:firstRow="1"/>
       </w:tblPr>
       <w:tblGrid>
-        <w:gridCol w:w="2154"/>
-        <w:gridCol w:w="8301"/>
+        <w:gridCol w:w="2152"/>
+        <w:gridCol w:w="8303"/>
       </w:tblGrid>
       <w:tr>
         <w:trPr>
@@ -446,6 +453,7 @@
             <w:pPr>
               <w:pStyle w:val="Normal"/>
               <w:widowControl/>
+              <w:suppressAutoHyphens w:val="true"/>
               <w:spacing w:before="0" w:after="0"/>
               <w:jc w:val="center"/>
               <w:rPr>
@@ -476,13 +484,14 @@
         </w:trPr>
         <w:tc>
           <w:tcPr>
-            <w:tcW w:w="2154" w:type="dxa"/>
+            <w:tcW w:w="2152" w:type="dxa"/>
             <w:tcBorders/>
           </w:tcPr>
           <w:p>
             <w:pPr>
               <w:pStyle w:val="Normal"/>
               <w:widowControl/>
+              <w:suppressAutoHyphens w:val="true"/>
               <w:spacing w:before="0" w:after="0"/>
               <w:jc w:val="right"/>
               <w:rPr>
@@ -519,13 +528,14 @@
         </w:tc>
         <w:tc>
           <w:tcPr>
-            <w:tcW w:w="8301" w:type="dxa"/>
+            <w:tcW w:w="8303" w:type="dxa"/>
             <w:tcBorders/>
           </w:tcPr>
           <w:p>
             <w:pPr>
               <w:pStyle w:val="Normal"/>
               <w:widowControl/>
+              <w:suppressAutoHyphens w:val="true"/>
               <w:spacing w:before="0" w:after="0"/>
               <w:rPr>
                 <w:rFonts w:cs="Times New Roman"/>
@@ -574,7 +584,7 @@
                 <w:szCs w:val="24"/>
                 <w:lang w:val="en-US" w:eastAsia="en-US" w:bidi="ar-SA"/>
               </w:rPr>
-              <w:t xml:space="preserve"> podržava isključivo ulaz za NTC senzore Ova nekompatibilnost onemogućava direktno povezivanje modula sa BMS-om i sprečava dobijanje pouzdanih informacija o temperaturi ćelija. </w:t>
+              <w:t xml:space="preserve"> podržava isključivo ulaz za NTC senzore Ova nekompatibilnost onemogućava direktno povezivanje modula sa BMS-om i sprečava dobijanje pouzdanih informacija o temperaturi ćelija.</w:t>
             </w:r>
           </w:p>
         </w:tc>
@@ -585,13 +595,14 @@
         </w:trPr>
         <w:tc>
           <w:tcPr>
-            <w:tcW w:w="2154" w:type="dxa"/>
+            <w:tcW w:w="2152" w:type="dxa"/>
             <w:tcBorders/>
           </w:tcPr>
           <w:p>
             <w:pPr>
               <w:pStyle w:val="Normal"/>
               <w:widowControl/>
+              <w:suppressAutoHyphens w:val="true"/>
               <w:spacing w:before="0" w:after="0"/>
               <w:jc w:val="right"/>
               <w:rPr>
@@ -628,13 +639,14 @@
         </w:tc>
         <w:tc>
           <w:tcPr>
-            <w:tcW w:w="8301" w:type="dxa"/>
+            <w:tcW w:w="8303" w:type="dxa"/>
             <w:tcBorders/>
           </w:tcPr>
           <w:p>
             <w:pPr>
               <w:pStyle w:val="Normal"/>
               <w:widowControl/>
+              <w:suppressAutoHyphens w:val="true"/>
               <w:spacing w:before="0" w:after="0"/>
               <w:jc w:val="left"/>
               <w:rPr>
@@ -683,13 +695,14 @@
         </w:trPr>
         <w:tc>
           <w:tcPr>
-            <w:tcW w:w="2154" w:type="dxa"/>
+            <w:tcW w:w="2152" w:type="dxa"/>
             <w:tcBorders/>
           </w:tcPr>
           <w:p>
             <w:pPr>
               <w:pStyle w:val="Normal"/>
               <w:widowControl/>
+              <w:suppressAutoHyphens w:val="true"/>
               <w:spacing w:before="0" w:after="0"/>
               <w:jc w:val="right"/>
               <w:rPr>
@@ -726,13 +739,14 @@
         </w:tc>
         <w:tc>
           <w:tcPr>
-            <w:tcW w:w="8301" w:type="dxa"/>
+            <w:tcW w:w="8303" w:type="dxa"/>
             <w:tcBorders/>
           </w:tcPr>
           <w:p>
             <w:pPr>
               <w:pStyle w:val="Normal"/>
               <w:widowControl/>
+              <w:suppressAutoHyphens w:val="true"/>
               <w:spacing w:before="0" w:after="0"/>
               <w:rPr>
                 <w:rFonts w:cs="Times New Roman"/>
@@ -758,13 +772,14 @@
         </w:trPr>
         <w:tc>
           <w:tcPr>
-            <w:tcW w:w="2154" w:type="dxa"/>
+            <w:tcW w:w="2152" w:type="dxa"/>
             <w:tcBorders/>
           </w:tcPr>
           <w:p>
             <w:pPr>
               <w:pStyle w:val="Normal"/>
               <w:widowControl/>
+              <w:suppressAutoHyphens w:val="true"/>
               <w:spacing w:before="0" w:after="0"/>
               <w:jc w:val="right"/>
               <w:rPr>
@@ -796,19 +811,20 @@
                 <w:szCs w:val="24"/>
                 <w:lang w:val="sr-RS" w:eastAsia="en-US" w:bidi="ar-SA"/>
               </w:rPr>
-              <w:t xml:space="preserve"> : </w:t>
+              <w:t xml:space="preserve"> :</w:t>
             </w:r>
           </w:p>
         </w:tc>
         <w:tc>
           <w:tcPr>
-            <w:tcW w:w="8301" w:type="dxa"/>
+            <w:tcW w:w="8303" w:type="dxa"/>
             <w:tcBorders/>
           </w:tcPr>
           <w:p>
             <w:pPr>
               <w:pStyle w:val="Normal"/>
               <w:widowControl/>
+              <w:suppressAutoHyphens w:val="true"/>
               <w:spacing w:before="0" w:after="0"/>
               <w:jc w:val="right"/>
               <w:rPr>
@@ -835,13 +851,14 @@
         </w:trPr>
         <w:tc>
           <w:tcPr>
-            <w:tcW w:w="2154" w:type="dxa"/>
+            <w:tcW w:w="2152" w:type="dxa"/>
             <w:tcBorders/>
           </w:tcPr>
           <w:p>
             <w:pPr>
               <w:pStyle w:val="Normal"/>
               <w:widowControl/>
+              <w:suppressAutoHyphens w:val="true"/>
               <w:spacing w:before="0" w:after="0"/>
               <w:jc w:val="right"/>
               <w:rPr>
@@ -879,13 +896,14 @@
         </w:tc>
         <w:tc>
           <w:tcPr>
-            <w:tcW w:w="8301" w:type="dxa"/>
+            <w:tcW w:w="8303" w:type="dxa"/>
             <w:tcBorders/>
           </w:tcPr>
           <w:p>
             <w:pPr>
               <w:pStyle w:val="Normal"/>
               <w:widowControl/>
+              <w:suppressAutoHyphens w:val="true"/>
               <w:spacing w:before="0" w:after="0"/>
               <w:jc w:val="right"/>
               <w:rPr>
@@ -901,7 +919,7 @@
                 <w:szCs w:val="24"/>
                 <w:lang w:val="sr-Latn-RS" w:eastAsia="en-US" w:bidi="ar-SA"/>
               </w:rPr>
-              <w:t>6.12.2025.</w:t>
+              <w:t>15.6.2025.</w:t>
             </w:r>
           </w:p>
         </w:tc>
@@ -912,13 +930,14 @@
         </w:trPr>
         <w:tc>
           <w:tcPr>
-            <w:tcW w:w="2154" w:type="dxa"/>
+            <w:tcW w:w="2152" w:type="dxa"/>
             <w:tcBorders/>
           </w:tcPr>
           <w:p>
             <w:pPr>
               <w:pStyle w:val="Normal"/>
               <w:widowControl/>
+              <w:suppressAutoHyphens w:val="true"/>
               <w:spacing w:before="0" w:after="0"/>
               <w:jc w:val="right"/>
               <w:rPr>
@@ -950,19 +969,20 @@
                 <w:szCs w:val="24"/>
                 <w:lang w:val="sr-RS" w:eastAsia="en-US" w:bidi="ar-SA"/>
               </w:rPr>
-              <w:t xml:space="preserve">: </w:t>
+              <w:t>:</w:t>
             </w:r>
           </w:p>
         </w:tc>
         <w:tc>
           <w:tcPr>
-            <w:tcW w:w="8301" w:type="dxa"/>
+            <w:tcW w:w="8303" w:type="dxa"/>
             <w:tcBorders/>
           </w:tcPr>
           <w:p>
             <w:pPr>
               <w:pStyle w:val="Normal"/>
               <w:widowControl/>
+              <w:suppressAutoHyphens w:val="true"/>
               <w:spacing w:before="0" w:after="0"/>
               <w:jc w:val="right"/>
               <w:rPr>
@@ -1707,8 +1727,8 @@
           <w:lang w:val="sr-Latn-RS"/>
         </w:rPr>
       </w:r>
-      <w:bookmarkStart w:id="1" w:name="_Hlk215139235"/>
-      <w:bookmarkStart w:id="2" w:name="_Hlk215139235"/>
+      <w:bookmarkStart w:id="1" w:name="_Hlk215139235_Copy_1"/>
+      <w:bookmarkStart w:id="2" w:name="_Hlk215139235_Copy_1"/>
       <w:bookmarkEnd w:id="2"/>
     </w:p>
     <w:p>
@@ -1778,7 +1798,7 @@
     <w:tbl>
       <w:tblPr>
         <w:tblStyle w:val="Koordinatnamreatabele"/>
-        <w:tblW w:w="10456" w:type="dxa"/>
+        <w:tblW w:w="10444" w:type="dxa"/>
         <w:jc w:val="left"/>
         <w:tblInd w:w="0" w:type="dxa"/>
         <w:tblLayout w:type="fixed"/>
@@ -1792,7 +1812,7 @@
       </w:tblPr>
       <w:tblGrid>
         <w:gridCol w:w="1129"/>
-        <w:gridCol w:w="9326"/>
+        <w:gridCol w:w="9315"/>
       </w:tblGrid>
       <w:tr>
         <w:trPr/>
@@ -1805,10 +1825,859 @@
             <w:pPr>
               <w:pStyle w:val="Normal"/>
               <w:widowControl/>
+              <w:suppressAutoHyphens w:val="true"/>
               <w:spacing w:before="0" w:after="0"/>
               <w:rPr>
                 <w:b/>
                 <w:bCs/>
+                <w:lang w:val="sr-Latn-RS"/>
+              </w:rPr>
+            </w:pPr>
+            <w:r>
+              <w:rPr>
+                <w:b/>
+                <w:bCs/>
+                <w:lang w:val="sr-Latn-RS"/>
+              </w:rPr>
+            </w:r>
+          </w:p>
+          <w:p>
+            <w:pPr>
+              <w:pStyle w:val="Normal"/>
+              <w:widowControl/>
+              <w:suppressAutoHyphens w:val="true"/>
+              <w:spacing w:before="0" w:after="0"/>
+              <w:rPr>
+                <w:b/>
+                <w:bCs/>
+                <w:lang w:val="sr-Latn-RS"/>
+              </w:rPr>
+            </w:pPr>
+            <w:r>
+              <w:rPr>
+                <w:b/>
+                <w:bCs/>
+                <w:lang w:val="sr-Latn-RS"/>
+              </w:rPr>
+            </w:r>
+          </w:p>
+          <w:p>
+            <w:pPr>
+              <w:pStyle w:val="Normal"/>
+              <w:widowControl/>
+              <w:suppressAutoHyphens w:val="true"/>
+              <w:spacing w:before="0" w:after="0"/>
+              <w:rPr>
+                <w:b/>
+                <w:bCs/>
+                <w:lang w:val="sr-Latn-RS"/>
+              </w:rPr>
+            </w:pPr>
+            <w:r>
+              <w:rPr>
+                <w:b/>
+                <w:bCs/>
+                <w:lang w:val="sr-Latn-RS"/>
+              </w:rPr>
+            </w:r>
+          </w:p>
+          <w:p>
+            <w:pPr>
+              <w:pStyle w:val="Normal"/>
+              <w:widowControl/>
+              <w:suppressAutoHyphens w:val="true"/>
+              <w:spacing w:before="0" w:after="0"/>
+              <w:rPr>
+                <w:b/>
+                <w:bCs/>
+                <w:lang w:val="sr-Latn-RS"/>
+              </w:rPr>
+            </w:pPr>
+            <w:r>
+              <w:rPr>
+                <w:b/>
+                <w:bCs/>
+                <w:lang w:val="sr-Latn-RS"/>
+              </w:rPr>
+            </w:r>
+          </w:p>
+          <w:p>
+            <w:pPr>
+              <w:pStyle w:val="Normal"/>
+              <w:widowControl/>
+              <w:suppressAutoHyphens w:val="true"/>
+              <w:spacing w:before="0" w:after="0"/>
+              <w:rPr>
+                <w:b/>
+                <w:bCs/>
+                <w:lang w:val="sr-Latn-RS"/>
+              </w:rPr>
+            </w:pPr>
+            <w:r>
+              <w:rPr>
+                <w:b/>
+                <w:bCs/>
+                <w:lang w:val="sr-Latn-RS"/>
+              </w:rPr>
+            </w:r>
+          </w:p>
+          <w:p>
+            <w:pPr>
+              <w:pStyle w:val="Normal"/>
+              <w:widowControl/>
+              <w:suppressAutoHyphens w:val="true"/>
+              <w:spacing w:before="0" w:after="0"/>
+              <w:rPr>
+                <w:b/>
+                <w:bCs/>
+                <w:lang w:val="sr-Latn-RS"/>
+              </w:rPr>
+            </w:pPr>
+            <w:r>
+              <w:rPr>
+                <w:b/>
+                <w:bCs/>
+                <w:lang w:val="sr-Latn-RS"/>
+              </w:rPr>
+            </w:r>
+          </w:p>
+          <w:p>
+            <w:pPr>
+              <w:pStyle w:val="Normal"/>
+              <w:widowControl/>
+              <w:suppressAutoHyphens w:val="true"/>
+              <w:spacing w:before="0" w:after="0"/>
+              <w:rPr>
+                <w:b/>
+                <w:bCs/>
+                <w:lang w:val="sr-Latn-RS"/>
+              </w:rPr>
+            </w:pPr>
+            <w:r>
+              <w:rPr>
+                <w:b/>
+                <w:bCs/>
+                <w:lang w:val="sr-Latn-RS"/>
+              </w:rPr>
+            </w:r>
+          </w:p>
+          <w:p>
+            <w:pPr>
+              <w:pStyle w:val="Normal"/>
+              <w:widowControl/>
+              <w:suppressAutoHyphens w:val="true"/>
+              <w:spacing w:before="0" w:after="0"/>
+              <w:rPr>
+                <w:b/>
+                <w:bCs/>
+                <w:lang w:val="sr-Latn-RS"/>
+              </w:rPr>
+            </w:pPr>
+            <w:r>
+              <w:rPr>
+                <w:b/>
+                <w:bCs/>
+                <w:lang w:val="sr-Latn-RS"/>
+              </w:rPr>
+            </w:r>
+          </w:p>
+          <w:p>
+            <w:pPr>
+              <w:pStyle w:val="Normal"/>
+              <w:widowControl/>
+              <w:suppressAutoHyphens w:val="true"/>
+              <w:spacing w:before="0" w:after="0"/>
+              <w:rPr>
+                <w:b/>
+                <w:bCs/>
+                <w:lang w:val="sr-Latn-RS"/>
+              </w:rPr>
+            </w:pPr>
+            <w:r>
+              <w:rPr>
+                <w:b/>
+                <w:bCs/>
+                <w:lang w:val="sr-Latn-RS"/>
+              </w:rPr>
+            </w:r>
+          </w:p>
+          <w:p>
+            <w:pPr>
+              <w:pStyle w:val="Normal"/>
+              <w:widowControl/>
+              <w:suppressAutoHyphens w:val="true"/>
+              <w:spacing w:before="0" w:after="0"/>
+              <w:rPr>
+                <w:b/>
+                <w:bCs/>
+                <w:lang w:val="sr-Latn-RS"/>
+              </w:rPr>
+            </w:pPr>
+            <w:r>
+              <w:rPr>
+                <w:b/>
+                <w:bCs/>
+                <w:lang w:val="sr-Latn-RS"/>
+              </w:rPr>
+            </w:r>
+          </w:p>
+          <w:p>
+            <w:pPr>
+              <w:pStyle w:val="Normal"/>
+              <w:widowControl/>
+              <w:suppressAutoHyphens w:val="true"/>
+              <w:spacing w:before="0" w:after="0"/>
+              <w:rPr>
+                <w:b/>
+                <w:bCs/>
+                <w:lang w:val="sr-Latn-RS"/>
+              </w:rPr>
+            </w:pPr>
+            <w:r>
+              <w:rPr>
+                <w:b/>
+                <w:bCs/>
+                <w:lang w:val="sr-Latn-RS"/>
+              </w:rPr>
+              <w:t>EV 4.3.6</w:t>
+            </w:r>
+          </w:p>
+        </w:tc>
+        <w:tc>
+          <w:tcPr>
+            <w:tcW w:w="9315" w:type="dxa"/>
+            <w:tcBorders/>
+          </w:tcPr>
+          <w:p>
+            <w:pPr>
+              <w:pStyle w:val="BodyText"/>
+              <w:widowControl/>
+              <w:suppressAutoHyphens w:val="true"/>
+              <w:spacing w:before="0" w:after="0"/>
+              <w:rPr>
+                <w:b/>
+                <w:bCs/>
+                <w:lang w:val="sr-Latn-RS"/>
+              </w:rPr>
+            </w:pPr>
+            <w:r>
+              <w:rPr>
+                <w:b w:val="false"/>
+                <w:bCs w:val="false"/>
+                <w:lang w:val="sr-Latn-RS"/>
+              </w:rPr>
+              <w:t xml:space="preserve">Ako se </w:t>
+            </w:r>
+            <w:r>
+              <w:rPr>
+                <w:rStyle w:val="Strong"/>
+                <w:b w:val="false"/>
+                <w:bCs w:val="false"/>
+                <w:lang w:val="sr-Latn-RS"/>
+              </w:rPr>
+              <w:t xml:space="preserve">TS </w:t>
+            </w:r>
+            <w:r>
+              <w:rPr>
+                <w:b w:val="false"/>
+                <w:bCs w:val="false"/>
+                <w:lang w:val="sr-Latn-RS"/>
+              </w:rPr>
+              <w:t xml:space="preserve"> i </w:t>
+            </w:r>
+            <w:r>
+              <w:rPr>
+                <w:rStyle w:val="Strong"/>
+                <w:b w:val="false"/>
+                <w:bCs w:val="false"/>
+                <w:lang w:val="sr-Latn-RS"/>
+              </w:rPr>
+              <w:t>LVS</w:t>
+            </w:r>
+            <w:r>
+              <w:rPr>
+                <w:b w:val="false"/>
+                <w:bCs w:val="false"/>
+                <w:lang w:val="sr-Latn-RS"/>
+              </w:rPr>
+              <w:t xml:space="preserve"> nalaze na isto</w:t>
+            </w:r>
+            <w:r>
+              <w:rPr>
+                <w:b w:val="false"/>
+                <w:bCs w:val="false"/>
+                <w:lang w:val="sr-Latn-RS"/>
+              </w:rPr>
+              <w:t xml:space="preserve">m </w:t>
+            </w:r>
+            <w:r>
+              <w:rPr>
+                <w:b w:val="false"/>
+                <w:bCs w:val="false"/>
+                <w:lang w:val="sr-Latn-RS"/>
+              </w:rPr>
+              <w:t xml:space="preserve">PCB-u, moraju biti smešteni u </w:t>
+            </w:r>
+            <w:r>
+              <w:rPr>
+                <w:rStyle w:val="Strong"/>
+                <w:b w:val="false"/>
+                <w:bCs w:val="false"/>
+                <w:lang w:val="sr-Latn-RS"/>
+              </w:rPr>
+              <w:t>odvojene i jasno definisane oblasti ploče</w:t>
+            </w:r>
+            <w:r>
+              <w:rPr>
+                <w:b w:val="false"/>
+                <w:bCs w:val="false"/>
+                <w:lang w:val="sr-Latn-RS"/>
+              </w:rPr>
+              <w:t xml:space="preserve">, pri čemu moraju biti ispunjeni zahtevi za rastojanja navedeni </w:t>
+            </w:r>
+            <w:r>
+              <w:rPr>
+                <w:b w:val="false"/>
+                <w:bCs w:val="false"/>
+                <w:lang w:val="sr-Latn-RS"/>
+              </w:rPr>
+              <w:t>u nastavku teksta ovog pravila</w:t>
+            </w:r>
+            <w:r>
+              <w:rPr>
+                <w:b w:val="false"/>
+                <w:bCs w:val="false"/>
+                <w:lang w:val="sr-Latn-RS"/>
+              </w:rPr>
+              <w:t>.</w:t>
+            </w:r>
+            <w:r>
+              <w:rPr>
+                <w:b/>
+                <w:bCs/>
+                <w:lang w:val="sr-Latn-RS"/>
+              </w:rPr>
+              <w:t xml:space="preserve"> </w:t>
+            </w:r>
+            <w:r>
+              <w:rPr>
+                <w:b w:val="false"/>
+                <w:bCs w:val="false"/>
+                <w:lang w:val="sr-Latn-RS"/>
+              </w:rPr>
+              <w:t xml:space="preserve">Svaka oblast mora biti jasno označena oznakom </w:t>
+            </w:r>
+            <w:r>
+              <w:rPr>
+                <w:rStyle w:val="Strong"/>
+                <w:b w:val="false"/>
+                <w:bCs w:val="false"/>
+                <w:lang w:val="sr-Latn-RS"/>
+              </w:rPr>
+              <w:t>„TS“</w:t>
+            </w:r>
+            <w:r>
+              <w:rPr>
+                <w:b w:val="false"/>
+                <w:bCs w:val="false"/>
+                <w:lang w:val="sr-Latn-RS"/>
+              </w:rPr>
+              <w:t xml:space="preserve"> ili </w:t>
+            </w:r>
+            <w:r>
+              <w:rPr>
+                <w:rStyle w:val="Strong"/>
+                <w:b w:val="false"/>
+                <w:bCs w:val="false"/>
+                <w:lang w:val="sr-Latn-RS"/>
+              </w:rPr>
+              <w:t>„LV“</w:t>
+            </w:r>
+            <w:r>
+              <w:rPr>
+                <w:b w:val="false"/>
+                <w:bCs w:val="false"/>
+                <w:lang w:val="sr-Latn-RS"/>
+              </w:rPr>
+              <w:t xml:space="preserve">, a granice oblasti koje su relevantne za propisana rastojanja moraju biti vidljivo obeležene. </w:t>
+            </w:r>
+            <w:r>
+              <w:rPr>
+                <w:b w:val="false"/>
+                <w:bCs w:val="false"/>
+              </w:rPr>
+              <w:t>Žlebovi (</w:t>
+            </w:r>
+            <w:r>
+              <w:rPr>
+                <w:rStyle w:val="Emphasis"/>
+                <w:b w:val="false"/>
+                <w:bCs w:val="false"/>
+              </w:rPr>
+              <w:t>grooves</w:t>
+            </w:r>
+            <w:r>
+              <w:rPr>
+                <w:b w:val="false"/>
+                <w:bCs w:val="false"/>
+              </w:rPr>
+              <w:t>) i prorezi (</w:t>
+            </w:r>
+            <w:r>
+              <w:rPr>
+                <w:rStyle w:val="Emphasis"/>
+                <w:b w:val="false"/>
+                <w:bCs w:val="false"/>
+              </w:rPr>
+              <w:t>cut-outs</w:t>
+            </w:r>
+            <w:r>
+              <w:rPr>
+                <w:b w:val="false"/>
+                <w:bCs w:val="false"/>
+              </w:rPr>
+              <w:t xml:space="preserve">) moraju imati minimalnu širinu od </w:t>
+            </w:r>
+            <w:r>
+              <w:rPr>
+                <w:rStyle w:val="Strong"/>
+                <w:b w:val="false"/>
+                <w:bCs w:val="false"/>
+              </w:rPr>
+              <w:t>1,5 mm</w:t>
+            </w:r>
+            <w:r>
+              <w:rPr>
+                <w:b w:val="false"/>
+                <w:bCs w:val="false"/>
+              </w:rPr>
+              <w:t xml:space="preserve"> da bi uticali na </w:t>
+            </w:r>
+            <w:r>
+              <w:rPr>
+                <w:rStyle w:val="Strong"/>
+                <w:b w:val="false"/>
+                <w:bCs w:val="false"/>
+              </w:rPr>
+              <w:t>puznu stazu (creepage path)</w:t>
+            </w:r>
+            <w:r>
+              <w:rPr>
+                <w:b w:val="false"/>
+                <w:bCs w:val="false"/>
+              </w:rPr>
+              <w:t xml:space="preserve">. Pojam </w:t>
+            </w:r>
+            <w:r>
+              <w:rPr>
+                <w:rStyle w:val="Strong"/>
+                <w:b w:val="false"/>
+                <w:bCs w:val="false"/>
+              </w:rPr>
+              <w:t>konformni premaz (conformal coating)</w:t>
+            </w:r>
+            <w:r>
+              <w:rPr>
+                <w:b w:val="false"/>
+                <w:bCs w:val="false"/>
+              </w:rPr>
+              <w:t xml:space="preserve"> odnosi se na izolacioni zaštitni sloj nanet na PCB. </w:t>
+            </w:r>
+            <w:r>
+              <w:rPr>
+                <w:rStyle w:val="Strong"/>
+                <w:b w:val="false"/>
+                <w:bCs w:val="false"/>
+              </w:rPr>
+              <w:t>Lemna maska (solder resist)</w:t>
+            </w:r>
+            <w:r>
+              <w:rPr>
+                <w:b w:val="false"/>
+                <w:bCs w:val="false"/>
+              </w:rPr>
+              <w:t xml:space="preserve"> se ne smatra</w:t>
+            </w:r>
+            <w:r>
+              <w:rPr/>
+              <w:t xml:space="preserve"> konformnim premazom.</w:t>
+            </w:r>
+          </w:p>
+          <w:p>
+            <w:pPr>
+              <w:pStyle w:val="BodyText"/>
+              <w:widowControl/>
+              <w:suppressAutoHyphens w:val="true"/>
+              <w:spacing w:before="0" w:after="0"/>
+              <w:rPr>
+                <w:b/>
+                <w:bCs/>
+                <w:lang w:val="sr-Latn-RS"/>
+              </w:rPr>
+            </w:pPr>
+            <w:r>
+              <w:rPr/>
+            </w:r>
+          </w:p>
+          <w:tbl>
+            <w:tblPr>
+              <w:tblW w:w="9094" w:type="dxa"/>
+              <w:jc w:val="left"/>
+              <w:tblInd w:w="0" w:type="dxa"/>
+              <w:tblLayout w:type="fixed"/>
+              <w:tblCellMar>
+                <w:top w:w="0" w:type="dxa"/>
+                <w:left w:w="0" w:type="dxa"/>
+                <w:bottom w:w="0" w:type="dxa"/>
+                <w:right w:w="0" w:type="dxa"/>
+              </w:tblCellMar>
+            </w:tblPr>
+            <w:tblGrid>
+              <w:gridCol w:w="3033"/>
+              <w:gridCol w:w="3033"/>
+              <w:gridCol w:w="3028"/>
+            </w:tblGrid>
+            <w:tr>
+              <w:trPr/>
+              <w:tc>
+                <w:tcPr>
+                  <w:tcW w:w="3033" w:type="dxa"/>
+                  <w:tcBorders/>
+                </w:tcPr>
+                <w:p>
+                  <w:pPr>
+                    <w:pStyle w:val="TableContents"/>
+                    <w:spacing w:before="0" w:after="160"/>
+                    <w:jc w:val="center"/>
+                    <w:rPr/>
+                  </w:pPr>
+                  <w:r>
+                    <w:rPr/>
+                    <w:t>Napon TS sistema</w:t>
+                  </w:r>
+                </w:p>
+              </w:tc>
+              <w:tc>
+                <w:tcPr>
+                  <w:tcW w:w="3033" w:type="dxa"/>
+                  <w:tcBorders/>
+                </w:tcPr>
+                <w:p>
+                  <w:pPr>
+                    <w:pStyle w:val="TableContents"/>
+                    <w:spacing w:before="0" w:after="160"/>
+                    <w:jc w:val="center"/>
+                    <w:rPr/>
+                  </w:pPr>
+                  <w:r>
+                    <w:rPr/>
+                    <w:t>Clearance distance</w:t>
+                  </w:r>
+                </w:p>
+              </w:tc>
+              <w:tc>
+                <w:tcPr>
+                  <w:tcW w:w="3028" w:type="dxa"/>
+                  <w:tcBorders/>
+                </w:tcPr>
+                <w:p>
+                  <w:pPr>
+                    <w:pStyle w:val="TableContents"/>
+                    <w:spacing w:before="0" w:after="160"/>
+                    <w:jc w:val="center"/>
+                    <w:rPr/>
+                  </w:pPr>
+                  <w:r>
+                    <w:rPr/>
+                    <w:t>Crepepage distance</w:t>
+                  </w:r>
+                </w:p>
+              </w:tc>
+            </w:tr>
+            <w:tr>
+              <w:trPr/>
+              <w:tc>
+                <w:tcPr>
+                  <w:tcW w:w="3033" w:type="dxa"/>
+                  <w:tcBorders/>
+                </w:tcPr>
+                <w:p>
+                  <w:pPr>
+                    <w:pStyle w:val="TableContents"/>
+                    <w:spacing w:before="0" w:after="160"/>
+                    <w:jc w:val="center"/>
+                    <w:rPr/>
+                  </w:pPr>
+                  <w:r>
+                    <w:rPr/>
+                    <w:t>0-50 VDC</w:t>
+                  </w:r>
+                </w:p>
+              </w:tc>
+              <w:tc>
+                <w:tcPr>
+                  <w:tcW w:w="3033" w:type="dxa"/>
+                  <w:tcBorders/>
+                </w:tcPr>
+                <w:p>
+                  <w:pPr>
+                    <w:pStyle w:val="TableContents"/>
+                    <w:spacing w:before="0" w:after="160"/>
+                    <w:jc w:val="center"/>
+                    <w:rPr/>
+                  </w:pPr>
+                  <w:r>
+                    <w:rPr/>
+                    <w:t>1.0 mm</w:t>
+                  </w:r>
+                </w:p>
+              </w:tc>
+              <w:tc>
+                <w:tcPr>
+                  <w:tcW w:w="3028" w:type="dxa"/>
+                  <w:tcBorders/>
+                </w:tcPr>
+                <w:p>
+                  <w:pPr>
+                    <w:pStyle w:val="TableContents"/>
+                    <w:spacing w:before="0" w:after="160"/>
+                    <w:jc w:val="center"/>
+                    <w:rPr/>
+                  </w:pPr>
+                  <w:r>
+                    <w:rPr/>
+                    <w:t>1.0 mm</w:t>
+                  </w:r>
+                </w:p>
+              </w:tc>
+            </w:tr>
+            <w:tr>
+              <w:trPr/>
+              <w:tc>
+                <w:tcPr>
+                  <w:tcW w:w="3033" w:type="dxa"/>
+                  <w:tcBorders/>
+                </w:tcPr>
+                <w:p>
+                  <w:pPr>
+                    <w:pStyle w:val="TableContents"/>
+                    <w:spacing w:before="0" w:after="160"/>
+                    <w:jc w:val="center"/>
+                    <w:rPr/>
+                  </w:pPr>
+                  <w:r>
+                    <w:rPr/>
+                    <w:t>50-150 VDC</w:t>
+                  </w:r>
+                </w:p>
+              </w:tc>
+              <w:tc>
+                <w:tcPr>
+                  <w:tcW w:w="3033" w:type="dxa"/>
+                  <w:tcBorders/>
+                </w:tcPr>
+                <w:p>
+                  <w:pPr>
+                    <w:pStyle w:val="TableContents"/>
+                    <w:spacing w:before="0" w:after="160"/>
+                    <w:jc w:val="center"/>
+                    <w:rPr/>
+                  </w:pPr>
+                  <w:r>
+                    <w:rPr/>
+                    <w:t>1.0 mm</w:t>
+                  </w:r>
+                </w:p>
+              </w:tc>
+              <w:tc>
+                <w:tcPr>
+                  <w:tcW w:w="3028" w:type="dxa"/>
+                  <w:tcBorders/>
+                </w:tcPr>
+                <w:p>
+                  <w:pPr>
+                    <w:pStyle w:val="TableContents"/>
+                    <w:spacing w:before="0" w:after="160"/>
+                    <w:jc w:val="center"/>
+                    <w:rPr/>
+                  </w:pPr>
+                  <w:r>
+                    <w:rPr/>
+                    <w:t>4.0 mm</w:t>
+                  </w:r>
+                </w:p>
+              </w:tc>
+            </w:tr>
+            <w:tr>
+              <w:trPr/>
+              <w:tc>
+                <w:tcPr>
+                  <w:tcW w:w="3033" w:type="dxa"/>
+                  <w:tcBorders/>
+                </w:tcPr>
+                <w:p>
+                  <w:pPr>
+                    <w:pStyle w:val="TableContents"/>
+                    <w:spacing w:before="0" w:after="160"/>
+                    <w:jc w:val="center"/>
+                    <w:rPr/>
+                  </w:pPr>
+                  <w:r>
+                    <w:rPr/>
+                    <w:t>150-300 VDC</w:t>
+                  </w:r>
+                </w:p>
+              </w:tc>
+              <w:tc>
+                <w:tcPr>
+                  <w:tcW w:w="3033" w:type="dxa"/>
+                  <w:tcBorders/>
+                </w:tcPr>
+                <w:p>
+                  <w:pPr>
+                    <w:pStyle w:val="TableContents"/>
+                    <w:spacing w:before="0" w:after="160"/>
+                    <w:jc w:val="center"/>
+                    <w:rPr/>
+                  </w:pPr>
+                  <w:r>
+                    <w:rPr/>
+                    <w:t>1.5 mm</w:t>
+                  </w:r>
+                </w:p>
+              </w:tc>
+              <w:tc>
+                <w:tcPr>
+                  <w:tcW w:w="3028" w:type="dxa"/>
+                  <w:tcBorders/>
+                </w:tcPr>
+                <w:p>
+                  <w:pPr>
+                    <w:pStyle w:val="TableContents"/>
+                    <w:spacing w:before="0" w:after="160"/>
+                    <w:jc w:val="center"/>
+                    <w:rPr/>
+                  </w:pPr>
+                  <w:r>
+                    <w:rPr/>
+                    <w:t>10.0 mm</w:t>
+                  </w:r>
+                </w:p>
+              </w:tc>
+            </w:tr>
+            <w:tr>
+              <w:trPr/>
+              <w:tc>
+                <w:tcPr>
+                  <w:tcW w:w="3033" w:type="dxa"/>
+                  <w:tcBorders/>
+                </w:tcPr>
+                <w:p>
+                  <w:pPr>
+                    <w:pStyle w:val="TableContents"/>
+                    <w:spacing w:before="0" w:after="160"/>
+                    <w:jc w:val="center"/>
+                    <w:rPr/>
+                  </w:pPr>
+                  <w:r>
+                    <w:rPr/>
+                    <w:t>300-600VDC</w:t>
+                  </w:r>
+                </w:p>
+              </w:tc>
+              <w:tc>
+                <w:tcPr>
+                  <w:tcW w:w="3033" w:type="dxa"/>
+                  <w:tcBorders/>
+                </w:tcPr>
+                <w:p>
+                  <w:pPr>
+                    <w:pStyle w:val="TableContents"/>
+                    <w:spacing w:before="0" w:after="160"/>
+                    <w:jc w:val="center"/>
+                    <w:rPr/>
+                  </w:pPr>
+                  <w:r>
+                    <w:rPr/>
+                    <w:t>3.0 mm</w:t>
+                  </w:r>
+                </w:p>
+              </w:tc>
+              <w:tc>
+                <w:tcPr>
+                  <w:tcW w:w="3028" w:type="dxa"/>
+                  <w:tcBorders/>
+                </w:tcPr>
+                <w:p>
+                  <w:pPr>
+                    <w:pStyle w:val="TableContents"/>
+                    <w:spacing w:before="0" w:after="160"/>
+                    <w:jc w:val="center"/>
+                    <w:rPr/>
+                  </w:pPr>
+                  <w:r>
+                    <w:rPr/>
+                    <w:t>20.0 mm</w:t>
+                  </w:r>
+                </w:p>
+              </w:tc>
+            </w:tr>
+          </w:tbl>
+          <w:p>
+            <w:pPr>
+              <w:pStyle w:val="Normal"/>
+              <w:widowControl/>
+              <w:suppressAutoHyphens w:val="true"/>
+              <w:spacing w:before="0" w:after="0"/>
+              <w:rPr>
+                <w:b/>
+                <w:bCs/>
+                <w:lang w:val="sr-Latn-RS"/>
+              </w:rPr>
+            </w:pPr>
+            <w:r>
+              <w:rPr/>
+              <w:br/>
+            </w:r>
+          </w:p>
+        </w:tc>
+      </w:tr>
+      <w:tr>
+        <w:trPr/>
+        <w:tc>
+          <w:tcPr>
+            <w:tcW w:w="1129" w:type="dxa"/>
+            <w:tcBorders>
+              <w:top w:val="nil"/>
+            </w:tcBorders>
+          </w:tcPr>
+          <w:p>
+            <w:pPr>
+              <w:pStyle w:val="Normal"/>
+              <w:widowControl/>
+              <w:suppressAutoHyphens w:val="true"/>
+              <w:spacing w:before="0" w:after="0"/>
+              <w:rPr>
+                <w:b/>
+                <w:bCs/>
+                <w:lang w:val="sr-Latn-RS"/>
+              </w:rPr>
+            </w:pPr>
+            <w:r>
+              <w:rPr>
+                <w:b/>
+                <w:bCs/>
+                <w:lang w:val="sr-Latn-RS"/>
+              </w:rPr>
+            </w:r>
+          </w:p>
+          <w:p>
+            <w:pPr>
+              <w:pStyle w:val="Normal"/>
+              <w:widowControl/>
+              <w:suppressAutoHyphens w:val="true"/>
+              <w:spacing w:before="0" w:after="0"/>
+              <w:rPr>
                 <w:lang w:val="sr-Latn-RS"/>
               </w:rPr>
             </w:pPr>
@@ -1822,40 +2691,22 @@
                 <w:szCs w:val="24"/>
                 <w:lang w:val="sr-Latn-RS" w:eastAsia="en-US" w:bidi="ar-SA"/>
               </w:rPr>
-            </w:r>
-          </w:p>
-          <w:p>
-            <w:pPr>
-              <w:pStyle w:val="Normal"/>
-              <w:widowControl/>
-              <w:spacing w:before="0" w:after="0"/>
-              <w:rPr>
-                <w:lang w:val="sr-Latn-RS"/>
-              </w:rPr>
-            </w:pPr>
-            <w:r>
-              <w:rPr>
-                <w:rFonts w:eastAsia="Aptos" w:cs="Arial"/>
-                <w:b/>
-                <w:bCs/>
-                <w:kern w:val="2"/>
-                <w:sz w:val="24"/>
-                <w:szCs w:val="24"/>
-                <w:lang w:val="sr-Latn-RS" w:eastAsia="en-US" w:bidi="ar-SA"/>
-              </w:rPr>
               <w:t>EV5.8.3</w:t>
             </w:r>
           </w:p>
         </w:tc>
         <w:tc>
           <w:tcPr>
-            <w:tcW w:w="9326" w:type="dxa"/>
-            <w:tcBorders/>
+            <w:tcW w:w="9315" w:type="dxa"/>
+            <w:tcBorders>
+              <w:top w:val="nil"/>
+            </w:tcBorders>
           </w:tcPr>
           <w:p>
             <w:pPr>
               <w:pStyle w:val="Normal"/>
               <w:widowControl/>
+              <w:suppressAutoHyphens w:val="true"/>
               <w:spacing w:before="0" w:after="0"/>
               <w:rPr>
                 <w:b/>
@@ -1871,7 +2722,7 @@
                 <w:szCs w:val="24"/>
                 <w:lang w:val="sr-Latn-RS" w:eastAsia="en-US" w:bidi="ar-SA"/>
               </w:rPr>
-              <w:t xml:space="preserve">AMS mora kontinuirano meriti sve napone ćelija, TS struju i temperaturu termički kritičnih ćelija. Za litijumske ćelije mora pratiti temperaturu najmanje 30 % ćelija, ravnomerno raspoređenih u TSAC-u. </w:t>
+              <w:t>AMS mora kontinuirano meriti sve napone ćelija, TS struju i temperaturu termički kritičnih ćelija. Za litijumske ćelije mora pratiti temperaturu najmanje 30 % ćelija, ravnomerno raspoređenih u TSAC-u.</w:t>
             </w:r>
           </w:p>
         </w:tc>
@@ -1887,10 +2738,28 @@
             <w:pPr>
               <w:pStyle w:val="Normal"/>
               <w:widowControl/>
+              <w:suppressAutoHyphens w:val="true"/>
               <w:spacing w:before="0" w:after="0"/>
               <w:rPr>
                 <w:b/>
                 <w:bCs/>
+              </w:rPr>
+            </w:pPr>
+            <w:r>
+              <w:rPr>
+                <w:b/>
+                <w:bCs/>
+              </w:rPr>
+            </w:r>
+          </w:p>
+          <w:p>
+            <w:pPr>
+              <w:pStyle w:val="Normal"/>
+              <w:widowControl/>
+              <w:suppressAutoHyphens w:val="true"/>
+              <w:spacing w:before="0" w:after="0"/>
+              <w:rPr>
+                <w:lang w:val="sr-Latn-RS"/>
               </w:rPr>
             </w:pPr>
             <w:r>
@@ -1903,40 +2772,20 @@
                 <w:szCs w:val="24"/>
                 <w:lang w:val="en-US" w:eastAsia="en-US" w:bidi="ar-SA"/>
               </w:rPr>
-            </w:r>
-          </w:p>
-          <w:p>
-            <w:pPr>
-              <w:pStyle w:val="Normal"/>
-              <w:widowControl/>
-              <w:spacing w:before="0" w:after="0"/>
-              <w:rPr>
-                <w:lang w:val="sr-Latn-RS"/>
-              </w:rPr>
-            </w:pPr>
-            <w:r>
-              <w:rPr>
-                <w:rFonts w:eastAsia="Aptos" w:cs="Arial"/>
-                <w:b/>
-                <w:bCs/>
-                <w:kern w:val="2"/>
-                <w:sz w:val="24"/>
-                <w:szCs w:val="24"/>
-                <w:lang w:val="en-US" w:eastAsia="en-US" w:bidi="ar-SA"/>
-              </w:rPr>
               <w:t>EV5.8.4</w:t>
             </w:r>
           </w:p>
         </w:tc>
         <w:tc>
           <w:tcPr>
-            <w:tcW w:w="9326" w:type="dxa"/>
+            <w:tcW w:w="9315" w:type="dxa"/>
             <w:tcBorders/>
           </w:tcPr>
           <w:p>
             <w:pPr>
               <w:pStyle w:val="Normal"/>
               <w:widowControl/>
+              <w:suppressAutoHyphens w:val="true"/>
               <w:spacing w:before="0" w:after="0"/>
               <w:rPr>
                 <w:lang w:val="sr-Latn-RS"/>
@@ -1950,7 +2799,7 @@
                 <w:szCs w:val="24"/>
                 <w:lang w:val="en-US" w:eastAsia="en-US" w:bidi="ar-SA"/>
               </w:rPr>
-              <w:t xml:space="preserve">Temperatura ćelije mora biti merenа na mestu koje reprezentuje maksimalnu temperaturu ćelije. Korišćeni senzor mora biti u direktnom kontaktu sa električno izloženim delom ćelije ili na udaljenosti manjoj od 10 mm duž puta visokog strujnog toka, udaljen od terminala koji je u direktnom kontaktu sa odgovarajućom sabirnicom. </w:t>
+              <w:t>Temperatura ćelije mora biti merenа na mestu koje reprezentuje maksimalnu temperaturu ćelije. Korišćeni senzor mora biti u direktnom kontaktu sa električno izloženim delom ćelije ili na udaljenosti manjoj od 10 mm duž puta visokog strujnog toka, udaljen od terminala koji je u direktnom kontaktu sa odgovarajućom sabirnicom.</w:t>
             </w:r>
           </w:p>
         </w:tc>
@@ -1966,6 +2815,7 @@
             <w:pPr>
               <w:pStyle w:val="Normal"/>
               <w:widowControl/>
+              <w:suppressAutoHyphens w:val="true"/>
               <w:spacing w:before="0" w:after="0"/>
               <w:rPr>
                 <w:lang w:val="sr-Latn-RS"/>
@@ -1987,13 +2837,14 @@
         </w:tc>
         <w:tc>
           <w:tcPr>
-            <w:tcW w:w="9326" w:type="dxa"/>
+            <w:tcW w:w="9315" w:type="dxa"/>
             <w:tcBorders/>
           </w:tcPr>
           <w:p>
             <w:pPr>
               <w:pStyle w:val="Normal"/>
               <w:widowControl/>
+              <w:suppressAutoHyphens w:val="true"/>
               <w:spacing w:before="0" w:after="0"/>
               <w:rPr>
                 <w:lang w:val="sr-Latn-RS"/>
@@ -2023,6 +2874,7 @@
             <w:pPr>
               <w:pStyle w:val="Normal"/>
               <w:widowControl/>
+              <w:suppressAutoHyphens w:val="true"/>
               <w:spacing w:before="0" w:after="0"/>
               <w:rPr>
                 <w:lang w:val="sr-Latn-RS"/>
@@ -2045,13 +2897,14 @@
         </w:tc>
         <w:tc>
           <w:tcPr>
-            <w:tcW w:w="9326" w:type="dxa"/>
+            <w:tcW w:w="9315" w:type="dxa"/>
             <w:tcBorders/>
           </w:tcPr>
           <w:p>
             <w:pPr>
               <w:pStyle w:val="Normal"/>
               <w:widowControl/>
+              <w:suppressAutoHyphens w:val="true"/>
               <w:spacing w:before="0" w:after="0"/>
               <w:rPr>
                 <w:lang w:val="sr-Latn-RS"/>
@@ -2066,7 +2919,7 @@
                 <w:lang w:val="sr-Latn-RS" w:eastAsia="sr-Latn-RS" w:bidi="ar-SA"/>
                 <w14:ligatures w14:val="none"/>
               </w:rPr>
-              <w:t>BMS mora otvoriti SDC ukoliko kritična vrednost temperature, prema datasheet-u ćelije ili ovim pravilima, traje duže od 1 s za temperaturu Pri tome se mora uzeti u obzir tačnost, šum i brzina uzorkovanja merenja. [1]</w:t>
+              <w:t xml:space="preserve">BMS mora otvoriti SDC ukoliko kritična vrednost temperature, prema datasheet-u ćelije ili ovim pravilima, traje duže od 1 s za temperaturu Pri tome se mora uzeti u obzir tačnost, šum i brzina uzorkovanja merenja. </w:t>
             </w:r>
           </w:p>
         </w:tc>
@@ -2379,59 +3232,7 @@
       <w:pPr>
         <w:pStyle w:val="Normal"/>
         <w:spacing w:beforeAutospacing="1" w:afterAutospacing="1"/>
-        <w:rPr>
-          <w:rFonts w:eastAsia="Times New Roman" w:cs="Times New Roman"/>
-          <w:color w:val="EE0000"/>
-          <w:kern w:val="0"/>
-          <w:lang w:val="sr-Latn-RS" w:eastAsia="sr-Latn-RS"/>
-          <w14:ligatures w14:val="none"/>
-        </w:rPr>
-      </w:pPr>
-      <w:r>
-        <w:rPr>
-          <w:rFonts w:eastAsia="Times New Roman" w:cs="Times New Roman"/>
-          <w:kern w:val="0"/>
-          <w:lang w:val="sr-Latn-RS" w:eastAsia="sr-Latn-RS"/>
-          <w14:ligatures w14:val="none"/>
-        </w:rPr>
-        <w:t xml:space="preserve">Pogledati </w:t>
-      </w:r>
-      <w:r>
-        <w:rPr>
-          <w:rFonts w:eastAsia="Times New Roman" w:cs="Times New Roman"/>
-          <w:i/>
-          <w:iCs/>
-          <w:kern w:val="0"/>
-          <w:lang w:val="sr-Latn-RS" w:eastAsia="sr-Latn-RS"/>
-          <w14:ligatures w14:val="none"/>
-        </w:rPr>
-        <w:t>Ilustraciju 1</w:t>
-      </w:r>
-      <w:r>
-        <w:rPr>
-          <w:rFonts w:eastAsia="Times New Roman" w:cs="Times New Roman"/>
-          <w:kern w:val="0"/>
-          <w:lang w:val="sr-Latn-RS" w:eastAsia="sr-Latn-RS"/>
-          <w14:ligatures w14:val="none"/>
-        </w:rPr>
-        <w:t xml:space="preserve"> i </w:t>
-      </w:r>
-      <w:r>
-        <w:rPr>
-          <w:rFonts w:eastAsia="Times New Roman" w:cs="Times New Roman"/>
-          <w:i/>
-          <w:iCs/>
-          <w:kern w:val="0"/>
-          <w:lang w:val="sr-Latn-RS" w:eastAsia="sr-Latn-RS"/>
-          <w14:ligatures w14:val="none"/>
-        </w:rPr>
-        <w:t>Ilustraciju 2.</w:t>
-      </w:r>
-    </w:p>
-    <w:p>
-      <w:pPr>
-        <w:pStyle w:val="Normal"/>
-        <w:spacing w:beforeAutospacing="1" w:afterAutospacing="1"/>
+        <w:jc w:val="center"/>
         <w:rPr>
           <w:rFonts w:eastAsia="Times New Roman" w:cs="Times New Roman"/>
           <w:color w:val="EE0000"/>
@@ -2479,144 +3280,26 @@
             </a:graphic>
           </wp:inline>
         </w:drawing>
-        <mc:AlternateContent>
-          <mc:Choice Requires="wps">
-            <w:drawing>
-              <wp:anchor behindDoc="0" distT="0" distB="8255" distL="0" distR="129540" simplePos="0" locked="0" layoutInCell="0" allowOverlap="1" relativeHeight="39" wp14:anchorId="07F7EE95">
-                <wp:simplePos x="0" y="0"/>
-                <wp:positionH relativeFrom="margin">
-                  <wp:align>left</wp:align>
-                </wp:positionH>
-                <wp:positionV relativeFrom="paragraph">
-                  <wp:posOffset>2473325</wp:posOffset>
-                </wp:positionV>
-                <wp:extent cx="6576060" cy="130175"/>
-                <wp:effectExtent l="0" t="635" r="0" b="0"/>
-                <wp:wrapTopAndBottom/>
-                <wp:docPr id="7" name="Okvir za tekst 1"/>
-                <a:graphic xmlns:a="http://schemas.openxmlformats.org/drawingml/2006/main">
-                  <a:graphicData uri="http://schemas.microsoft.com/office/word/2010/wordprocessingShape">
-                    <wps:wsp>
-                      <wps:cNvSpPr/>
-                      <wps:spPr>
-                        <a:xfrm>
-                          <a:off x="0" y="0"/>
-                          <a:ext cx="6576120" cy="130320"/>
-                        </a:xfrm>
-                        <a:prstGeom prst="rect">
-                          <a:avLst/>
-                        </a:prstGeom>
-                        <a:noFill/>
-                        <a:ln w="0">
-                          <a:noFill/>
-                        </a:ln>
-                      </wps:spPr>
-                      <wps:style>
-                        <a:lnRef idx="0"/>
-                        <a:fillRef idx="0"/>
-                        <a:effectRef idx="0"/>
-                        <a:fontRef idx="minor"/>
-                      </wps:style>
-                      <wps:txbx>
-                        <w:txbxContent>
-                          <w:p>
-                            <w:pPr>
-                              <w:pStyle w:val="Caption"/>
-                              <w:spacing w:before="0" w:after="200"/>
-                              <w:jc w:val="center"/>
-                              <w:rPr/>
-                            </w:pPr>
-                            <w:r>
-                              <w:rPr/>
-                              <w:t xml:space="preserve">Ilustracija </w:t>
-                            </w:r>
-                            <w:r>
-                              <w:rPr/>
-                              <w:fldChar w:fldCharType="begin"/>
-                            </w:r>
-                            <w:r>
-                              <w:rPr/>
-                              <w:instrText xml:space="preserve"> SEQ Ilustracija \* ARABIC </w:instrText>
-                            </w:r>
-                            <w:r>
-                              <w:rPr/>
-                              <w:fldChar w:fldCharType="separate"/>
-                            </w:r>
-                            <w:r>
-                              <w:rPr/>
-                              <w:t>1</w:t>
-                            </w:r>
-                            <w:r>
-                              <w:rPr/>
-                              <w:fldChar w:fldCharType="end"/>
-                            </w:r>
-                            <w:r>
-                              <w:rPr/>
-                              <w:t xml:space="preserve"> Blok dijagram sistema</w:t>
-                            </w:r>
-                          </w:p>
-                        </w:txbxContent>
-                      </wps:txbx>
-                      <wps:bodyPr lIns="0" rIns="0" tIns="0" bIns="0" anchor="t">
-                        <a:prstTxWarp prst="textNoShape"/>
-                        <a:spAutoFit/>
-                      </wps:bodyPr>
-                    </wps:wsp>
-                  </a:graphicData>
-                </a:graphic>
-              </wp:anchor>
-            </w:drawing>
-          </mc:Choice>
-          <mc:Fallback>
-            <w:pict>
-              <v:rect id="shape_0" ID="Okvir za tekst 1" path="m0,0l-2147483645,0l-2147483645,-2147483646l0,-2147483646xe" stroked="f" o:allowincell="f" style="position:absolute;margin-left:0pt;margin-top:194.75pt;width:517.75pt;height:10.2pt;mso-wrap-style:square;v-text-anchor:top;mso-position-horizontal:left;mso-position-horizontal-relative:margin" wp14:anchorId="07F7EE95">
-                <v:fill o:detectmouseclick="t" on="false"/>
-                <v:stroke color="#3465a4" joinstyle="round" endcap="flat"/>
-                <v:textbox>
-                  <w:txbxContent>
-                    <w:p>
-                      <w:pPr>
-                        <w:pStyle w:val="Caption"/>
-                        <w:spacing w:before="0" w:after="200"/>
-                        <w:jc w:val="center"/>
-                        <w:rPr/>
-                      </w:pPr>
-                      <w:r>
-                        <w:rPr/>
-                        <w:t xml:space="preserve">Ilustracija </w:t>
-                      </w:r>
-                      <w:r>
-                        <w:rPr/>
-                        <w:fldChar w:fldCharType="begin"/>
-                      </w:r>
-                      <w:r>
-                        <w:rPr/>
-                        <w:instrText xml:space="preserve"> SEQ Ilustracija \* ARABIC </w:instrText>
-                      </w:r>
-                      <w:r>
-                        <w:rPr/>
-                        <w:fldChar w:fldCharType="separate"/>
-                      </w:r>
-                      <w:r>
-                        <w:rPr/>
-                        <w:t>1</w:t>
-                      </w:r>
-                      <w:r>
-                        <w:rPr/>
-                        <w:fldChar w:fldCharType="end"/>
-                      </w:r>
-                      <w:r>
-                        <w:rPr/>
-                        <w:t xml:space="preserve"> Blok dijagram sistema</w:t>
-                      </w:r>
-                    </w:p>
-                  </w:txbxContent>
-                </v:textbox>
-                <w10:wrap type="topAndBottom"/>
-              </v:rect>
-            </w:pict>
-          </mc:Fallback>
-        </mc:AlternateContent>
+      </w:r>
+      <w:r>
+        <w:rPr>
+          <w:rFonts w:eastAsia="Times New Roman" w:cs="Times New Roman"/>
+          <w:color w:val="EE0000"/>
+          <w:kern w:val="0"/>
+          <w:lang w:val="sr-Latn-RS" w:eastAsia="sr-Latn-RS"/>
+          <w14:ligatures w14:val="none"/>
+        </w:rPr>
+        <w:br/>
+      </w:r>
+      <w:r>
+        <w:rPr>
+          <w:rFonts w:eastAsia="Times New Roman" w:cs="Times New Roman"/>
+          <w:color w:val="000000"/>
+          <w:kern w:val="0"/>
+          <w:lang w:val="sr-Latn-RS" w:eastAsia="sr-Latn-RS"/>
+          <w14:ligatures w14:val="none"/>
+        </w:rPr>
+        <w:t>Slika 2.1 Blok dijagram pločice</w:t>
       </w:r>
     </w:p>
     <w:p>
@@ -2632,7 +3315,7 @@
           <wp:inline distT="0" distB="0" distL="0" distR="0">
             <wp:extent cx="3639185" cy="1421765"/>
             <wp:effectExtent l="0" t="0" r="0" b="0"/>
-            <wp:docPr id="8" name="Image3" descr=""/>
+            <wp:docPr id="7" name="Image3" descr=""/>
             <wp:cNvGraphicFramePr>
               <a:graphicFrameLocks xmlns:a="http://schemas.openxmlformats.org/drawingml/2006/main" noChangeAspect="1"/>
             </wp:cNvGraphicFramePr>
@@ -2640,7 +3323,7 @@
               <a:graphicData uri="http://schemas.openxmlformats.org/drawingml/2006/picture">
                 <pic:pic xmlns:pic="http://schemas.openxmlformats.org/drawingml/2006/picture">
                   <pic:nvPicPr>
-                    <pic:cNvPr id="8" name="Image3" descr=""/>
+                    <pic:cNvPr id="7" name="Image3" descr=""/>
                     <pic:cNvPicPr>
                       <a:picLocks noChangeAspect="1" noChangeArrowheads="1"/>
                     </pic:cNvPicPr>
@@ -2666,40 +3349,29 @@
           </wp:inline>
         </w:drawing>
       </w:r>
-    </w:p>
-    <w:p>
-      <w:pPr>
-        <w:pStyle w:val="Caption"/>
-        <w:jc w:val="center"/>
+      <w:r>
+        <w:rPr>
+          <w:rFonts w:eastAsia="Times New Roman" w:cs="Times New Roman"/>
+          <w:color w:val="EE0000"/>
+          <w:kern w:val="0"/>
+          <w:lang w:val="sr-Latn-RS" w:eastAsia="sr-Latn-RS"/>
+          <w14:ligatures w14:val="none"/>
+        </w:rPr>
+        <w:br/>
+      </w:r>
+      <w:r>
+        <w:rPr>
+          <w:rFonts w:eastAsia="Times New Roman" w:cs="Times New Roman"/>
+          <w:color w:val="000000"/>
+          <w:kern w:val="0"/>
+          <w:lang w:val="sr-Latn-RS" w:eastAsia="sr-Latn-RS"/>
+          <w14:ligatures w14:val="none"/>
+        </w:rPr>
+        <w:t>Slika 2.2 Blok dijagram kompletnog sistema</w:t>
+      </w:r>
+      <w:r>
         <w:rPr/>
-      </w:pPr>
-      <w:r>
-        <w:rPr/>
-        <w:t xml:space="preserve">Ilustracija </w:t>
-      </w:r>
-      <w:r>
-        <w:rPr/>
-        <w:fldChar w:fldCharType="begin"/>
-      </w:r>
-      <w:r>
-        <w:rPr/>
-        <w:instrText xml:space="preserve"> SEQ Ilustracija \* ARABIC </w:instrText>
-      </w:r>
-      <w:r>
-        <w:rPr/>
-        <w:fldChar w:fldCharType="separate"/>
-      </w:r>
-      <w:r>
-        <w:rPr/>
-        <w:t>2</w:t>
-      </w:r>
-      <w:r>
-        <w:rPr/>
-        <w:fldChar w:fldCharType="end"/>
-      </w:r>
-      <w:r>
-        <w:rPr/>
-        <w:t xml:space="preserve"> Blok dijagram CAN magistrale</w:t>
+        <w:t xml:space="preserve"> </w:t>
       </w:r>
     </w:p>
     <w:p>
@@ -2860,87 +3532,8 @@
           <w:lang w:val="sr-Latn-RS" w:eastAsia="sr-Latn-RS"/>
           <w14:ligatures w14:val="none"/>
         </w:rPr>
-        <w:t>Napajanje</w:t>
-      </w:r>
-    </w:p>
-    <w:p>
-      <w:pPr>
-        <w:pStyle w:val="ListParagraph"/>
-        <w:numPr>
-          <w:ilvl w:val="0"/>
-          <w:numId w:val="23"/>
-        </w:numPr>
-        <w:rPr>
-          <w:rFonts w:eastAsia="Times New Roman" w:cs="Times New Roman"/>
-          <w:kern w:val="0"/>
-          <w:lang w:val="sr-Latn-RS" w:eastAsia="sr-Latn-RS"/>
-          <w14:ligatures w14:val="none"/>
-        </w:rPr>
-      </w:pPr>
-      <w:r>
-        <w:rPr>
-          <w:rFonts w:eastAsia="Times New Roman" w:cs="Times New Roman"/>
-          <w:kern w:val="0"/>
-          <w:lang w:val="sr-Latn-RS" w:eastAsia="sr-Latn-RS"/>
-          <w14:ligatures w14:val="none"/>
-        </w:rPr>
-        <w:t xml:space="preserve">ADC i strana isoSPI-ja okrenuta ka ADC-u napajaju se preko LDO regulatora, koji spušta napon sa 12 V (sa LV baterije) na 5 V, i izolovanog DC/DC, sa kojeg se dobija izolovanih 3.3 V. </w:t>
-      </w:r>
-    </w:p>
-    <w:p>
-      <w:pPr>
-        <w:pStyle w:val="ListParagraph"/>
-        <w:numPr>
-          <w:ilvl w:val="0"/>
-          <w:numId w:val="23"/>
-        </w:numPr>
-        <w:rPr>
-          <w:rFonts w:eastAsia="Times New Roman" w:cs="Times New Roman"/>
-          <w:kern w:val="0"/>
-          <w:lang w:val="sr-Latn-RS" w:eastAsia="sr-Latn-RS"/>
-          <w14:ligatures w14:val="none"/>
-        </w:rPr>
-      </w:pPr>
-      <w:r>
-        <w:rPr>
-          <w:rFonts w:eastAsia="Times New Roman" w:cs="Times New Roman"/>
-          <w:kern w:val="0"/>
-          <w:lang w:val="sr-Latn-RS" w:eastAsia="sr-Latn-RS"/>
-          <w14:ligatures w14:val="none"/>
-        </w:rPr>
-        <w:t xml:space="preserve">MCU, CAN transiver i druga strana isoSPI-ja napajaju preko LDO regulatora sa 12 V (sa LV baterije) na 3.3v. </w:t>
-      </w:r>
-    </w:p>
-    <w:p>
-      <w:pPr>
-        <w:pStyle w:val="Normal"/>
-        <w:rPr>
-          <w:rFonts w:eastAsia="Times New Roman" w:cs="Times New Roman"/>
-          <w:kern w:val="0"/>
-          <w:lang w:val="sr-Latn-RS" w:eastAsia="sr-Latn-RS"/>
-          <w14:ligatures w14:val="none"/>
-        </w:rPr>
-      </w:pPr>
-      <w:r>
-        <w:rPr>
-          <w:rFonts w:eastAsia="Times New Roman" w:cs="Times New Roman"/>
-          <w:kern w:val="0"/>
-          <w:lang w:val="sr-Latn-RS" w:eastAsia="sr-Latn-RS"/>
-          <w14:ligatures w14:val="none"/>
-        </w:rPr>
-        <w:t>Time je digitalni deo potpuno izolovan od HV baterije i samog ADC-a, čime se obezbeđuju bezbednost i stabilnost napajanja.</w:t>
-      </w:r>
-    </w:p>
-    <w:p>
-      <w:pPr>
-        <w:pStyle w:val="Normal"/>
-        <w:rPr>
-          <w:rFonts w:eastAsia="Times New Roman" w:cs="Times New Roman"/>
-          <w:kern w:val="0"/>
-          <w:lang w:val="sr-Latn-RS" w:eastAsia="sr-Latn-RS"/>
-          <w14:ligatures w14:val="none"/>
-        </w:rPr>
-      </w:pPr>
+        <w:t xml:space="preserve">Napajanje </w:t>
+      </w:r>
       <w:r>
         <w:rPr>
           <w:rFonts w:eastAsia="Times New Roman" w:cs="Times New Roman"/>
@@ -2950,7 +3543,7 @@
           <w:lang w:val="sr-Latn-RS" w:eastAsia="sr-Latn-RS"/>
           <w14:ligatures w14:val="none"/>
         </w:rPr>
-        <w:t>Izolacija</w:t>
+        <w:t>i izolacija</w:t>
       </w:r>
     </w:p>
     <w:p>
@@ -2970,7 +3563,7 @@
           <w:lang w:val="sr-Latn-RS" w:eastAsia="sr-Latn-RS"/>
           <w14:ligatures w14:val="none"/>
         </w:rPr>
-        <w:t>Senzor temperature je direktno povezan sa ćelijama baterijskog segmenta, a LV baterija je izolovana od ADC-a preko DC/DC konvertora, što sprečava da napon sa LV strane utiče na merni deo. MCU prima podatke preko isoSPI, formira CAN poruke i šalje ih kroz CAN transiver do Orion 2 BMS-a, omogućavajući pouzdan prenos informacija sa svih sedam temperaturnih tačaka.</w:t>
+        <w:t>ADC i senzori temperature nalaze se na strani koja je električno povezana sa baterijskim (HV) segmentom. Zbog toga se njihovo napajanje realizuje pomoću linearnog regulatora koji obara napon sa 12 V na 5 V, nakon čega izolovani DC/DC konvertor generiše izolovan napon od 3,3 V. Na taj način ostvaruje se galvanska izolacija između mernog dela sistema i ostatka elektronike.</w:t>
       </w:r>
     </w:p>
     <w:p>
@@ -2990,7 +3583,170 @@
           <w:lang w:val="sr-Latn-RS" w:eastAsia="sr-Latn-RS"/>
           <w14:ligatures w14:val="none"/>
         </w:rPr>
-        <w:t>Dakle, senzor je izolovan od LV baterije izolovanim DC/DC napajanjem za ADC, a od digitalnog dela sistema je izolovan isoSPI modulom.</w:t>
+        <w:t xml:space="preserve">Mikrokontroler, CAN transiver i Orion 2 BMS nalaze se na </w:t>
+      </w:r>
+      <w:r>
+        <w:rPr>
+          <w:rStyle w:val="Strong"/>
+          <w:rFonts w:eastAsia="Times New Roman" w:cs="Times New Roman"/>
+          <w:b w:val="false"/>
+          <w:bCs w:val="false"/>
+          <w:kern w:val="0"/>
+          <w:lang w:val="sr-Latn-RS" w:eastAsia="sr-Latn-RS"/>
+          <w14:ligatures w14:val="none"/>
+        </w:rPr>
+        <w:t>LV strani</w:t>
+      </w:r>
+      <w:r>
+        <w:rPr>
+          <w:rFonts w:eastAsia="Times New Roman" w:cs="Times New Roman"/>
+          <w:b w:val="false"/>
+          <w:bCs w:val="false"/>
+          <w:kern w:val="0"/>
+          <w:lang w:val="sr-Latn-RS" w:eastAsia="sr-Latn-RS"/>
+          <w14:ligatures w14:val="none"/>
+        </w:rPr>
+        <w:t xml:space="preserve"> i napajaju</w:t>
+      </w:r>
+      <w:r>
+        <w:rPr>
+          <w:rFonts w:eastAsia="Times New Roman" w:cs="Times New Roman"/>
+          <w:kern w:val="0"/>
+          <w:lang w:val="sr-Latn-RS" w:eastAsia="sr-Latn-RS"/>
+          <w14:ligatures w14:val="none"/>
+        </w:rPr>
+        <w:t xml:space="preserve"> se direktno iz 12 V LV baterije preko LDO regulatora koji obezbeđuje napon od 3,3 V.</w:t>
+      </w:r>
+    </w:p>
+    <w:p>
+      <w:pPr>
+        <w:pStyle w:val="Normal"/>
+        <w:rPr>
+          <w:rFonts w:eastAsia="Times New Roman" w:cs="Times New Roman"/>
+          <w:kern w:val="0"/>
+          <w:lang w:val="sr-Latn-RS" w:eastAsia="sr-Latn-RS"/>
+          <w14:ligatures w14:val="none"/>
+        </w:rPr>
+      </w:pPr>
+      <w:r>
+        <w:rPr>
+          <w:rFonts w:eastAsia="Times New Roman" w:cs="Times New Roman"/>
+          <w:kern w:val="0"/>
+          <w:lang w:val="sr-Latn-RS" w:eastAsia="sr-Latn-RS"/>
+          <w14:ligatures w14:val="none"/>
+        </w:rPr>
+        <w:t xml:space="preserve">Komunikacija između ADC-a i mikrokontrolera ostvaruje se preko </w:t>
+      </w:r>
+      <w:r>
+        <w:rPr>
+          <w:rStyle w:val="Strong"/>
+          <w:rFonts w:eastAsia="Times New Roman" w:cs="Times New Roman"/>
+          <w:b w:val="false"/>
+          <w:bCs w:val="false"/>
+          <w:kern w:val="0"/>
+          <w:lang w:val="sr-Latn-RS" w:eastAsia="sr-Latn-RS"/>
+          <w14:ligatures w14:val="none"/>
+        </w:rPr>
+        <w:t>izolovanog SPI interfejsa (isoSPI)</w:t>
+      </w:r>
+      <w:r>
+        <w:rPr>
+          <w:rFonts w:eastAsia="Times New Roman" w:cs="Times New Roman"/>
+          <w:b w:val="false"/>
+          <w:bCs w:val="false"/>
+          <w:kern w:val="0"/>
+          <w:lang w:val="sr-Latn-RS" w:eastAsia="sr-Latn-RS"/>
+          <w14:ligatures w14:val="none"/>
+        </w:rPr>
+        <w:t>,</w:t>
+      </w:r>
+      <w:r>
+        <w:rPr>
+          <w:rFonts w:eastAsia="Times New Roman" w:cs="Times New Roman"/>
+          <w:kern w:val="0"/>
+          <w:lang w:val="sr-Latn-RS" w:eastAsia="sr-Latn-RS"/>
+          <w14:ligatures w14:val="none"/>
+        </w:rPr>
+        <w:t xml:space="preserve"> tako da ne postoji direktna električna veza između mernog dela i digitalnog dela sistema.</w:t>
+      </w:r>
+    </w:p>
+    <w:p>
+      <w:pPr>
+        <w:pStyle w:val="BodyText"/>
+        <w:rPr>
+          <w:rFonts w:eastAsia="Times New Roman" w:cs="Times New Roman"/>
+          <w:kern w:val="0"/>
+          <w:lang w:val="sr-Latn-RS" w:eastAsia="sr-Latn-RS"/>
+          <w14:ligatures w14:val="none"/>
+        </w:rPr>
+      </w:pPr>
+      <w:r>
+        <w:rPr>
+          <w:rFonts w:eastAsia="Times New Roman" w:cs="Times New Roman"/>
+          <w:kern w:val="0"/>
+          <w:lang w:val="sr-Latn-RS" w:eastAsia="sr-Latn-RS"/>
+          <w14:ligatures w14:val="none"/>
+        </w:rPr>
+        <w:t>Na ovaj način:</w:t>
+      </w:r>
+    </w:p>
+    <w:p>
+      <w:pPr>
+        <w:pStyle w:val="BodyText"/>
+        <w:numPr>
+          <w:ilvl w:val="0"/>
+          <w:numId w:val="23"/>
+        </w:numPr>
+        <w:tabs>
+          <w:tab w:val="clear" w:pos="720"/>
+          <w:tab w:val="left" w:pos="0" w:leader="none"/>
+        </w:tabs>
+        <w:spacing w:before="0" w:after="0"/>
+        <w:ind w:hanging="283" w:left="709"/>
+        <w:rPr/>
+      </w:pPr>
+      <w:r>
+        <w:rPr/>
+        <w:t xml:space="preserve">senzori i ADC su galvanski odvojeni od LV sistema, </w:t>
+      </w:r>
+    </w:p>
+    <w:p>
+      <w:pPr>
+        <w:pStyle w:val="BodyText"/>
+        <w:numPr>
+          <w:ilvl w:val="0"/>
+          <w:numId w:val="23"/>
+        </w:numPr>
+        <w:tabs>
+          <w:tab w:val="clear" w:pos="720"/>
+          <w:tab w:val="left" w:pos="0" w:leader="none"/>
+        </w:tabs>
+        <w:spacing w:before="0" w:after="0"/>
+        <w:ind w:hanging="283" w:left="709"/>
+        <w:rPr/>
+      </w:pPr>
+      <w:r>
+        <w:rPr/>
+        <w:t xml:space="preserve">mikrokontroler i CAN komunikacija ostaju na bezbednoj LV strani, </w:t>
+      </w:r>
+    </w:p>
+    <w:p>
+      <w:pPr>
+        <w:pStyle w:val="BodyText"/>
+        <w:numPr>
+          <w:ilvl w:val="0"/>
+          <w:numId w:val="23"/>
+        </w:numPr>
+        <w:tabs>
+          <w:tab w:val="clear" w:pos="720"/>
+          <w:tab w:val="left" w:pos="0" w:leader="none"/>
+        </w:tabs>
+        <w:ind w:hanging="283" w:left="709"/>
+        <w:rPr/>
+      </w:pPr>
+      <w:r>
+        <w:rPr/>
+        <w:t>eventualni visoki naponi sa baterijskog segmenta ne mogu da se prenesu na BMS i ostatak elektronike.</w:t>
       </w:r>
     </w:p>
     <w:p>
@@ -3026,6 +3782,48 @@
     <w:p>
       <w:pPr>
         <w:pStyle w:val="Normal"/>
+        <w:numPr>
+          <w:ilvl w:val="0"/>
+          <w:numId w:val="24"/>
+        </w:numPr>
+        <w:rPr>
+          <w:lang w:val="sr-Latn-RS"/>
+        </w:rPr>
+      </w:pPr>
+      <w:r>
+        <w:rPr>
+          <w:lang w:val="sr-Latn-RS"/>
+        </w:rPr>
+        <w:t xml:space="preserve">Inženjeri iz kompanije </w:t>
+      </w:r>
+      <w:r>
+        <w:rPr>
+          <w:i/>
+          <w:iCs/>
+          <w:lang w:val="sr-Latn-RS"/>
+        </w:rPr>
+        <w:t>Typhoon Hil</w:t>
+      </w:r>
+      <w:r>
+        <w:rPr>
+          <w:i w:val="false"/>
+          <w:iCs w:val="false"/>
+          <w:lang w:val="sr-Latn-RS"/>
+        </w:rPr>
+        <w:t xml:space="preserve"> su predložili </w:t>
+      </w:r>
+      <w:r>
+        <w:rPr>
+          <w:i w:val="false"/>
+          <w:iCs w:val="false"/>
+          <w:lang w:val="sr-Latn-RS"/>
+        </w:rPr>
+        <w:t>foxBMS kao alternativu, ali s obzirom na već projektovane sisteme koji su zavisni od BMS-a, ovaj BMS nije razmatran kao opcija za ovu sezonu.</w:t>
+      </w:r>
+    </w:p>
+    <w:p>
+      <w:pPr>
+        <w:pStyle w:val="Normal"/>
         <w:rPr>
           <w:lang w:val="sr-Latn-RS"/>
         </w:rPr>
@@ -3066,8 +3864,8 @@
       </w:r>
       <w:r>
         <w:rPr>
-          <w:b/>
-          <w:bCs/>
+          <w:b w:val="false"/>
+          <w:bCs w:val="false"/>
           <w:lang w:val="sr-Latn-RS"/>
         </w:rPr>
         <w:t>isoSPI varijanta</w:t>
@@ -3077,162 +3875,6 @@
           <w:lang w:val="sr-Latn-RS"/>
         </w:rPr>
         <w:t>, koja pruža dovoljnu izolaciju, pouzdanu komunikaciju i manju složenost sistema.</w:t>
-      </w:r>
-    </w:p>
-    <w:p>
-      <w:pPr>
-        <w:pStyle w:val="Normal"/>
-        <w:rPr>
-          <w:lang w:val="sr-Latn-RS"/>
-        </w:rPr>
-      </w:pPr>
-      <w:r>
-        <w:rPr>
-          <w:lang w:val="sr-Latn-RS"/>
-        </w:rPr>
-      </w:r>
-    </w:p>
-    <w:p>
-      <w:pPr>
-        <w:pStyle w:val="Normal"/>
-        <w:rPr>
-          <w:lang w:val="sr-Latn-RS"/>
-        </w:rPr>
-      </w:pPr>
-      <w:r>
-        <w:rPr>
-          <w:lang w:val="sr-Latn-RS"/>
-        </w:rPr>
-      </w:r>
-    </w:p>
-    <w:p>
-      <w:pPr>
-        <w:pStyle w:val="Normal"/>
-        <w:rPr>
-          <w:lang w:val="sr-Latn-RS"/>
-        </w:rPr>
-      </w:pPr>
-      <w:r>
-        <w:rPr>
-          <w:lang w:val="sr-Latn-RS"/>
-        </w:rPr>
-      </w:r>
-    </w:p>
-    <w:p>
-      <w:pPr>
-        <w:pStyle w:val="Normal"/>
-        <w:rPr>
-          <w:lang w:val="sr-Latn-RS"/>
-        </w:rPr>
-      </w:pPr>
-      <w:r>
-        <w:rPr>
-          <w:lang w:val="sr-Latn-RS"/>
-        </w:rPr>
-      </w:r>
-    </w:p>
-    <w:p>
-      <w:pPr>
-        <w:pStyle w:val="Normal"/>
-        <w:rPr>
-          <w:lang w:val="sr-Latn-RS"/>
-        </w:rPr>
-      </w:pPr>
-      <w:r>
-        <w:rPr>
-          <w:lang w:val="sr-Latn-RS"/>
-        </w:rPr>
-      </w:r>
-    </w:p>
-    <w:p>
-      <w:pPr>
-        <w:pStyle w:val="Normal"/>
-        <w:rPr>
-          <w:lang w:val="sr-Latn-RS"/>
-        </w:rPr>
-      </w:pPr>
-      <w:r>
-        <w:rPr>
-          <w:lang w:val="sr-Latn-RS"/>
-        </w:rPr>
-      </w:r>
-    </w:p>
-    <w:p>
-      <w:pPr>
-        <w:pStyle w:val="Normal"/>
-        <w:rPr>
-          <w:lang w:val="sr-Latn-RS"/>
-        </w:rPr>
-      </w:pPr>
-      <w:r>
-        <w:rPr>
-          <w:lang w:val="sr-Latn-RS"/>
-        </w:rPr>
-      </w:r>
-    </w:p>
-    <w:p>
-      <w:pPr>
-        <w:pStyle w:val="Normal"/>
-        <w:rPr>
-          <w:lang w:val="sr-Latn-RS"/>
-        </w:rPr>
-      </w:pPr>
-      <w:r>
-        <w:rPr>
-          <w:lang w:val="sr-Latn-RS"/>
-        </w:rPr>
-      </w:r>
-    </w:p>
-    <w:p>
-      <w:pPr>
-        <w:pStyle w:val="Normal"/>
-        <w:rPr>
-          <w:lang w:val="sr-Latn-RS"/>
-        </w:rPr>
-      </w:pPr>
-      <w:r>
-        <w:rPr>
-          <w:lang w:val="sr-Latn-RS"/>
-        </w:rPr>
-      </w:r>
-    </w:p>
-    <w:p>
-      <w:pPr>
-        <w:pStyle w:val="Normal"/>
-        <w:rPr>
-          <w:lang w:val="sr-Latn-RS"/>
-        </w:rPr>
-      </w:pPr>
-      <w:r>
-        <w:rPr>
-          <w:lang w:val="sr-Latn-RS"/>
-        </w:rPr>
-      </w:r>
-    </w:p>
-    <w:p>
-      <w:pPr>
-        <w:pStyle w:val="Normal"/>
-        <w:rPr>
-          <w:lang w:val="sr-Latn-RS"/>
-        </w:rPr>
-      </w:pPr>
-      <w:r>
-        <w:rPr>
-          <w:lang w:val="sr-Latn-RS"/>
-        </w:rPr>
-      </w:r>
-    </w:p>
-    <w:p>
-      <w:pPr>
-        <w:pStyle w:val="Normal"/>
-        <w:rPr>
-          <w:lang w:val="sr-Latn-RS"/>
-        </w:rPr>
-      </w:pPr>
-      <w:r>
-        <w:rPr>
-          <w:lang w:val="sr-Latn-RS"/>
-        </w:rPr>
       </w:r>
     </w:p>
     <w:p>
@@ -3523,7 +4165,13 @@
         <w:rPr>
           <w:lang w:val="sr-Latn-RS"/>
         </w:rPr>
-        <w:t>Detalji implementacije</w:t>
+        <w:t>Detalji implementacij</w:t>
+      </w:r>
+      <w:r>
+        <w:rPr>
+          <w:lang w:val="sr-Latn-RS"/>
+        </w:rPr>
+        <w:t>e</w:t>
       </w:r>
     </w:p>
     <w:p>
@@ -4011,6 +4659,7 @@
           <w:ilvl w:val="0"/>
           <w:numId w:val="16"/>
         </w:numPr>
+        <w:jc w:val="left"/>
         <w:rPr>
           <w:lang w:val="en-GB"/>
         </w:rPr>
@@ -4064,6 +4713,7 @@
           <w:ilvl w:val="0"/>
           <w:numId w:val="16"/>
         </w:numPr>
+        <w:jc w:val="left"/>
         <w:rPr>
           <w:lang w:val="en-GB"/>
         </w:rPr>
@@ -4812,39 +5462,11 @@
       </w:r>
       <w:r>
         <w:rPr>
-          <w:i/>
-          <w:iCs/>
-          <w:lang w:val="sr-Latn-RS"/>
-        </w:rPr>
-        <w:t>Ilustraciju 3</w:t>
-      </w:r>
-      <w:r>
-        <w:rPr>
-          <w:lang w:val="sr-Latn-RS"/>
-        </w:rPr>
-        <w:t xml:space="preserve"> i </w:t>
-      </w:r>
-      <w:r>
-        <w:rPr>
-          <w:i/>
-          <w:iCs/>
-          <w:lang w:val="sr-Latn-RS"/>
-        </w:rPr>
-        <w:t>4</w:t>
-      </w:r>
-      <w:r>
-        <w:rPr>
-          <w:lang w:val="sr-Latn-RS"/>
-        </w:rPr>
-        <w:t xml:space="preserve"> u odeljku </w:t>
-      </w:r>
-      <w:r>
-        <w:rPr>
-          <w:i/>
-          <w:iCs/>
-          <w:lang w:val="sr-Latn-RS"/>
-        </w:rPr>
-        <w:t>Prilog</w:t>
+          <w:i w:val="false"/>
+          <w:iCs w:val="false"/>
+          <w:lang w:val="sr-Latn-RS"/>
+        </w:rPr>
+        <w:t>sliku 3.1</w:t>
       </w:r>
       <w:r>
         <w:rPr>
@@ -4863,11 +5485,914 @@
         </w:rPr>
       </w:pPr>
       <w:r>
+        <w:drawing>
+          <wp:anchor behindDoc="0" distT="0" distB="0" distL="0" distR="0" simplePos="0" locked="0" layoutInCell="0" allowOverlap="1" relativeHeight="71">
+            <wp:simplePos x="0" y="0"/>
+            <wp:positionH relativeFrom="column">
+              <wp:align>center</wp:align>
+            </wp:positionH>
+            <wp:positionV relativeFrom="paragraph">
+              <wp:posOffset>635</wp:posOffset>
+            </wp:positionV>
+            <wp:extent cx="4488180" cy="2511425"/>
+            <wp:effectExtent l="0" t="0" r="0" b="0"/>
+            <wp:wrapTopAndBottom/>
+            <wp:docPr id="8" name="Image1" descr=""/>
+            <wp:cNvGraphicFramePr>
+              <a:graphicFrameLocks xmlns:a="http://schemas.openxmlformats.org/drawingml/2006/main" noChangeAspect="1"/>
+            </wp:cNvGraphicFramePr>
+            <a:graphic xmlns:a="http://schemas.openxmlformats.org/drawingml/2006/main">
+              <a:graphicData uri="http://schemas.openxmlformats.org/drawingml/2006/picture">
+                <pic:pic xmlns:pic="http://schemas.openxmlformats.org/drawingml/2006/picture">
+                  <pic:nvPicPr>
+                    <pic:cNvPr id="8" name="Image1" descr=""/>
+                    <pic:cNvPicPr>
+                      <a:picLocks noChangeAspect="1" noChangeArrowheads="1"/>
+                    </pic:cNvPicPr>
+                  </pic:nvPicPr>
+                  <pic:blipFill>
+                    <a:blip r:embed="rId14"/>
+                    <a:stretch>
+                      <a:fillRect/>
+                    </a:stretch>
+                  </pic:blipFill>
+                  <pic:spPr bwMode="auto">
+                    <a:xfrm>
+                      <a:off x="0" y="0"/>
+                      <a:ext cx="4488180" cy="2511425"/>
+                    </a:xfrm>
+                    <a:prstGeom prst="rect">
+                      <a:avLst/>
+                    </a:prstGeom>
+                  </pic:spPr>
+                </pic:pic>
+              </a:graphicData>
+            </a:graphic>
+          </wp:anchor>
+        </w:drawing>
+      </w:r>
+      <w:r>
         <w:rPr/>
+        <w:t xml:space="preserve">Slika 3.1 </w:t>
+      </w:r>
+      <w:r>
+        <w:rPr>
+          <w:i/>
+          <w:iCs/>
+        </w:rPr>
+        <w:t xml:space="preserve">Enepaq </w:t>
+      </w:r>
+      <w:r>
+        <w:rPr>
+          <w:i w:val="false"/>
+          <w:iCs w:val="false"/>
+        </w:rPr>
+        <w:t>modul</w:t>
+      </w:r>
+    </w:p>
+    <w:p>
+      <w:pPr>
+        <w:pStyle w:val="Normal"/>
+        <w:ind w:left="360"/>
+        <w:rPr>
+          <w:lang w:val="sr-Latn-RS"/>
+        </w:rPr>
+      </w:pPr>
+      <w:r>
+        <w:rPr>
+          <w:lang w:val="sr-Latn-RS"/>
+        </w:rPr>
+        <w:t xml:space="preserve">Napomena: </w:t>
+      </w:r>
+      <w:r>
+        <w:rPr>
+          <w:lang w:val="sr-Latn-RS"/>
+        </w:rPr>
+        <w:t>Slika</w:t>
+      </w:r>
+      <w:r>
+        <w:rPr>
+          <w:i/>
+          <w:iCs/>
+          <w:lang w:val="sr-Latn-RS"/>
+        </w:rPr>
+        <w:t xml:space="preserve"> </w:t>
+      </w:r>
+      <w:r>
+        <w:rPr>
+          <w:i w:val="false"/>
+          <w:iCs w:val="false"/>
+          <w:lang w:val="sr-Latn-RS"/>
+        </w:rPr>
+        <w:t>3</w:t>
+      </w:r>
+      <w:r>
+        <w:rPr>
+          <w:i w:val="false"/>
+          <w:iCs w:val="false"/>
+          <w:lang w:val="sr-Latn-RS"/>
+        </w:rPr>
+        <w:t>.1</w:t>
+      </w:r>
+      <w:r>
+        <w:rPr>
+          <w:lang w:val="sr-Latn-RS"/>
+        </w:rPr>
+        <w:t xml:space="preserve"> prikazuje </w:t>
+      </w:r>
+      <w:r>
+        <w:rPr>
+          <w:i/>
+          <w:iCs/>
+          <w:lang w:val="sr-Latn-RS"/>
+        </w:rPr>
+        <w:t>Enepaq 1s10p model</w:t>
+      </w:r>
+      <w:r>
+        <w:rPr>
+          <w:lang w:val="sr-Latn-RS"/>
+        </w:rPr>
+        <w:t>, koji ne koristi naš sistem. No, raspored ćelija je drugačiji, ali princip merenje temperature je isti.</w:t>
+      </w:r>
+    </w:p>
+    <w:p>
+      <w:pPr>
+        <w:pStyle w:val="Style6"/>
+        <w:numPr>
+          <w:ilvl w:val="0"/>
+          <w:numId w:val="15"/>
+        </w:numPr>
+        <w:rPr>
+          <w:lang w:val="sr-Latn-RS"/>
+        </w:rPr>
+      </w:pPr>
+      <w:r>
+        <w:rPr>
+          <w:lang w:val="sr-Latn-RS"/>
+        </w:rPr>
+        <w:t>Napajanje</w:t>
+      </w:r>
+    </w:p>
+    <w:p>
+      <w:pPr>
+        <w:pStyle w:val="ListParagraph"/>
+        <w:numPr>
+          <w:ilvl w:val="0"/>
+          <w:numId w:val="17"/>
+        </w:numPr>
+        <w:rPr>
+          <w:lang w:val="sr-Latn-RS"/>
+        </w:rPr>
+      </w:pPr>
+      <w:r>
+        <w:rPr>
+          <w:lang w:val="sr-Latn-RS"/>
+        </w:rPr>
+        <w:t>Digitalna strana:</w:t>
+      </w:r>
+    </w:p>
+    <w:p>
+      <w:pPr>
+        <w:pStyle w:val="ListParagraph"/>
+        <w:numPr>
+          <w:ilvl w:val="1"/>
+          <w:numId w:val="17"/>
+        </w:numPr>
+        <w:rPr>
+          <w:lang w:val="sr-Latn-RS"/>
+        </w:rPr>
+      </w:pPr>
+      <w:r>
+        <w:rPr>
+          <w:lang w:val="sr-Latn-RS"/>
+        </w:rPr>
+        <w:t>LDO za spuštanje napona sa 12 V na 3.3 V.</w:t>
+      </w:r>
+    </w:p>
+    <w:p>
+      <w:pPr>
+        <w:pStyle w:val="ListParagraph"/>
+        <w:numPr>
+          <w:ilvl w:val="2"/>
+          <w:numId w:val="17"/>
+        </w:numPr>
+        <w:rPr>
+          <w:lang w:val="sr-Latn-RS"/>
+        </w:rPr>
+      </w:pPr>
+      <w:r>
+        <w:rPr>
+          <w:lang w:val="sr-Latn-RS"/>
+        </w:rPr>
+        <w:t>Izabran je AMS1117.</w:t>
+      </w:r>
+    </w:p>
+    <w:p>
+      <w:pPr>
+        <w:pStyle w:val="ListParagraph"/>
+        <w:numPr>
+          <w:ilvl w:val="0"/>
+          <w:numId w:val="17"/>
+        </w:numPr>
+        <w:rPr>
+          <w:lang w:val="sr-Latn-RS"/>
+        </w:rPr>
+      </w:pPr>
+      <w:r>
+        <w:rPr>
+          <w:lang w:val="sr-Latn-RS"/>
+        </w:rPr>
+        <w:t>Napajanje ADC-a:</w:t>
+      </w:r>
+    </w:p>
+    <w:p>
+      <w:pPr>
+        <w:pStyle w:val="ListParagraph"/>
+        <w:numPr>
+          <w:ilvl w:val="1"/>
+          <w:numId w:val="17"/>
+        </w:numPr>
+        <w:rPr>
+          <w:lang w:val="sr-Latn-RS"/>
+        </w:rPr>
+      </w:pPr>
+      <w:r>
+        <w:rPr>
+          <w:lang w:val="sr-Latn-RS"/>
+        </w:rPr>
+        <w:t>LDO za spuštanje napona sa 12 V na 5 V.</w:t>
+      </w:r>
+    </w:p>
+    <w:p>
+      <w:pPr>
+        <w:pStyle w:val="ListParagraph"/>
+        <w:numPr>
+          <w:ilvl w:val="1"/>
+          <w:numId w:val="17"/>
+        </w:numPr>
+        <w:rPr>
+          <w:lang w:val="sr-Latn-RS"/>
+        </w:rPr>
+      </w:pPr>
+      <w:r>
+        <w:rPr>
+          <w:lang w:val="sr-Latn-RS"/>
+        </w:rPr>
+        <w:t>Izolacioni DC/DC za spuštanje napona sa 5 V na izolovanih 3.3 V</w:t>
+      </w:r>
+    </w:p>
+    <w:p>
+      <w:pPr>
+        <w:pStyle w:val="ListParagraph"/>
+        <w:numPr>
+          <w:ilvl w:val="2"/>
+          <w:numId w:val="17"/>
+        </w:numPr>
+        <w:rPr>
+          <w:lang w:val="sr-Latn-RS"/>
+        </w:rPr>
+      </w:pPr>
+      <w:r>
+        <w:rPr>
+          <w:lang w:val="sr-Latn-RS"/>
+        </w:rPr>
+        <w:t>Izabran je UCC1204DVE.</w:t>
+      </w:r>
+    </w:p>
+    <w:p>
+      <w:pPr>
+        <w:pStyle w:val="ListParagraph"/>
+        <w:rPr>
+          <w:lang w:val="sr-Latn-RS"/>
+        </w:rPr>
+      </w:pPr>
+      <w:r>
+        <w:rPr/>
+      </w:r>
+    </w:p>
+    <w:p>
+      <w:pPr>
+        <w:pStyle w:val="ListParagraph"/>
+        <w:rPr>
+          <w:lang w:val="sr-Latn-RS"/>
+        </w:rPr>
+      </w:pPr>
+      <w:r>
+        <w:rPr/>
+      </w:r>
+    </w:p>
+    <w:p>
+      <w:pPr>
+        <w:pStyle w:val="ListParagraph"/>
+        <w:rPr>
+          <w:lang w:val="sr-Latn-RS"/>
+        </w:rPr>
+      </w:pPr>
+      <w:r>
+        <w:rPr/>
+      </w:r>
+    </w:p>
+    <w:p>
+      <w:pPr>
+        <w:pStyle w:val="ListParagraph"/>
+        <w:rPr>
+          <w:lang w:val="sr-Latn-RS"/>
+        </w:rPr>
+      </w:pPr>
+      <w:r>
+        <w:rPr/>
+      </w:r>
+    </w:p>
+    <w:p>
+      <w:pPr>
+        <w:pStyle w:val="ListParagraph"/>
+        <w:rPr>
+          <w:lang w:val="sr-Latn-RS"/>
+        </w:rPr>
+      </w:pPr>
+      <w:r>
+        <w:rPr/>
+      </w:r>
+    </w:p>
+    <w:p>
+      <w:pPr>
+        <w:pStyle w:val="ListParagraph"/>
+        <w:rPr>
+          <w:lang w:val="sr-Latn-RS"/>
+        </w:rPr>
+      </w:pPr>
+      <w:r>
+        <w:rPr/>
+      </w:r>
+    </w:p>
+    <w:p>
+      <w:pPr>
+        <w:pStyle w:val="ListParagraph"/>
+        <w:rPr>
+          <w:lang w:val="sr-Latn-RS"/>
+        </w:rPr>
+      </w:pPr>
+      <w:r>
+        <w:rPr/>
+      </w:r>
+    </w:p>
+    <w:p>
+      <w:pPr>
+        <w:pStyle w:val="ListParagraph"/>
+        <w:rPr>
+          <w:lang w:val="sr-Latn-RS"/>
+        </w:rPr>
+      </w:pPr>
+      <w:r>
+        <w:rPr/>
+      </w:r>
+    </w:p>
+    <w:p>
+      <w:pPr>
+        <w:pStyle w:val="ListParagraph"/>
+        <w:rPr>
+          <w:lang w:val="sr-Latn-RS"/>
+        </w:rPr>
+      </w:pPr>
+      <w:r>
+        <w:rPr/>
+      </w:r>
+    </w:p>
+    <w:p>
+      <w:pPr>
+        <w:pStyle w:val="ListParagraph"/>
+        <w:rPr>
+          <w:lang w:val="sr-Latn-RS"/>
+        </w:rPr>
+      </w:pPr>
+      <w:r>
+        <w:rPr/>
+      </w:r>
+    </w:p>
+    <w:p>
+      <w:pPr>
+        <w:pStyle w:val="ListParagraph"/>
+        <w:rPr>
+          <w:lang w:val="sr-Latn-RS"/>
+        </w:rPr>
+      </w:pPr>
+      <w:r>
+        <w:rPr/>
+      </w:r>
+    </w:p>
+    <w:p>
+      <w:pPr>
+        <w:pStyle w:val="ListParagraph"/>
+        <w:rPr>
+          <w:lang w:val="sr-Latn-RS"/>
+        </w:rPr>
+      </w:pPr>
+      <w:r>
+        <w:rPr/>
+      </w:r>
+    </w:p>
+    <w:p>
+      <w:pPr>
+        <w:pStyle w:val="ListParagraph"/>
+        <w:rPr>
+          <w:lang w:val="sr-Latn-RS"/>
+        </w:rPr>
+      </w:pPr>
+      <w:r>
+        <w:rPr/>
+      </w:r>
+    </w:p>
+    <w:p>
+      <w:pPr>
+        <w:pStyle w:val="ListParagraph"/>
+        <w:rPr>
+          <w:lang w:val="sr-Latn-RS"/>
+        </w:rPr>
+      </w:pPr>
+      <w:r>
+        <w:rPr/>
+      </w:r>
+    </w:p>
+    <w:p>
+      <w:pPr>
+        <w:pStyle w:val="ListParagraph"/>
+        <w:rPr>
+          <w:lang w:val="sr-Latn-RS"/>
+        </w:rPr>
+      </w:pPr>
+      <w:r>
+        <w:rPr/>
+      </w:r>
+    </w:p>
+    <w:p>
+      <w:pPr>
+        <w:pStyle w:val="ListParagraph"/>
+        <w:rPr>
+          <w:lang w:val="sr-Latn-RS"/>
+        </w:rPr>
+      </w:pPr>
+      <w:r>
+        <w:rPr/>
+      </w:r>
+    </w:p>
+    <w:p>
+      <w:pPr>
+        <w:pStyle w:val="ListParagraph"/>
+        <w:rPr>
+          <w:lang w:val="sr-Latn-RS"/>
+        </w:rPr>
+      </w:pPr>
+      <w:r>
+        <w:rPr/>
+      </w:r>
+    </w:p>
+    <w:p>
+      <w:pPr>
+        <w:pStyle w:val="ListParagraph"/>
+        <w:rPr>
+          <w:lang w:val="sr-Latn-RS"/>
+        </w:rPr>
+      </w:pPr>
+      <w:r>
+        <w:rPr/>
+      </w:r>
+    </w:p>
+    <w:p>
+      <w:pPr>
+        <w:pStyle w:val="ListParagraph"/>
+        <w:rPr>
+          <w:lang w:val="sr-Latn-RS"/>
+        </w:rPr>
+      </w:pPr>
+      <w:r>
+        <w:rPr/>
+      </w:r>
+    </w:p>
+    <w:p>
+      <w:pPr>
+        <w:pStyle w:val="ListParagraph"/>
+        <w:rPr>
+          <w:lang w:val="sr-Latn-RS"/>
+        </w:rPr>
+      </w:pPr>
+      <w:r>
+        <w:rPr/>
+      </w:r>
+    </w:p>
+    <w:p>
+      <w:pPr>
+        <w:pStyle w:val="ListParagraph"/>
+        <w:rPr>
+          <w:lang w:val="sr-Latn-RS"/>
+        </w:rPr>
+      </w:pPr>
+      <w:r>
+        <w:rPr/>
+      </w:r>
+    </w:p>
+    <w:p>
+      <w:pPr>
+        <w:pStyle w:val="ListParagraph"/>
+        <w:rPr>
+          <w:lang w:val="sr-Latn-RS"/>
+        </w:rPr>
+      </w:pPr>
+      <w:r>
+        <w:rPr/>
+      </w:r>
+    </w:p>
+    <w:p>
+      <w:pPr>
+        <w:pStyle w:val="ListParagraph"/>
+        <w:rPr>
+          <w:lang w:val="sr-Latn-RS"/>
+        </w:rPr>
+      </w:pPr>
+      <w:r>
+        <w:rPr/>
+      </w:r>
+    </w:p>
+    <w:p>
+      <w:pPr>
+        <w:pStyle w:val="ListParagraph"/>
+        <w:rPr>
+          <w:lang w:val="sr-Latn-RS"/>
+        </w:rPr>
+      </w:pPr>
+      <w:r>
+        <w:rPr/>
+      </w:r>
+    </w:p>
+    <w:p>
+      <w:pPr>
+        <w:pStyle w:val="ListParagraph"/>
+        <w:rPr>
+          <w:lang w:val="sr-Latn-RS"/>
+        </w:rPr>
+      </w:pPr>
+      <w:r>
+        <w:rPr/>
+      </w:r>
+    </w:p>
+    <w:p>
+      <w:pPr>
+        <w:pStyle w:val="ListParagraph"/>
+        <w:rPr>
+          <w:lang w:val="sr-Latn-RS"/>
+        </w:rPr>
+      </w:pPr>
+      <w:r>
+        <w:rPr/>
+      </w:r>
+    </w:p>
+    <w:p>
+      <w:pPr>
+        <w:pStyle w:val="ListParagraph"/>
+        <w:rPr>
+          <w:lang w:val="sr-Latn-RS"/>
+        </w:rPr>
+      </w:pPr>
+      <w:r>
+        <w:rPr/>
+      </w:r>
+    </w:p>
+    <w:p>
+      <w:pPr>
+        <w:pStyle w:val="ListParagraph"/>
+        <w:rPr>
+          <w:lang w:val="sr-Latn-RS"/>
+        </w:rPr>
+      </w:pPr>
+      <w:r>
+        <w:rPr/>
+      </w:r>
+    </w:p>
+    <w:p>
+      <w:pPr>
+        <w:pStyle w:val="ListParagraph"/>
+        <w:rPr>
+          <w:lang w:val="sr-Latn-RS"/>
+        </w:rPr>
+      </w:pPr>
+      <w:r>
+        <w:rPr/>
+      </w:r>
+    </w:p>
+    <w:p>
+      <w:pPr>
+        <w:pStyle w:val="ListParagraph"/>
+        <w:rPr>
+          <w:lang w:val="sr-Latn-RS"/>
+        </w:rPr>
+      </w:pPr>
+      <w:r>
+        <w:rPr/>
+      </w:r>
+    </w:p>
+    <w:p>
+      <w:pPr>
+        <w:pStyle w:val="ListParagraph"/>
+        <w:rPr>
+          <w:lang w:val="sr-Latn-RS"/>
+        </w:rPr>
+      </w:pPr>
+      <w:r>
+        <w:rPr/>
+      </w:r>
+    </w:p>
+    <w:p>
+      <w:pPr>
+        <w:pStyle w:val="ListParagraph"/>
+        <w:rPr>
+          <w:lang w:val="sr-Latn-RS"/>
+        </w:rPr>
+      </w:pPr>
+      <w:r>
+        <w:rPr/>
+      </w:r>
+    </w:p>
+    <w:p>
+      <w:pPr>
+        <w:pStyle w:val="ListParagraph"/>
+        <w:rPr>
+          <w:lang w:val="sr-Latn-RS"/>
+        </w:rPr>
+      </w:pPr>
+      <w:r>
+        <w:rPr/>
+      </w:r>
+    </w:p>
+    <w:p>
+      <w:pPr>
+        <w:pStyle w:val="ListParagraph"/>
+        <w:rPr>
+          <w:lang w:val="sr-Latn-RS"/>
+        </w:rPr>
+      </w:pPr>
+      <w:r>
+        <w:rPr/>
+      </w:r>
+    </w:p>
+    <w:p>
+      <w:pPr>
+        <w:pStyle w:val="ListParagraph"/>
+        <w:rPr>
+          <w:lang w:val="sr-Latn-RS"/>
+        </w:rPr>
+      </w:pPr>
+      <w:r>
+        <w:rPr/>
+      </w:r>
+    </w:p>
+    <w:p>
+      <w:pPr>
+        <w:pStyle w:val="ListParagraph"/>
+        <w:rPr>
+          <w:lang w:val="sr-Latn-RS"/>
+        </w:rPr>
+      </w:pPr>
+      <w:r>
+        <w:rPr/>
+      </w:r>
+    </w:p>
+    <w:p>
+      <w:pPr>
+        <w:pStyle w:val="ListParagraph"/>
+        <w:rPr>
+          <w:lang w:val="sr-Latn-RS"/>
+        </w:rPr>
+      </w:pPr>
+      <w:r>
+        <w:rPr/>
+      </w:r>
+    </w:p>
+    <w:p>
+      <w:pPr>
+        <w:pStyle w:val="ListParagraph"/>
+        <w:rPr>
+          <w:lang w:val="sr-Latn-RS"/>
+        </w:rPr>
+      </w:pPr>
+      <w:r>
+        <w:rPr/>
+      </w:r>
+    </w:p>
+    <w:p>
+      <w:pPr>
+        <w:pStyle w:val="ListParagraph"/>
+        <w:rPr>
+          <w:lang w:val="sr-Latn-RS"/>
+        </w:rPr>
+      </w:pPr>
+      <w:r>
+        <w:rPr/>
+      </w:r>
+    </w:p>
+    <w:p>
+      <w:pPr>
+        <w:pStyle w:val="ListParagraph"/>
+        <w:rPr>
+          <w:lang w:val="sr-Latn-RS"/>
+        </w:rPr>
+      </w:pPr>
+      <w:r>
+        <w:rPr/>
+      </w:r>
+    </w:p>
+    <w:p>
+      <w:pPr>
+        <w:pStyle w:val="ListParagraph"/>
+        <w:rPr>
+          <w:lang w:val="sr-Latn-RS"/>
+        </w:rPr>
+      </w:pPr>
+      <w:r>
+        <w:rPr/>
+      </w:r>
+    </w:p>
+    <w:p>
+      <w:pPr>
+        <w:pStyle w:val="ListParagraph"/>
+        <w:rPr>
+          <w:lang w:val="sr-Latn-RS"/>
+        </w:rPr>
+      </w:pPr>
+      <w:r>
+        <w:rPr/>
+      </w:r>
+    </w:p>
+    <w:p>
+      <w:pPr>
+        <w:pStyle w:val="ListParagraph"/>
+        <w:rPr>
+          <w:lang w:val="sr-Latn-RS"/>
+        </w:rPr>
+      </w:pPr>
+      <w:r>
+        <w:rPr/>
+      </w:r>
+    </w:p>
+    <w:p>
+      <w:pPr>
+        <w:pStyle w:val="ListParagraph"/>
+        <w:rPr>
+          <w:lang w:val="sr-Latn-RS"/>
+        </w:rPr>
+      </w:pPr>
+      <w:r>
+        <w:rPr/>
+      </w:r>
+    </w:p>
+    <w:p>
+      <w:pPr>
+        <w:pStyle w:val="ListParagraph"/>
+        <w:rPr>
+          <w:lang w:val="sr-Latn-RS"/>
+        </w:rPr>
+      </w:pPr>
+      <w:r>
+        <w:rPr/>
+      </w:r>
+    </w:p>
+    <w:p>
+      <w:pPr>
+        <w:pStyle w:val="Style6"/>
+        <w:numPr>
+          <w:ilvl w:val="1"/>
+          <w:numId w:val="1"/>
+        </w:numPr>
+        <w:rPr>
+          <w:lang w:val="sr-Latn-RS"/>
+        </w:rPr>
+      </w:pPr>
+      <w:r>
+        <w:rPr>
+          <w:lang w:val="sr-Latn-RS"/>
+        </w:rPr>
+        <w:t>Električna šema i PCB</w:t>
+      </w:r>
+    </w:p>
+    <w:p>
+      <w:pPr>
+        <w:pStyle w:val="Normal"/>
+        <w:rPr>
+          <w:b/>
+          <w:bCs/>
+        </w:rPr>
+      </w:pPr>
+      <w:r>
+        <w:rPr>
+          <w:b/>
+          <w:bCs/>
+        </w:rPr>
+        <w:t>Šema je koncipirana tako da je podeljen u 3 fajla:</w:t>
+      </w:r>
+    </w:p>
+    <w:p>
+      <w:pPr>
+        <w:pStyle w:val="ListParagraph"/>
+        <w:numPr>
+          <w:ilvl w:val="0"/>
+          <w:numId w:val="9"/>
+        </w:numPr>
+        <w:rPr/>
+      </w:pPr>
+      <w:r>
+        <w:rPr>
+          <w:i/>
+          <w:iCs/>
+        </w:rPr>
+        <w:t xml:space="preserve">root </w:t>
+      </w:r>
+      <w:r>
+        <w:rPr>
+          <w:i w:val="false"/>
+          <w:iCs w:val="false"/>
+        </w:rPr>
+        <w:t>-</w:t>
+      </w:r>
+      <w:r>
+        <w:rPr/>
+        <w:t xml:space="preserve"> Power Supply and SPI Interface </w:t>
+      </w:r>
+    </w:p>
+    <w:p>
+      <w:pPr>
+        <w:pStyle w:val="ListParagraph"/>
+        <w:numPr>
+          <w:ilvl w:val="1"/>
+          <w:numId w:val="9"/>
+        </w:numPr>
+        <w:rPr/>
+      </w:pPr>
+      <w:r>
+        <w:rPr>
+          <w:i/>
+          <w:iCs/>
+        </w:rPr>
+        <w:t xml:space="preserve">mcu_can </w:t>
+      </w:r>
+      <w:r>
+        <w:rPr>
+          <w:i w:val="false"/>
+          <w:iCs w:val="false"/>
+        </w:rPr>
+        <w:t xml:space="preserve">- </w:t>
+      </w:r>
+      <w:bookmarkStart w:id="3" w:name="_Hlk215160581"/>
+      <w:r>
+        <w:rPr/>
+        <w:t>Data Processing &amp; CAN Interface</w:t>
+      </w:r>
+      <w:bookmarkEnd w:id="3"/>
+    </w:p>
+    <w:p>
+      <w:pPr>
+        <w:pStyle w:val="ListParagraph"/>
+        <w:numPr>
+          <w:ilvl w:val="1"/>
+          <w:numId w:val="9"/>
+        </w:numPr>
+        <w:rPr/>
+      </w:pPr>
+      <w:r>
+        <w:rPr>
+          <w:i/>
+          <w:iCs/>
+        </w:rPr>
+        <w:t xml:space="preserve">adc_rc </w:t>
+      </w:r>
+      <w:r>
+        <w:rPr>
+          <w:i w:val="false"/>
+          <w:iCs w:val="false"/>
+        </w:rPr>
+        <w:t xml:space="preserve">- </w:t>
+      </w:r>
+      <w:r>
+        <w:rPr/>
+        <w:t>Signal Conditioning (RC filter + ADC)</w:t>
+      </w:r>
+    </w:p>
+    <w:p>
+      <w:pPr>
+        <w:pStyle w:val="Normal"/>
+        <w:jc w:val="center"/>
+        <w:rPr/>
+      </w:pPr>
+      <w:r>
         <w:drawing>
-          <wp:inline distT="0" distB="0" distL="0" distR="0">
-            <wp:extent cx="5182235" cy="3048635"/>
+          <wp:anchor behindDoc="0" distT="0" distB="0" distL="0" distR="0" simplePos="0" locked="0" layoutInCell="0" allowOverlap="1" relativeHeight="72">
+            <wp:simplePos x="0" y="0"/>
+            <wp:positionH relativeFrom="column">
+              <wp:posOffset>705485</wp:posOffset>
+            </wp:positionH>
+            <wp:positionV relativeFrom="paragraph">
+              <wp:posOffset>63500</wp:posOffset>
+            </wp:positionV>
+            <wp:extent cx="5217795" cy="6110605"/>
             <wp:effectExtent l="0" t="0" r="0" b="0"/>
+            <wp:wrapTopAndBottom/>
             <wp:docPr id="9" name="Image4" descr=""/>
             <wp:cNvGraphicFramePr>
               <a:graphicFrameLocks xmlns:a="http://schemas.openxmlformats.org/drawingml/2006/main" noChangeAspect="1"/>
@@ -4882,7 +6407,7 @@
                     </pic:cNvPicPr>
                   </pic:nvPicPr>
                   <pic:blipFill>
-                    <a:blip r:embed="rId14"/>
+                    <a:blip r:embed="rId15"/>
                     <a:stretch>
                       <a:fillRect/>
                     </a:stretch>
@@ -4890,7 +6415,7 @@
                   <pic:spPr bwMode="auto">
                     <a:xfrm>
                       <a:off x="0" y="0"/>
-                      <a:ext cx="5182235" cy="3048635"/>
+                      <a:ext cx="5217795" cy="6110605"/>
                     </a:xfrm>
                     <a:prstGeom prst="rect">
                       <a:avLst/>
@@ -4899,721 +6424,171 @@
                 </pic:pic>
               </a:graphicData>
             </a:graphic>
-          </wp:inline>
+          </wp:anchor>
         </w:drawing>
       </w:r>
-    </w:p>
-    <w:p>
-      <w:pPr>
-        <w:pStyle w:val="Normal"/>
-        <w:ind w:left="360"/>
-        <w:rPr>
-          <w:lang w:val="sr-Latn-RS"/>
-        </w:rPr>
-      </w:pPr>
-      <w:r>
-        <w:rPr>
-          <w:lang w:val="sr-Latn-RS"/>
-        </w:rPr>
-        <w:t xml:space="preserve">Napomena: </w:t>
+      <w:r>
+        <w:rPr/>
+        <w:t xml:space="preserve">3.2 </w:t>
       </w:r>
       <w:r>
         <w:rPr>
           <w:i/>
           <w:iCs/>
-          <w:lang w:val="sr-Latn-RS"/>
-        </w:rPr>
-        <w:t>Ilustracija 3</w:t>
-      </w:r>
-      <w:r>
-        <w:rPr>
-          <w:lang w:val="sr-Latn-RS"/>
-        </w:rPr>
-        <w:t xml:space="preserve"> prikazuje </w:t>
-      </w:r>
-      <w:r>
-        <w:rPr>
+        </w:rPr>
+        <w:t xml:space="preserve">root </w:t>
+      </w:r>
+      <w:r>
+        <w:rPr>
+          <w:i w:val="false"/>
+          <w:iCs w:val="false"/>
+        </w:rPr>
+        <w:t xml:space="preserve">- </w:t>
+      </w:r>
+      <w:r>
+        <w:rPr>
+          <w:b w:val="false"/>
+          <w:bCs w:val="false"/>
+          <w:color w:val="000000"/>
+        </w:rPr>
+        <w:t>Power Supply &amp; SPI Interface</w:t>
+      </w:r>
+    </w:p>
+    <w:p>
+      <w:pPr>
+        <w:pStyle w:val="BodyText"/>
+        <w:jc w:val="both"/>
+        <w:rPr/>
+      </w:pPr>
+      <w:r>
+        <w:rPr>
+          <w:rStyle w:val="Strong"/>
+          <w:color w:val="000000"/>
+        </w:rPr>
+        <w:t>GND</w:t>
+      </w:r>
+      <w:r>
+        <w:rPr>
+          <w:b w:val="false"/>
+          <w:bCs w:val="false"/>
+          <w:color w:val="000000"/>
+        </w:rPr>
+        <w:t xml:space="preserve"> je uzemljenje niskonaponskog (LV) sistema vozila , dok </w:t>
+      </w:r>
+      <w:r>
+        <w:rPr>
+          <w:rStyle w:val="Strong"/>
+          <w:color w:val="000000"/>
+        </w:rPr>
+        <w:t>GND_ISO</w:t>
+      </w:r>
+      <w:r>
+        <w:rPr>
+          <w:b w:val="false"/>
+          <w:bCs w:val="false"/>
+          <w:color w:val="000000"/>
+        </w:rPr>
+        <w:t xml:space="preserve"> </w:t>
+      </w:r>
+      <w:r>
+        <w:rPr>
+          <w:b w:val="false"/>
+          <w:bCs w:val="false"/>
+          <w:color w:val="000000"/>
+        </w:rPr>
+        <w:t>predstavlja</w:t>
+      </w:r>
+      <w:r>
+        <w:rPr>
+          <w:b w:val="false"/>
+          <w:bCs w:val="false"/>
+          <w:color w:val="000000"/>
+        </w:rPr>
+        <w:t xml:space="preserve"> uzemljenje izolovane strane, fizički povezano na minus pol baterijskog paketa (HV strana), galvanski odvojeno od LV sistema putem izolacionih barijera (digitalni izolator XISO6463DWR i izolovani DC/DC konverter UCC1204DVE).</w:t>
+      </w:r>
+    </w:p>
+    <w:p>
+      <w:pPr>
+        <w:pStyle w:val="Normal"/>
+        <w:jc w:val="center"/>
+        <w:rPr>
+          <w:b w:val="false"/>
+          <w:bCs w:val="false"/>
+          <w:color w:val="000000"/>
+        </w:rPr>
+      </w:pPr>
+      <w:r>
+        <w:drawing>
+          <wp:anchor behindDoc="0" distT="0" distB="0" distL="0" distR="0" simplePos="0" locked="0" layoutInCell="0" allowOverlap="1" relativeHeight="73">
+            <wp:simplePos x="0" y="0"/>
+            <wp:positionH relativeFrom="column">
+              <wp:align>center</wp:align>
+            </wp:positionH>
+            <wp:positionV relativeFrom="paragraph">
+              <wp:posOffset>635</wp:posOffset>
+            </wp:positionV>
+            <wp:extent cx="6645910" cy="4459605"/>
+            <wp:effectExtent l="0" t="0" r="0" b="0"/>
+            <wp:wrapSquare wrapText="largest"/>
+            <wp:docPr id="10" name="Image6" descr=""/>
+            <wp:cNvGraphicFramePr>
+              <a:graphicFrameLocks xmlns:a="http://schemas.openxmlformats.org/drawingml/2006/main" noChangeAspect="1"/>
+            </wp:cNvGraphicFramePr>
+            <a:graphic xmlns:a="http://schemas.openxmlformats.org/drawingml/2006/main">
+              <a:graphicData uri="http://schemas.openxmlformats.org/drawingml/2006/picture">
+                <pic:pic xmlns:pic="http://schemas.openxmlformats.org/drawingml/2006/picture">
+                  <pic:nvPicPr>
+                    <pic:cNvPr id="10" name="Image6" descr=""/>
+                    <pic:cNvPicPr>
+                      <a:picLocks noChangeAspect="1" noChangeArrowheads="1"/>
+                    </pic:cNvPicPr>
+                  </pic:nvPicPr>
+                  <pic:blipFill>
+                    <a:blip r:embed="rId16"/>
+                    <a:stretch>
+                      <a:fillRect/>
+                    </a:stretch>
+                  </pic:blipFill>
+                  <pic:spPr bwMode="auto">
+                    <a:xfrm>
+                      <a:off x="0" y="0"/>
+                      <a:ext cx="6645910" cy="4459605"/>
+                    </a:xfrm>
+                    <a:prstGeom prst="rect">
+                      <a:avLst/>
+                    </a:prstGeom>
+                  </pic:spPr>
+                </pic:pic>
+              </a:graphicData>
+            </a:graphic>
+          </wp:anchor>
+        </w:drawing>
+      </w:r>
+      <w:r>
+        <w:rPr>
+          <w:b w:val="false"/>
+          <w:bCs w:val="false"/>
+          <w:color w:val="000000"/>
+        </w:rPr>
+        <w:t xml:space="preserve">Slika 3.2 </w:t>
+      </w:r>
+      <w:r>
+        <w:rPr>
+          <w:b w:val="false"/>
+          <w:bCs w:val="false"/>
           <w:i/>
           <w:iCs/>
-          <w:lang w:val="sr-Latn-RS"/>
-        </w:rPr>
-        <w:t>Enepaq 1s10p model</w:t>
-      </w:r>
-      <w:r>
-        <w:rPr>
-          <w:lang w:val="sr-Latn-RS"/>
-        </w:rPr>
-        <w:t>, koji ne koristi naš sistem. No, raspored ćelija je drugačiji, ali princip merenje temperature je isti.</w:t>
-      </w:r>
-    </w:p>
-    <w:p>
-      <w:pPr>
-        <w:pStyle w:val="Style6"/>
-        <w:numPr>
-          <w:ilvl w:val="0"/>
-          <w:numId w:val="15"/>
-        </w:numPr>
-        <w:rPr>
-          <w:lang w:val="sr-Latn-RS"/>
-        </w:rPr>
-      </w:pPr>
-      <w:r>
-        <w:rPr>
-          <w:lang w:val="sr-Latn-RS"/>
-        </w:rPr>
-        <w:t xml:space="preserve">Power </w:t>
-      </w:r>
-    </w:p>
-    <w:p>
-      <w:pPr>
-        <w:pStyle w:val="ListParagraph"/>
-        <w:numPr>
-          <w:ilvl w:val="0"/>
-          <w:numId w:val="17"/>
-        </w:numPr>
-        <w:rPr>
-          <w:lang w:val="sr-Latn-RS"/>
-        </w:rPr>
-      </w:pPr>
-      <w:r>
-        <w:rPr>
-          <w:lang w:val="sr-Latn-RS"/>
-        </w:rPr>
-        <w:t>Digitalna strana:</w:t>
-      </w:r>
-    </w:p>
-    <w:p>
-      <w:pPr>
-        <w:pStyle w:val="ListParagraph"/>
-        <w:numPr>
-          <w:ilvl w:val="1"/>
-          <w:numId w:val="17"/>
-        </w:numPr>
-        <w:rPr>
-          <w:lang w:val="sr-Latn-RS"/>
-        </w:rPr>
-      </w:pPr>
-      <w:r>
-        <w:rPr>
-          <w:lang w:val="sr-Latn-RS"/>
-        </w:rPr>
-        <w:t>LDO za spuštanje napona sa 12 V na 3.3 V.</w:t>
-      </w:r>
-    </w:p>
-    <w:p>
-      <w:pPr>
-        <w:pStyle w:val="ListParagraph"/>
-        <w:numPr>
-          <w:ilvl w:val="2"/>
-          <w:numId w:val="17"/>
-        </w:numPr>
-        <w:rPr>
-          <w:lang w:val="sr-Latn-RS"/>
-        </w:rPr>
-      </w:pPr>
-      <w:r>
-        <w:rPr>
-          <w:lang w:val="sr-Latn-RS"/>
-        </w:rPr>
-        <w:t>Izabran je AMS1117.</w:t>
-      </w:r>
-    </w:p>
-    <w:p>
-      <w:pPr>
-        <w:pStyle w:val="ListParagraph"/>
-        <w:numPr>
-          <w:ilvl w:val="0"/>
-          <w:numId w:val="17"/>
-        </w:numPr>
-        <w:rPr>
-          <w:lang w:val="sr-Latn-RS"/>
-        </w:rPr>
-      </w:pPr>
-      <w:r>
-        <w:rPr>
-          <w:lang w:val="sr-Latn-RS"/>
-        </w:rPr>
-        <w:t>Napajanje ADC-a:</w:t>
-      </w:r>
-    </w:p>
-    <w:p>
-      <w:pPr>
-        <w:pStyle w:val="ListParagraph"/>
-        <w:numPr>
-          <w:ilvl w:val="1"/>
-          <w:numId w:val="17"/>
-        </w:numPr>
-        <w:rPr>
-          <w:lang w:val="sr-Latn-RS"/>
-        </w:rPr>
-      </w:pPr>
-      <w:r>
-        <w:rPr>
-          <w:lang w:val="sr-Latn-RS"/>
-        </w:rPr>
-        <w:t>LDO za spuštanje napona sa 12 V na 5 V.</w:t>
-      </w:r>
-    </w:p>
-    <w:p>
-      <w:pPr>
-        <w:pStyle w:val="ListParagraph"/>
-        <w:numPr>
-          <w:ilvl w:val="1"/>
-          <w:numId w:val="17"/>
-        </w:numPr>
-        <w:rPr>
-          <w:lang w:val="sr-Latn-RS"/>
-        </w:rPr>
-      </w:pPr>
-      <w:r>
-        <w:rPr>
-          <w:lang w:val="sr-Latn-RS"/>
-        </w:rPr>
-        <w:t>Izolacioni DC/DC za spuštanje napona sa 5 V na izolovanih 3.3 V</w:t>
-      </w:r>
-    </w:p>
-    <w:p>
-      <w:pPr>
-        <w:pStyle w:val="ListParagraph"/>
-        <w:numPr>
-          <w:ilvl w:val="2"/>
-          <w:numId w:val="17"/>
-        </w:numPr>
-        <w:rPr>
-          <w:lang w:val="sr-Latn-RS"/>
-        </w:rPr>
-      </w:pPr>
-      <w:r>
-        <w:rPr>
-          <w:lang w:val="sr-Latn-RS"/>
-        </w:rPr>
-        <w:t>Izabran je UCC1204DVE.</w:t>
-      </w:r>
-    </w:p>
-    <w:p>
-      <w:pPr>
-        <w:pStyle w:val="ListParagraph"/>
-        <w:rPr>
-          <w:lang w:val="sr-Latn-RS"/>
-        </w:rPr>
-      </w:pPr>
-      <w:r>
-        <w:rPr/>
-      </w:r>
-    </w:p>
-    <w:p>
-      <w:pPr>
-        <w:pStyle w:val="ListParagraph"/>
-        <w:rPr>
-          <w:lang w:val="sr-Latn-RS"/>
-        </w:rPr>
-      </w:pPr>
-      <w:r>
-        <w:rPr/>
-      </w:r>
-    </w:p>
-    <w:p>
-      <w:pPr>
-        <w:pStyle w:val="ListParagraph"/>
-        <w:rPr>
-          <w:lang w:val="sr-Latn-RS"/>
-        </w:rPr>
-      </w:pPr>
-      <w:r>
-        <w:rPr/>
-      </w:r>
-    </w:p>
-    <w:p>
-      <w:pPr>
-        <w:pStyle w:val="ListParagraph"/>
-        <w:rPr>
-          <w:lang w:val="sr-Latn-RS"/>
-        </w:rPr>
-      </w:pPr>
-      <w:r>
-        <w:rPr/>
-      </w:r>
-    </w:p>
-    <w:p>
-      <w:pPr>
-        <w:pStyle w:val="ListParagraph"/>
-        <w:rPr>
-          <w:lang w:val="sr-Latn-RS"/>
-        </w:rPr>
-      </w:pPr>
-      <w:r>
-        <w:rPr/>
-      </w:r>
-    </w:p>
-    <w:p>
-      <w:pPr>
-        <w:pStyle w:val="ListParagraph"/>
-        <w:rPr>
-          <w:lang w:val="sr-Latn-RS"/>
-        </w:rPr>
-      </w:pPr>
-      <w:r>
-        <w:rPr/>
-      </w:r>
-    </w:p>
-    <w:p>
-      <w:pPr>
-        <w:pStyle w:val="ListParagraph"/>
-        <w:rPr>
-          <w:lang w:val="sr-Latn-RS"/>
-        </w:rPr>
-      </w:pPr>
-      <w:r>
-        <w:rPr/>
-      </w:r>
-    </w:p>
-    <w:p>
-      <w:pPr>
-        <w:pStyle w:val="ListParagraph"/>
-        <w:rPr>
-          <w:lang w:val="sr-Latn-RS"/>
-        </w:rPr>
-      </w:pPr>
-      <w:r>
-        <w:rPr/>
-      </w:r>
-    </w:p>
-    <w:p>
-      <w:pPr>
-        <w:pStyle w:val="ListParagraph"/>
-        <w:rPr>
-          <w:lang w:val="sr-Latn-RS"/>
-        </w:rPr>
-      </w:pPr>
-      <w:r>
-        <w:rPr/>
-      </w:r>
-    </w:p>
-    <w:p>
-      <w:pPr>
-        <w:pStyle w:val="ListParagraph"/>
-        <w:rPr>
-          <w:lang w:val="sr-Latn-RS"/>
-        </w:rPr>
-      </w:pPr>
-      <w:r>
-        <w:rPr/>
-      </w:r>
-    </w:p>
-    <w:p>
-      <w:pPr>
-        <w:pStyle w:val="ListParagraph"/>
-        <w:rPr>
-          <w:lang w:val="sr-Latn-RS"/>
-        </w:rPr>
-      </w:pPr>
-      <w:r>
-        <w:rPr/>
-      </w:r>
-    </w:p>
-    <w:p>
-      <w:pPr>
-        <w:pStyle w:val="ListParagraph"/>
-        <w:rPr>
-          <w:lang w:val="sr-Latn-RS"/>
-        </w:rPr>
-      </w:pPr>
-      <w:r>
-        <w:rPr/>
-      </w:r>
-    </w:p>
-    <w:p>
-      <w:pPr>
-        <w:pStyle w:val="ListParagraph"/>
-        <w:rPr>
-          <w:lang w:val="sr-Latn-RS"/>
-        </w:rPr>
-      </w:pPr>
-      <w:r>
-        <w:rPr/>
-      </w:r>
-    </w:p>
-    <w:p>
-      <w:pPr>
-        <w:pStyle w:val="ListParagraph"/>
-        <w:rPr>
-          <w:lang w:val="sr-Latn-RS"/>
-        </w:rPr>
-      </w:pPr>
-      <w:r>
-        <w:rPr/>
-      </w:r>
-    </w:p>
-    <w:p>
-      <w:pPr>
-        <w:pStyle w:val="ListParagraph"/>
-        <w:rPr>
-          <w:lang w:val="sr-Latn-RS"/>
-        </w:rPr>
-      </w:pPr>
-      <w:r>
-        <w:rPr/>
-      </w:r>
-    </w:p>
-    <w:p>
-      <w:pPr>
-        <w:pStyle w:val="ListParagraph"/>
-        <w:rPr>
-          <w:lang w:val="sr-Latn-RS"/>
-        </w:rPr>
-      </w:pPr>
-      <w:r>
-        <w:rPr/>
-      </w:r>
-    </w:p>
-    <w:p>
-      <w:pPr>
-        <w:pStyle w:val="ListParagraph"/>
-        <w:rPr>
-          <w:lang w:val="sr-Latn-RS"/>
-        </w:rPr>
-      </w:pPr>
-      <w:r>
-        <w:rPr/>
-      </w:r>
-    </w:p>
-    <w:p>
-      <w:pPr>
-        <w:pStyle w:val="ListParagraph"/>
-        <w:rPr>
-          <w:lang w:val="sr-Latn-RS"/>
-        </w:rPr>
-      </w:pPr>
-      <w:r>
-        <w:rPr/>
-      </w:r>
-    </w:p>
-    <w:p>
-      <w:pPr>
-        <w:pStyle w:val="ListParagraph"/>
-        <w:rPr>
-          <w:lang w:val="sr-Latn-RS"/>
-        </w:rPr>
-      </w:pPr>
-      <w:r>
-        <w:rPr/>
-      </w:r>
-    </w:p>
-    <w:p>
-      <w:pPr>
-        <w:pStyle w:val="ListParagraph"/>
-        <w:rPr>
-          <w:lang w:val="sr-Latn-RS"/>
-        </w:rPr>
-      </w:pPr>
-      <w:r>
-        <w:rPr/>
-      </w:r>
-    </w:p>
-    <w:p>
-      <w:pPr>
-        <w:pStyle w:val="ListParagraph"/>
-        <w:rPr>
-          <w:lang w:val="sr-Latn-RS"/>
-        </w:rPr>
-      </w:pPr>
-      <w:r>
-        <w:rPr/>
-      </w:r>
-    </w:p>
-    <w:p>
-      <w:pPr>
-        <w:pStyle w:val="ListParagraph"/>
-        <w:rPr>
-          <w:lang w:val="sr-Latn-RS"/>
-        </w:rPr>
-      </w:pPr>
-      <w:r>
-        <w:rPr/>
-      </w:r>
-    </w:p>
-    <w:p>
-      <w:pPr>
-        <w:pStyle w:val="ListParagraph"/>
-        <w:rPr>
-          <w:lang w:val="sr-Latn-RS"/>
-        </w:rPr>
-      </w:pPr>
-      <w:r>
-        <w:rPr/>
-      </w:r>
-    </w:p>
-    <w:p>
-      <w:pPr>
-        <w:pStyle w:val="ListParagraph"/>
-        <w:rPr>
-          <w:lang w:val="sr-Latn-RS"/>
-        </w:rPr>
-      </w:pPr>
-      <w:r>
-        <w:rPr/>
-      </w:r>
-    </w:p>
-    <w:p>
-      <w:pPr>
-        <w:pStyle w:val="Style6"/>
-        <w:numPr>
-          <w:ilvl w:val="1"/>
-          <w:numId w:val="1"/>
-        </w:numPr>
-        <w:rPr>
-          <w:lang w:val="sr-Latn-RS"/>
-        </w:rPr>
-      </w:pPr>
-      <w:r>
-        <w:rPr>
-          <w:lang w:val="sr-Latn-RS"/>
-        </w:rPr>
-        <w:t>Električna šema i PCB</w:t>
-      </w:r>
-    </w:p>
-    <w:p>
-      <w:pPr>
-        <w:pStyle w:val="Normal"/>
-        <w:rPr/>
-      </w:pPr>
-      <w:r>
-        <w:rPr/>
-        <w:t xml:space="preserve">Dizajn električne šeme i PCB-a realizovan je pomoću CAD alata </w:t>
-      </w:r>
-      <w:r>
-        <w:rPr>
-          <w:i/>
-          <w:iCs/>
-        </w:rPr>
-        <w:t>KiCad</w:t>
-      </w:r>
-      <w:r>
-        <w:rPr/>
-        <w:t>.</w:t>
-      </w:r>
-    </w:p>
-    <w:p>
-      <w:pPr>
-        <w:pStyle w:val="Normal"/>
-        <w:rPr>
-          <w:b/>
-          <w:bCs/>
-        </w:rPr>
-      </w:pPr>
-      <w:r>
-        <w:rPr>
-          <w:b/>
-          <w:bCs/>
-        </w:rPr>
-        <w:t>Š</w:t>
-      </w:r>
-      <w:r>
-        <w:rPr>
-          <w:b/>
-          <w:bCs/>
-        </w:rPr>
-        <w:t>ema</w:t>
-      </w:r>
-      <w:r>
-        <w:rPr>
-          <w:b/>
-          <w:bCs/>
-        </w:rPr>
-        <w:t xml:space="preserve"> je koncipiran</w:t>
-      </w:r>
-      <w:r>
-        <w:rPr>
-          <w:b/>
-          <w:bCs/>
-        </w:rPr>
-        <w:t>a</w:t>
-      </w:r>
-      <w:r>
-        <w:rPr>
-          <w:b/>
-          <w:bCs/>
-        </w:rPr>
-        <w:t xml:space="preserve"> tako da je podeljen u </w:t>
-      </w:r>
-      <w:r>
-        <w:rPr>
-          <w:b/>
-          <w:bCs/>
-        </w:rPr>
-        <w:t>3</w:t>
-      </w:r>
-      <w:r>
-        <w:rPr>
-          <w:b/>
-          <w:bCs/>
-        </w:rPr>
-        <w:t xml:space="preserve"> </w:t>
-      </w:r>
-      <w:r>
-        <w:rPr>
-          <w:b/>
-          <w:bCs/>
-        </w:rPr>
-        <w:t>fajla</w:t>
-      </w:r>
-      <w:r>
-        <w:rPr>
-          <w:b/>
-          <w:bCs/>
-        </w:rPr>
-        <w:t>:</w:t>
-      </w:r>
-    </w:p>
-    <w:p>
-      <w:pPr>
-        <w:pStyle w:val="ListParagraph"/>
-        <w:numPr>
-          <w:ilvl w:val="0"/>
-          <w:numId w:val="9"/>
-        </w:numPr>
-        <w:rPr/>
-      </w:pPr>
-      <w:r>
-        <w:rPr>
-          <w:i/>
-          <w:iCs/>
-        </w:rPr>
-        <w:t xml:space="preserve">root </w:t>
-      </w:r>
-      <w:r>
-        <w:rPr>
-          <w:i w:val="false"/>
-          <w:iCs w:val="false"/>
-        </w:rPr>
-        <w:t>-</w:t>
-      </w:r>
-      <w:r>
-        <w:rPr/>
-        <w:t xml:space="preserve"> Power Supply and SPI Interface </w:t>
-      </w:r>
-    </w:p>
-    <w:p>
-      <w:pPr>
-        <w:pStyle w:val="ListParagraph"/>
-        <w:numPr>
-          <w:ilvl w:val="1"/>
-          <w:numId w:val="9"/>
-        </w:numPr>
-        <w:rPr/>
-      </w:pPr>
-      <w:r>
-        <w:rPr>
-          <w:i/>
-          <w:iCs/>
-        </w:rPr>
-        <w:t xml:space="preserve">mcu_can </w:t>
-      </w:r>
-      <w:r>
-        <w:rPr>
-          <w:i w:val="false"/>
-          <w:iCs w:val="false"/>
-        </w:rPr>
-        <w:t xml:space="preserve">- </w:t>
-      </w:r>
-      <w:bookmarkStart w:id="3" w:name="_Hlk215160581"/>
-      <w:r>
-        <w:rPr/>
+          <w:color w:val="000000"/>
+        </w:rPr>
+        <w:t xml:space="preserve">mcu_can - </w:t>
+      </w:r>
+      <w:r>
+        <w:rPr>
+          <w:b w:val="false"/>
+          <w:bCs w:val="false"/>
+          <w:color w:val="000000"/>
+        </w:rPr>
         <w:t>Data Processing &amp; CAN Interface</w:t>
-      </w:r>
-      <w:bookmarkEnd w:id="3"/>
-    </w:p>
-    <w:p>
-      <w:pPr>
-        <w:pStyle w:val="ListParagraph"/>
-        <w:numPr>
-          <w:ilvl w:val="1"/>
-          <w:numId w:val="9"/>
-        </w:numPr>
-        <w:rPr/>
-      </w:pPr>
-      <w:r>
-        <w:rPr>
-          <w:i/>
-          <w:iCs/>
-        </w:rPr>
-        <w:t xml:space="preserve">adc_rc </w:t>
-      </w:r>
-      <w:r>
-        <w:rPr>
-          <w:i w:val="false"/>
-          <w:iCs w:val="false"/>
-        </w:rPr>
-        <w:t xml:space="preserve">- </w:t>
-      </w:r>
-      <w:r>
-        <w:rPr/>
-        <w:t xml:space="preserve">Signal Conditioning (RC filter + ADC) </w:t>
-      </w:r>
-    </w:p>
-    <w:p>
-      <w:pPr>
-        <w:pStyle w:val="ListParagraph"/>
-        <w:rPr/>
-      </w:pPr>
-      <w:r>
-        <w:rPr/>
-      </w:r>
-    </w:p>
-    <w:p>
-      <w:pPr>
-        <w:pStyle w:val="Normal"/>
-        <w:jc w:val="center"/>
-        <w:rPr>
-          <w:b/>
-          <w:bCs/>
-          <w:color w:val="EE0000"/>
-        </w:rPr>
-      </w:pPr>
-      <w:r>
-        <w:rPr>
-          <w:b/>
-          <w:bCs/>
-          <w:color w:val="EE0000"/>
-        </w:rPr>
-        <w:t>Power Supply &amp; SPI</w:t>
-      </w:r>
-      <w:r>
-        <w:rPr>
-          <w:b/>
-          <w:bCs/>
-          <w:color w:val="EE0000"/>
-        </w:rPr>
-        <w:t xml:space="preserve"> Interface</w:t>
-      </w:r>
-    </w:p>
-    <w:p>
-      <w:pPr>
-        <w:pStyle w:val="Normal"/>
-        <w:jc w:val="left"/>
-        <w:rPr/>
-      </w:pPr>
-      <w:r>
-        <w:rPr/>
-      </w:r>
-    </w:p>
-    <w:p>
-      <w:pPr>
-        <w:pStyle w:val="Normal"/>
-        <w:jc w:val="center"/>
-        <w:rPr>
-          <w:b/>
-          <w:bCs/>
-          <w:color w:val="EE0000"/>
-        </w:rPr>
-      </w:pPr>
-      <w:r>
-        <w:rPr>
-          <w:b/>
-          <w:bCs/>
-          <w:color w:val="EE0000"/>
-        </w:rPr>
-        <w:t>Data Processing &amp; CAN Interface (STM32 + CAN transiver)</w:t>
       </w:r>
     </w:p>
     <w:p>
@@ -5624,100 +6599,98 @@
           <w:numId w:val="10"/>
         </w:numPr>
         <w:rPr>
+          <w:color w:val="000000"/>
+        </w:rPr>
+      </w:pPr>
+      <w:r>
+        <w:rPr>
           <w:b/>
           <w:bCs/>
-          <w:color w:val="EE0000"/>
-        </w:rPr>
-      </w:pPr>
+          <w:color w:val="000000"/>
+        </w:rPr>
+        <w:t>Napajanje</w:t>
+      </w:r>
+    </w:p>
+    <w:p>
+      <w:pPr>
+        <w:pStyle w:val="Normal"/>
+        <w:rPr>
+          <w:color w:val="000000"/>
+        </w:rPr>
+      </w:pPr>
+      <w:r>
+        <w:rPr>
+          <w:color w:val="000000"/>
+        </w:rPr>
+        <w:t xml:space="preserve">Kada mikrokontroler brzo menja stanja i zahteva nagle promene struje, struja ne može dovoljno brzo da stigne preko dužih vodova i kablova zbog induktivnosti. Zato svaki VDD i VBAT pin treba da ima po jedan </w:t>
+      </w:r>
+      <w:r>
+        <w:rPr>
+          <w:i/>
+          <w:iCs/>
+          <w:color w:val="000000"/>
+        </w:rPr>
+        <w:t>decoupling</w:t>
+      </w:r>
+      <w:r>
+        <w:rPr>
+          <w:color w:val="000000"/>
+        </w:rPr>
+        <w:t xml:space="preserve"> kondenzator od 100 nF, postavljen što bliže pinu, kako bi se obezbedile male lokalne rezerve energije. Osim toga, dobra praksa je dodati i jedan </w:t>
+      </w:r>
+      <w:r>
+        <w:rPr>
+          <w:i/>
+          <w:iCs/>
+          <w:color w:val="000000"/>
+        </w:rPr>
+        <w:t>bulk</w:t>
+      </w:r>
+      <w:r>
+        <w:rPr>
+          <w:color w:val="000000"/>
+        </w:rPr>
+        <w:t xml:space="preserve"> kondenzator od oko 10 µF, blizu samog integrisanog kola, koji služi za dodatno stabilizovanje napajanja. [7]</w:t>
+      </w:r>
+    </w:p>
+    <w:p>
+      <w:pPr>
+        <w:pStyle w:val="Normal"/>
+        <w:rPr>
+          <w:color w:val="000000"/>
+        </w:rPr>
+      </w:pPr>
+      <w:r>
+        <w:rPr>
+          <w:color w:val="000000"/>
+        </w:rPr>
+        <w:t xml:space="preserve">VDDA pin služi za analogni deo mikrokontrolera. </w:t>
+      </w:r>
       <w:r>
         <w:rPr>
           <w:b/>
           <w:bCs/>
-          <w:color w:val="EE0000"/>
-        </w:rPr>
-        <w:t>Napajanje</w:t>
-      </w:r>
-    </w:p>
-    <w:p>
-      <w:pPr>
-        <w:pStyle w:val="Normal"/>
-        <w:rPr>
-          <w:color w:val="EE0000"/>
-        </w:rPr>
-      </w:pPr>
-      <w:r>
-        <w:rPr>
-          <w:color w:val="EE0000"/>
-        </w:rPr>
-        <w:t xml:space="preserve">Kada mikrokontroler brzo menja stanja i zahteva nagle promene struje, struja ne može dovoljno brzo da stigne preko dužih vodova i kablova zbog induktivnosti. Zato svaki VDD i VBAT pin treba da ima po jedan </w:t>
-      </w:r>
-      <w:r>
-        <w:rPr>
-          <w:i/>
-          <w:iCs/>
-          <w:color w:val="EE0000"/>
-        </w:rPr>
-        <w:t>decoupling</w:t>
-      </w:r>
-      <w:r>
-        <w:rPr>
-          <w:color w:val="EE0000"/>
-        </w:rPr>
-        <w:t xml:space="preserve"> kondenzator od 100 nF, postavljen što bliže pinu, kako bi se obezbedile male lokalne rezerve energije. Osim toga, dobra praksa je dodati i jedan </w:t>
-      </w:r>
-      <w:r>
-        <w:rPr>
-          <w:i/>
-          <w:iCs/>
-          <w:color w:val="EE0000"/>
-        </w:rPr>
-        <w:t>bulk</w:t>
-      </w:r>
-      <w:r>
-        <w:rPr>
-          <w:color w:val="EE0000"/>
-        </w:rPr>
-        <w:t xml:space="preserve"> kondenzator od oko 10 µF, blizu samog integrisanog kola, koji služi za dodatno stabilizovanje napajanja. [7]</w:t>
-      </w:r>
-    </w:p>
-    <w:p>
-      <w:pPr>
-        <w:pStyle w:val="Normal"/>
-        <w:rPr>
-          <w:color w:val="EE0000"/>
-        </w:rPr>
-      </w:pPr>
-      <w:r>
-        <w:rPr>
-          <w:color w:val="EE0000"/>
-        </w:rPr>
-        <w:t xml:space="preserve">VDDA pin služi za analogni deo mikrokontrolera. </w:t>
+          <w:color w:val="000000"/>
+        </w:rPr>
+        <w:t>Analogno napajanje</w:t>
+      </w:r>
+      <w:r>
+        <w:rPr>
+          <w:color w:val="000000"/>
+        </w:rPr>
+        <w:t xml:space="preserve"> je osetljivije na smetnje, pa je dobra praksa da se dodatno filtrira. Postavljaju se dva kondenzatora paralelno: jedan od 10 nF i jedan od 1 µF, prema preporuci STMicroelectronics. Da bi se analogno odvojilo od </w:t>
       </w:r>
       <w:r>
         <w:rPr>
           <w:b/>
           <w:bCs/>
-          <w:color w:val="EE0000"/>
-        </w:rPr>
-        <w:t>Analogno napajanje</w:t>
-      </w:r>
-      <w:r>
-        <w:rPr>
-          <w:color w:val="EE0000"/>
-        </w:rPr>
-        <w:t xml:space="preserve"> je osetljivije na smetnje, pa je dobra praksa da se dodatno filtrira. Postavljaju se dva kondenzatora paralelno: jedan od 10 nF i jedan od 1 µF, prema preporuci STMicroelectronics. Da bi se analogno odvojilo od </w:t>
-      </w:r>
-      <w:r>
-        <w:rPr>
-          <w:b/>
-          <w:bCs/>
-          <w:color w:val="EE0000"/>
+          <w:color w:val="000000"/>
         </w:rPr>
         <w:t>digitalnog napajanja</w:t>
       </w:r>
       <w:r>
         <w:rPr>
-          <w:color w:val="EE0000"/>
+          <w:color w:val="000000"/>
         </w:rPr>
         <w:t>, koristi se feritna perla vrednosti oko 120 Ω na 100 MHz. Na strani VDDA pina se dodaje i još jedan kondenzator od 1 µF kao kao filter za stabilizaciju napona. [7]</w:t>
       </w:r>
@@ -5726,65 +6699,40 @@
       <w:pPr>
         <w:pStyle w:val="Normal"/>
         <w:rPr>
-          <w:color w:val="EE0000"/>
-          <w:lang w:val="sr-Latn-RS"/>
-        </w:rPr>
-      </w:pPr>
-      <w:r>
-        <w:rPr>
-          <w:color w:val="EE0000"/>
-          <w:lang w:val="sr-Latn-RS"/>
-        </w:rPr>
-        <w:t xml:space="preserve">Sistem se napaja nominalnim naponom od 12 V. Stabilan napon od 3.3 V potreban za napajanje mikrokontrolera, ADC-a i CAN transivera obezbeđuje se pomoću </w:t>
-      </w:r>
-      <w:r>
-        <w:rPr>
-          <w:b/>
-          <w:bCs/>
-          <w:color w:val="EE0000"/>
-          <w:lang w:val="sr-Latn-RS"/>
-        </w:rPr>
-        <w:t xml:space="preserve">DC/DC step-down konvertora </w:t>
-      </w:r>
-      <w:r>
-        <w:rPr>
-          <w:color w:val="EE0000"/>
-        </w:rPr>
-        <w:t>TPS62152, povezan</w:t>
-      </w:r>
-      <w:r>
-        <w:rPr>
-          <w:color w:val="EE0000"/>
-          <w:lang w:val="sr-Latn-RS"/>
-        </w:rPr>
-        <w:t xml:space="preserve">, </w:t>
-      </w:r>
-      <w:r>
-        <w:rPr>
-          <w:color w:val="EE0000"/>
-        </w:rPr>
-        <w:t xml:space="preserve">povezan u fiksnoj konfiguraciji sa izlaznim naponom od 3.3 V, prema preporučenoj šemi iz </w:t>
-      </w:r>
-      <w:r>
-        <w:rPr>
-          <w:i/>
-          <w:iCs/>
-          <w:color w:val="EE0000"/>
-        </w:rPr>
-        <w:t>Figure 9-42</w:t>
-      </w:r>
-      <w:r>
-        <w:rPr>
-          <w:color w:val="EE0000"/>
-        </w:rPr>
-        <w:t xml:space="preserve"> iz dokumentacije. </w:t>
-      </w:r>
-      <w:r>
-        <w:rPr>
-          <w:color w:val="EE0000"/>
-          <w:lang w:val="sr-Latn-RS"/>
-        </w:rPr>
-        <w:t xml:space="preserve"> [10] </w:t>
+          <w:color w:val="000000"/>
+        </w:rPr>
+      </w:pPr>
+      <w:r>
+        <w:rPr>
+          <w:color w:val="000000"/>
+          <w:lang w:val="sr-Latn-RS"/>
+        </w:rPr>
+        <w:t xml:space="preserve">Sistem se napaja nominalnim naponom od 12 V </w:t>
+      </w:r>
+      <w:r>
+        <w:rPr>
+          <w:color w:val="000000"/>
+          <w:lang w:val="sr-Latn-RS"/>
+        </w:rPr>
+        <w:t>sa LV baterije. Stabilnih 3.3V za napajanje MCU i CAN transivera dobija se sa LDO</w:t>
+      </w:r>
+      <w:r>
+        <w:rPr>
+          <w:i w:val="false"/>
+          <w:iCs w:val="false"/>
+          <w:color w:val="000000"/>
+          <w:lang w:val="sr-Latn-RS"/>
+        </w:rPr>
+        <w:t xml:space="preserve"> LM1117-Q1.</w:t>
+      </w:r>
+      <w:r>
+        <w:rPr>
+          <w:i w:val="false"/>
+          <w:iCs w:val="false"/>
+          <w:color w:val="000000"/>
+          <w:lang w:val="sr-Latn-RS"/>
+        </w:rPr>
+        <w:t xml:space="preserve"> </w:t>
       </w:r>
     </w:p>
     <w:p>
@@ -5795,16 +6743,14 @@
           <w:numId w:val="10"/>
         </w:numPr>
         <w:rPr>
+          <w:color w:val="000000"/>
+        </w:rPr>
+      </w:pPr>
+      <w:r>
+        <w:rPr>
           <w:b/>
           <w:bCs/>
-          <w:color w:val="EE0000"/>
-        </w:rPr>
-      </w:pPr>
-      <w:r>
-        <w:rPr>
-          <w:b/>
-          <w:bCs/>
-          <w:color w:val="EE0000"/>
+          <w:color w:val="000000"/>
         </w:rPr>
         <w:t>NRST pin</w:t>
       </w:r>
@@ -5813,14 +6759,20 @@
       <w:pPr>
         <w:pStyle w:val="Normal"/>
         <w:rPr>
-          <w:color w:val="EE0000"/>
-        </w:rPr>
-      </w:pPr>
-      <w:r>
-        <w:rPr>
-          <w:color w:val="EE0000"/>
-        </w:rPr>
-        <w:t>Ovaj mikrokontroler se pri uključenju napajanja podiže i pokreće kako očekujemo, ali ima i pin za resetovanje koji nosi oznaku NRST, gde slovo „N“ znači da je logika invertovana — reset se aktivira kada je ovaj pin povučen GND. U normalnom radu, NRST pin treba da bude na visokom nivou (3.3 V) da bi mikrokontroler nastavio sa izvršavanjem programa koji je u njega učitan. Kako NRST pin već ima ugrađen unutrašnji pull-up otpornik, može ostati neobezbeđen. Međutim, dobra praksa je da se na ovaj pin poveže mali kondenzator, oko 100 nF, ka masi. Taj kondenzator služi kao filter koji sprečava da kratkotrajne smetnje ili šum izazovu neželjeno resetovanje mikrokontrolera. [7]</w:t>
+          <w:color w:val="000000"/>
+        </w:rPr>
+      </w:pPr>
+      <w:r>
+        <w:rPr>
+          <w:color w:val="000000"/>
+        </w:rPr>
+        <w:t xml:space="preserve">Ovaj mikrokontroler se pri uključenju napajanja podiže i pokreće kako očekujemo, ali ima i pin za resetovanje koji nosi oznaku NRST, gde slovo „N“ znači da je logika invertovana — reset se aktivira kada je ovaj pin povučen GND. U normalnom radu, NRST pin treba da bude na visokom nivou (3.3 V) da bi mikrokontroler nastavio sa izvršavanjem programa koji je u njega učitan. Kako NRST pin već ima ugrađen unutrašnji pull-up otpornik, može ostati neobezbeđen. Međutim, dobra praksa je da se na ovaj pin poveže mali kondenzator, oko 100 nF, ka masi. Taj kondenzator služi kao filter koji sprečava da kratkotrajne smetnje ili šum izazovu neželjeno resetovanje mikrokontrolera. [7] </w:t>
+      </w:r>
+      <w:r>
+        <w:rPr>
+          <w:color w:val="000000"/>
+        </w:rPr>
+        <w:t>Sem toga, dodaje se taster ka masi kako bi se omogućio ručni reset.</w:t>
       </w:r>
     </w:p>
     <w:p>
@@ -5831,72 +6783,70 @@
           <w:numId w:val="10"/>
         </w:numPr>
         <w:rPr>
+          <w:color w:val="000000"/>
+        </w:rPr>
+      </w:pPr>
+      <w:r>
+        <w:rPr>
           <w:b/>
           <w:bCs/>
-          <w:color w:val="EE0000"/>
-        </w:rPr>
-      </w:pPr>
+          <w:color w:val="000000"/>
+        </w:rPr>
+        <w:t>BOOT0 pin i režim programiranja</w:t>
+      </w:r>
+    </w:p>
+    <w:p>
+      <w:pPr>
+        <w:pStyle w:val="Normal"/>
+        <w:rPr>
+          <w:color w:val="000000"/>
+        </w:rPr>
+      </w:pPr>
+      <w:r>
+        <w:rPr>
+          <w:color w:val="000000"/>
+        </w:rPr>
+        <w:t>BOOT0 pin određuje način pokretanja mikrokontrolera pri uključenju napajanja. Kada je BOOT0 na niskom nivou, mikrokontroler se pokreće iz interne fleš memorije i izvršava korisnički program. Kada je BOOT0 na visokom nivou, mikrokontroler ulazi u sistemski bootloader režim, namenjen programiranju putem interfejsa kao što su UART, USB ili I2C.</w:t>
+      </w:r>
+    </w:p>
+    <w:p>
+      <w:pPr>
+        <w:pStyle w:val="Normal"/>
+        <w:rPr>
+          <w:color w:val="000000"/>
+        </w:rPr>
+      </w:pPr>
+      <w:r>
+        <w:rPr>
+          <w:color w:val="000000"/>
+        </w:rPr>
+        <w:t xml:space="preserve">U ovom sistemu programiranje i debagovanje mikrokontrolera realizuje se </w:t>
+      </w:r>
       <w:r>
         <w:rPr>
           <w:b/>
           <w:bCs/>
-          <w:color w:val="EE0000"/>
-        </w:rPr>
-        <w:t>BOOT0 pin i režim programiranja</w:t>
-      </w:r>
-    </w:p>
-    <w:p>
-      <w:pPr>
-        <w:pStyle w:val="Normal"/>
-        <w:rPr>
-          <w:color w:val="EE0000"/>
-        </w:rPr>
-      </w:pPr>
-      <w:r>
-        <w:rPr>
-          <w:color w:val="EE0000"/>
-        </w:rPr>
-        <w:t>BOOT0 pin određuje način pokretanja mikrokontrolera pri uključenju napajanja. Kada je BOOT0 na niskom nivou, mikrokontroler se pokreće iz interne fleš memorije i izvršava korisnički program. Kada je BOOT0 na visokom nivou, mikrokontroler ulazi u sistemski bootloader režim, namenjen programiranju putem interfejsa kao što su UART, USB ili I2C.</w:t>
-      </w:r>
-    </w:p>
-    <w:p>
-      <w:pPr>
-        <w:pStyle w:val="Normal"/>
-        <w:rPr>
-          <w:color w:val="EE0000"/>
-        </w:rPr>
-      </w:pPr>
-      <w:r>
-        <w:rPr>
-          <w:color w:val="EE0000"/>
-        </w:rPr>
-        <w:t xml:space="preserve">U ovom sistemu programiranje i debagovanje mikrokontrolera realizuje se </w:t>
+          <w:color w:val="000000"/>
+        </w:rPr>
+        <w:t>isključivo preko Serial Wire Debug (SWD) interfejsa</w:t>
+      </w:r>
+      <w:r>
+        <w:rPr>
+          <w:color w:val="000000"/>
+        </w:rPr>
+        <w:t xml:space="preserve">, korišćenjem ST-Link alata. Zbog toga </w:t>
       </w:r>
       <w:r>
         <w:rPr>
           <w:b/>
           <w:bCs/>
-          <w:color w:val="EE0000"/>
-        </w:rPr>
-        <w:t>isključivo preko Serial Wire Debug (SWD) interfejsa</w:t>
-      </w:r>
-      <w:r>
-        <w:rPr>
-          <w:color w:val="EE0000"/>
-        </w:rPr>
-        <w:t xml:space="preserve">, korišćenjem ST-Link alata. Zbog toga </w:t>
-      </w:r>
-      <w:r>
-        <w:rPr>
-          <w:b/>
-          <w:bCs/>
-          <w:color w:val="EE0000"/>
+          <w:color w:val="000000"/>
         </w:rPr>
         <w:t>nije predviđeno korišćenje sistemskog bootloadera</w:t>
       </w:r>
       <w:r>
         <w:rPr>
-          <w:color w:val="EE0000"/>
+          <w:color w:val="000000"/>
         </w:rPr>
         <w:t>, te BOOT0 pin nema aktivnu ulogu tokom rada ili programiranja sistema.</w:t>
       </w:r>
@@ -5905,12 +6855,12 @@
       <w:pPr>
         <w:pStyle w:val="Normal"/>
         <w:rPr>
-          <w:color w:val="EE0000"/>
-        </w:rPr>
-      </w:pPr>
-      <w:r>
-        <w:rPr>
-          <w:color w:val="EE0000"/>
+          <w:color w:val="000000"/>
+        </w:rPr>
+      </w:pPr>
+      <w:r>
+        <w:rPr>
+          <w:color w:val="000000"/>
         </w:rPr>
         <w:t>BOOT0 je stoga trajno povučen na masu (GND) preko pull-down otpornika vrednosti 10 kΩ, čime se obezbeđuje pouzdano i determinističko pokretanje mikrokontrolera iz fleš memorije pri svakom uključenju napajanja. Na ovaj način se eliminiše mogućnost nenamernog ulaska u bootloader režim, što je posebno važno za pouzdan rad sistema u uslovima vibracija i elektromagnetnih smetnji prisutnih u vozilu.</w:t>
       </w:r>
@@ -5919,13 +6869,12 @@
       <w:pPr>
         <w:pStyle w:val="Normal"/>
         <w:rPr>
-          <w:color w:val="EE0000"/>
-          <w:lang w:val="sr-Latn-RS"/>
-        </w:rPr>
-      </w:pPr>
-      <w:r>
-        <w:rPr>
-          <w:color w:val="EE0000"/>
+          <w:color w:val="000000"/>
+        </w:rPr>
+      </w:pPr>
+      <w:r>
+        <w:rPr>
+          <w:color w:val="000000"/>
           <w:lang w:val="sr-Latn-RS"/>
         </w:rPr>
         <w:t>Programiranje i debagovanje STM32 mikrokontrolera obavlja se pomoću ST-Link programatora, koji se sa jedne strane povezuje na računar putem USB interfejsa, a sa druge strane na MCU preko SWD linija. [7]</w:t>
@@ -5939,63 +6888,63 @@
           <w:numId w:val="10"/>
         </w:numPr>
         <w:rPr>
+          <w:color w:val="000000"/>
+        </w:rPr>
+      </w:pPr>
+      <w:r>
+        <w:rPr>
           <w:b/>
           <w:bCs/>
-          <w:color w:val="EE0000"/>
-        </w:rPr>
-      </w:pPr>
+          <w:color w:val="000000"/>
+        </w:rPr>
+        <w:t>Kristalni oscilator</w:t>
+      </w:r>
+    </w:p>
+    <w:p>
+      <w:pPr>
+        <w:pStyle w:val="Normal"/>
+        <w:rPr>
+          <w:color w:val="000000"/>
+        </w:rPr>
+      </w:pPr>
+      <w:r>
+        <w:rPr>
+          <w:color w:val="000000"/>
+        </w:rPr>
+        <w:t xml:space="preserve">Iako ovaj mikrokontroler ima unutrašnji kristalni oscilator, on nije baš precizan, pa je zato dodat </w:t>
+      </w:r>
       <w:r>
         <w:rPr>
           <w:b/>
           <w:bCs/>
-          <w:color w:val="EE0000"/>
-        </w:rPr>
-        <w:t>Kristalni oscilator</w:t>
+          <w:color w:val="000000"/>
+        </w:rPr>
+        <w:t>spoljašnji kristal</w:t>
+      </w:r>
+      <w:r>
+        <w:rPr>
+          <w:color w:val="000000"/>
+        </w:rPr>
+        <w:t xml:space="preserve"> za bolje vremensko merenje. [7]</w:t>
       </w:r>
     </w:p>
     <w:p>
       <w:pPr>
         <w:pStyle w:val="Normal"/>
         <w:rPr>
-          <w:color w:val="EE0000"/>
-        </w:rPr>
-      </w:pPr>
-      <w:r>
-        <w:rPr>
-          <w:color w:val="EE0000"/>
-        </w:rPr>
-        <w:t xml:space="preserve">Iako ovaj mikrokontroler ima unutrašnji kristalni oscilator, on nije baš precizan, pa je zato dodat </w:t>
-      </w:r>
-      <w:r>
-        <w:rPr>
-          <w:b/>
-          <w:bCs/>
-          <w:color w:val="EE0000"/>
-        </w:rPr>
-        <w:t>spoljašnji kristal</w:t>
-      </w:r>
-      <w:r>
-        <w:rPr>
-          <w:color w:val="EE0000"/>
-        </w:rPr>
-        <w:t xml:space="preserve"> za bolje vremensko merenje. [7]</w:t>
-      </w:r>
-    </w:p>
-    <w:p>
-      <w:pPr>
-        <w:pStyle w:val="Normal"/>
-        <w:rPr>
-          <w:color w:val="EE0000"/>
-        </w:rPr>
-      </w:pPr>
-      <w:r>
-        <w:rPr>
-          <w:color w:val="EE0000"/>
+          <w:color w:val="000000"/>
+        </w:rPr>
+      </w:pPr>
+      <w:r>
+        <w:rPr>
+          <w:color w:val="000000"/>
         </w:rPr>
         <w:t xml:space="preserve">Unutar mikrokontrolera je inverter sa povratnim otpornikom koji formira oscilatorno kolo. Spoljni kristal služi kao rezonator, ali ima neželjene kapacitivnosti nastale usled trasa na ploči i samog kristala, koju ne možemo potpuno kontrolisati. Zbog toga se koriste dva opterećujuća kondenzatora, po jedan sa svake strane kristala prema masi, koji stabilizuju i preciziraju frekvenciju oscilatora. Vrednost ovih kondenzatora mora odgovarati opterećujućoj kapacitivnosti kristala iz dokumentacije. Na primer, za 16 MHz kristal sa opterećujućom kapacitivnošću od 10 pF i neželjenom kapacitivnošću od oko 5 pF, kondenzatori se računaju kao: </w:t>
       </w:r>
       <w:r>
-        <w:rPr/>
+        <w:rPr>
+          <w:color w:val="000000"/>
+        </w:rPr>
       </w:r>
       <m:oMath xmlns:m="http://schemas.openxmlformats.org/officeDocument/2006/math">
         <m:r>
@@ -6067,7 +7016,7 @@
       </m:oMath>
       <w:r>
         <w:rPr>
-          <w:color w:val="EE0000"/>
+          <w:color w:val="000000"/>
         </w:rPr>
         <w:t>≈10 pF. [7]</w:t>
       </w:r>
@@ -6080,120 +7029,180 @@
           <w:numId w:val="10"/>
         </w:numPr>
         <w:rPr>
+          <w:color w:val="000000"/>
+        </w:rPr>
+      </w:pPr>
+      <w:r>
+        <w:rPr>
           <w:b/>
           <w:bCs/>
-          <w:color w:val="EE0000"/>
+          <w:color w:val="000000"/>
+        </w:rPr>
+        <w:t>CAN transiver</w:t>
+      </w:r>
+    </w:p>
+    <w:p>
+      <w:pPr>
+        <w:pStyle w:val="Normal"/>
+        <w:rPr>
+          <w:color w:val="000000"/>
+        </w:rPr>
+      </w:pPr>
+      <w:r>
+        <w:rPr>
+          <w:color w:val="000000"/>
+        </w:rPr>
+        <w:t xml:space="preserve">Uz VCC se postavlja </w:t>
+      </w:r>
+      <w:r>
+        <w:rPr>
+          <w:i/>
+          <w:iCs/>
+          <w:color w:val="000000"/>
+        </w:rPr>
+        <w:t>decoupling</w:t>
+      </w:r>
+      <w:r>
+        <w:rPr>
+          <w:color w:val="000000"/>
+        </w:rPr>
+        <w:t xml:space="preserve"> kondenzator od 100 nF ka GND, što bliže pinovima, radi filtriranja šuma i stabilizacije napajanja.  [5]</w:t>
+      </w:r>
+    </w:p>
+    <w:p>
+      <w:pPr>
+        <w:pStyle w:val="Normal"/>
+        <w:rPr>
+          <w:color w:val="000000"/>
         </w:rPr>
       </w:pPr>
       <w:r>
         <w:rPr>
           <w:b/>
           <w:bCs/>
-          <w:color w:val="EE0000"/>
-        </w:rPr>
-        <w:t>CAN transiver</w:t>
+          <w:color w:val="000000"/>
+        </w:rPr>
+        <w:t>Terminacija CAN magistrale</w:t>
+      </w:r>
+      <w:r>
+        <w:rPr>
+          <w:color w:val="000000"/>
+        </w:rPr>
+        <w:t xml:space="preserve"> je rešena otpornikom od 120 Ω sa </w:t>
+      </w:r>
+      <w:r>
+        <w:rPr>
+          <w:b/>
+          <w:bCs/>
+          <w:color w:val="000000"/>
+        </w:rPr>
+        <w:t>serijskim džamperom</w:t>
+      </w:r>
+      <w:r>
+        <w:rPr>
+          <w:color w:val="000000"/>
+        </w:rPr>
+        <w:t>, pri čemu je on zatvoren samo na prvoj i poslednjoj pločici, a na ostalima otvoren.</w:t>
       </w:r>
     </w:p>
     <w:p>
       <w:pPr>
         <w:pStyle w:val="Normal"/>
-        <w:rPr>
-          <w:color w:val="EE0000"/>
-        </w:rPr>
-      </w:pPr>
-      <w:r>
-        <w:rPr>
-          <w:color w:val="EE0000"/>
-        </w:rPr>
-        <w:t xml:space="preserve">Uz VCC se postavlja </w:t>
-      </w:r>
-      <w:r>
-        <w:rPr>
+        <w:jc w:val="center"/>
+        <w:rPr/>
+      </w:pPr>
+      <w:r>
+        <w:drawing>
+          <wp:anchor behindDoc="0" distT="0" distB="0" distL="0" distR="0" simplePos="0" locked="0" layoutInCell="0" allowOverlap="1" relativeHeight="74">
+            <wp:simplePos x="0" y="0"/>
+            <wp:positionH relativeFrom="column">
+              <wp:align>center</wp:align>
+            </wp:positionH>
+            <wp:positionV relativeFrom="paragraph">
+              <wp:posOffset>635</wp:posOffset>
+            </wp:positionV>
+            <wp:extent cx="6645910" cy="5159375"/>
+            <wp:effectExtent l="0" t="0" r="0" b="0"/>
+            <wp:wrapSquare wrapText="largest"/>
+            <wp:docPr id="11" name="Image7" descr=""/>
+            <wp:cNvGraphicFramePr>
+              <a:graphicFrameLocks xmlns:a="http://schemas.openxmlformats.org/drawingml/2006/main" noChangeAspect="1"/>
+            </wp:cNvGraphicFramePr>
+            <a:graphic xmlns:a="http://schemas.openxmlformats.org/drawingml/2006/main">
+              <a:graphicData uri="http://schemas.openxmlformats.org/drawingml/2006/picture">
+                <pic:pic xmlns:pic="http://schemas.openxmlformats.org/drawingml/2006/picture">
+                  <pic:nvPicPr>
+                    <pic:cNvPr id="11" name="Image7" descr=""/>
+                    <pic:cNvPicPr>
+                      <a:picLocks noChangeAspect="1" noChangeArrowheads="1"/>
+                    </pic:cNvPicPr>
+                  </pic:nvPicPr>
+                  <pic:blipFill>
+                    <a:blip r:embed="rId17"/>
+                    <a:stretch>
+                      <a:fillRect/>
+                    </a:stretch>
+                  </pic:blipFill>
+                  <pic:spPr bwMode="auto">
+                    <a:xfrm>
+                      <a:off x="0" y="0"/>
+                      <a:ext cx="6645910" cy="5159375"/>
+                    </a:xfrm>
+                    <a:prstGeom prst="rect">
+                      <a:avLst/>
+                    </a:prstGeom>
+                  </pic:spPr>
+                </pic:pic>
+              </a:graphicData>
+            </a:graphic>
+          </wp:anchor>
+        </w:drawing>
+      </w:r>
+      <w:r>
+        <w:rPr>
+          <w:b w:val="false"/>
+          <w:bCs w:val="false"/>
+          <w:color w:val="000000"/>
+        </w:rPr>
+        <w:t xml:space="preserve">Slika 3.3 </w:t>
+      </w:r>
+      <w:r>
+        <w:rPr>
+          <w:b w:val="false"/>
+          <w:bCs w:val="false"/>
           <w:i/>
           <w:iCs/>
-          <w:color w:val="EE0000"/>
-        </w:rPr>
-        <w:t>decoupling</w:t>
-      </w:r>
-      <w:r>
-        <w:rPr>
-          <w:color w:val="EE0000"/>
-        </w:rPr>
-        <w:t xml:space="preserve"> kondenzator od 100 nF ka GND, što bliže pinovima, radi filtriranja šuma i stabilizacije napajanja.  [5]</w:t>
-      </w:r>
-    </w:p>
-    <w:p>
-      <w:pPr>
-        <w:pStyle w:val="Normal"/>
-        <w:rPr>
-          <w:color w:val="EE0000"/>
-        </w:rPr>
-      </w:pPr>
-      <w:r>
-        <w:rPr>
-          <w:b/>
-          <w:bCs/>
-          <w:color w:val="EE0000"/>
-        </w:rPr>
-        <w:t>Terminacija CAN magistrale</w:t>
-      </w:r>
-      <w:r>
-        <w:rPr>
-          <w:color w:val="EE0000"/>
-        </w:rPr>
-        <w:t xml:space="preserve"> je rešena otpornikom od 120 Ω sa </w:t>
-      </w:r>
-      <w:r>
-        <w:rPr>
-          <w:b/>
-          <w:bCs/>
-          <w:color w:val="EE0000"/>
-        </w:rPr>
-        <w:t>serijskim džamperom</w:t>
-      </w:r>
-      <w:r>
-        <w:rPr>
-          <w:color w:val="EE0000"/>
-        </w:rPr>
-        <w:t>, pri čemu je on zatvoren samo na prvoj i poslednjoj pločici, a na ostalima otvoren.</w:t>
-      </w:r>
-    </w:p>
-    <w:p>
-      <w:pPr>
-        <w:pStyle w:val="Normal"/>
-        <w:jc w:val="center"/>
-        <w:rPr>
-          <w:b/>
-          <w:bCs/>
-          <w:color w:val="EE0000"/>
-        </w:rPr>
-      </w:pPr>
-      <w:r>
-        <w:rPr>
-          <w:b/>
-          <w:bCs/>
-          <w:color w:val="EE0000"/>
-        </w:rPr>
-        <w:t>Signal Conditioning (RC filter + ADC)</w:t>
-      </w:r>
-    </w:p>
-    <w:p>
-      <w:pPr>
-        <w:pStyle w:val="Normal"/>
-        <w:jc w:val="center"/>
-        <w:rPr>
-          <w:b/>
-          <w:bCs/>
-          <w:color w:val="EE0000"/>
-        </w:rPr>
-      </w:pPr>
-      <w:r>
-        <w:rPr>
-          <w:b/>
-          <w:bCs/>
-          <w:color w:val="EE0000"/>
-        </w:rPr>
-        <w:t>DODATI PULL UP OTPORNIKE</w:t>
+          <w:color w:val="000000"/>
+        </w:rPr>
+        <w:t>adc_rc</w:t>
+      </w:r>
+      <w:r>
+        <w:rPr>
+          <w:b w:val="false"/>
+          <w:bCs w:val="false"/>
+          <w:i w:val="false"/>
+          <w:iCs w:val="false"/>
+          <w:color w:val="000000"/>
+        </w:rPr>
+        <w:t xml:space="preserve"> -</w:t>
+      </w:r>
+      <w:r>
+        <w:rPr>
+          <w:b w:val="false"/>
+          <w:bCs w:val="false"/>
+          <w:i w:val="false"/>
+          <w:iCs w:val="false"/>
+          <w:color w:val="000000"/>
+        </w:rPr>
+        <w:t>Signal</w:t>
+      </w:r>
+      <w:r>
+        <w:rPr>
+          <w:b w:val="false"/>
+          <w:bCs w:val="false"/>
+          <w:color w:val="000000"/>
+        </w:rPr>
+        <w:t xml:space="preserve"> Conditioning </w:t>
       </w:r>
     </w:p>
     <w:p>
@@ -6204,16 +7213,14 @@
           <w:numId w:val="10"/>
         </w:numPr>
         <w:rPr>
+          <w:color w:val="000000"/>
+        </w:rPr>
+      </w:pPr>
+      <w:r>
+        <w:rPr>
           <w:b/>
           <w:bCs/>
-          <w:color w:val="EE0000"/>
-        </w:rPr>
-      </w:pPr>
-      <w:r>
-        <w:rPr>
-          <w:b/>
-          <w:bCs/>
-          <w:color w:val="EE0000"/>
+          <w:color w:val="000000"/>
         </w:rPr>
         <w:t>Napajanje</w:t>
       </w:r>
@@ -6222,12 +7229,12 @@
       <w:pPr>
         <w:pStyle w:val="Normal"/>
         <w:rPr>
-          <w:color w:val="EE0000"/>
-        </w:rPr>
-      </w:pPr>
-      <w:r>
-        <w:rPr>
-          <w:color w:val="EE0000"/>
+          <w:color w:val="000000"/>
+        </w:rPr>
+      </w:pPr>
+      <w:r>
+        <w:rPr>
+          <w:color w:val="000000"/>
         </w:rPr>
         <w:t xml:space="preserve">ADS114S08B može da radi i sa unipolarnim i sa bipolarnim napajanjem. No, u ovom sistemu se koristi uniopolarno od 0 do 3.3 V i to: </w:t>
       </w:r>
@@ -6240,12 +7247,12 @@
           <w:numId w:val="11"/>
         </w:numPr>
         <w:rPr>
-          <w:color w:val="EE0000"/>
-        </w:rPr>
-      </w:pPr>
-      <w:r>
-        <w:rPr>
-          <w:color w:val="EE0000"/>
+          <w:color w:val="000000"/>
+        </w:rPr>
+      </w:pPr>
+      <w:r>
+        <w:rPr>
+          <w:color w:val="000000"/>
         </w:rPr>
         <w:t>analogno (AVDD, AVSS),</w:t>
       </w:r>
@@ -6258,12 +7265,12 @@
           <w:numId w:val="11"/>
         </w:numPr>
         <w:rPr>
-          <w:color w:val="EE0000"/>
-        </w:rPr>
-      </w:pPr>
-      <w:r>
-        <w:rPr>
-          <w:color w:val="EE0000"/>
+          <w:color w:val="000000"/>
+        </w:rPr>
+      </w:pPr>
+      <w:r>
+        <w:rPr>
+          <w:color w:val="000000"/>
         </w:rPr>
         <w:t xml:space="preserve">digitalno (DVDD, DGND) i </w:t>
       </w:r>
@@ -6276,12 +7283,12 @@
           <w:numId w:val="11"/>
         </w:numPr>
         <w:rPr>
-          <w:color w:val="EE0000"/>
-        </w:rPr>
-      </w:pPr>
-      <w:r>
-        <w:rPr>
-          <w:color w:val="EE0000"/>
+          <w:color w:val="000000"/>
+        </w:rPr>
+      </w:pPr>
+      <w:r>
+        <w:rPr>
+          <w:color w:val="000000"/>
         </w:rPr>
         <w:t xml:space="preserve">napajanje digitalnog I/O interfejsa (IOVDD, DGND). </w:t>
       </w:r>
@@ -6290,64 +7297,72 @@
       <w:pPr>
         <w:pStyle w:val="Normal"/>
         <w:rPr>
-          <w:color w:val="EE0000"/>
-        </w:rPr>
-      </w:pPr>
-      <w:r>
-        <w:rPr>
-          <w:b/>
-          <w:bCs/>
-          <w:color w:val="EE0000"/>
-        </w:rPr>
-        <w:t>Analogno napajanje</w:t>
-      </w:r>
-      <w:r>
-        <w:rPr>
-          <w:color w:val="EE0000"/>
-        </w:rPr>
-        <w:t xml:space="preserve"> se filtrira </w:t>
-      </w:r>
-      <w:r>
-        <w:rPr>
+          <w:color w:val="000000"/>
+        </w:rPr>
+      </w:pPr>
+      <w:r>
+        <w:rPr>
+          <w:b w:val="false"/>
+          <w:bCs w:val="false"/>
+          <w:color w:val="000000"/>
+        </w:rPr>
+        <w:t xml:space="preserve">Analogno napajanje se filtrira </w:t>
+      </w:r>
+      <w:r>
+        <w:rPr>
+          <w:b w:val="false"/>
+          <w:bCs w:val="false"/>
           <w:i/>
           <w:iCs/>
-          <w:color w:val="EE0000"/>
+          <w:color w:val="000000"/>
         </w:rPr>
         <w:t>decoupling</w:t>
       </w:r>
       <w:r>
         <w:rPr>
-          <w:color w:val="EE0000"/>
-        </w:rPr>
-        <w:t xml:space="preserve"> kondenzatorom od najmanje 330 nF između AVDD i AVSS, a </w:t>
-      </w:r>
-      <w:r>
-        <w:rPr>
-          <w:b/>
-          <w:bCs/>
-          <w:color w:val="EE0000"/>
-        </w:rPr>
-        <w:t>digitalna napajanja</w:t>
-      </w:r>
-      <w:r>
-        <w:rPr>
-          <w:color w:val="EE0000"/>
-        </w:rPr>
-        <w:t xml:space="preserve"> (DVDD i IOVDD) </w:t>
-      </w:r>
-      <w:r>
-        <w:rPr>
+          <w:b w:val="false"/>
+          <w:bCs w:val="false"/>
+          <w:color w:val="000000"/>
+        </w:rPr>
+        <w:t xml:space="preserve"> kondenzatorom od najmanje 330 nF između AVDD i AVSS, a digitalna napajanja (DVDD i IOVDD) </w:t>
+      </w:r>
+      <w:r>
+        <w:rPr>
+          <w:b w:val="false"/>
+          <w:bCs w:val="false"/>
           <w:i/>
           <w:iCs/>
-          <w:color w:val="EE0000"/>
+          <w:color w:val="000000"/>
         </w:rPr>
         <w:t>decoupling</w:t>
       </w:r>
       <w:r>
         <w:rPr>
-          <w:color w:val="EE0000"/>
-        </w:rPr>
-        <w:t xml:space="preserve"> kondenzatorom od 1 µF prema masi DGND. [6]</w:t>
+          <w:b w:val="false"/>
+          <w:bCs w:val="false"/>
+          <w:color w:val="000000"/>
+        </w:rPr>
+        <w:t xml:space="preserve"> kondenzatorom od 1 µF prema masi DGND.</w:t>
+      </w:r>
+      <w:r>
+        <w:rPr>
+          <w:color w:val="000000"/>
+        </w:rPr>
+        <w:t xml:space="preserve"> [6]</w:t>
+      </w:r>
+    </w:p>
+    <w:p>
+      <w:pPr>
+        <w:pStyle w:val="Normal"/>
+        <w:rPr>
+          <w:color w:val="000000"/>
+        </w:rPr>
+      </w:pPr>
+      <w:r>
+        <w:rPr>
+          <w:color w:val="000000"/>
+        </w:rPr>
+        <w:t>Važno je napomenuti da su to upravo izolovanih 3.3V dobijenih sa izolacionog DC/DC-a.</w:t>
       </w:r>
     </w:p>
     <w:p>
@@ -6358,44 +7373,42 @@
           <w:numId w:val="10"/>
         </w:numPr>
         <w:rPr>
+          <w:color w:val="000000"/>
+        </w:rPr>
+      </w:pPr>
+      <w:r>
+        <w:rPr>
           <w:b/>
           <w:bCs/>
-          <w:color w:val="EE0000"/>
-        </w:rPr>
-      </w:pPr>
+          <w:color w:val="000000"/>
+        </w:rPr>
+        <w:t>Referentni napon</w:t>
+      </w:r>
+    </w:p>
+    <w:p>
+      <w:pPr>
+        <w:pStyle w:val="Normal"/>
+        <w:rPr>
+          <w:color w:val="000000"/>
+        </w:rPr>
+      </w:pPr>
+      <w:r>
+        <w:rPr>
+          <w:color w:val="000000"/>
+        </w:rPr>
+        <w:t xml:space="preserve">ADS114S08B poseduje ugrađeni stabilan interni referent od 2.5 V (REFOUT/REFCOM), koji, međutim, ne obezbeđuje puni opseg merenja u rasponu 0–3.3 V. Zbog toga je neophodno korišćenje </w:t>
+      </w:r>
       <w:r>
         <w:rPr>
           <w:b/>
           <w:bCs/>
-          <w:color w:val="EE0000"/>
-        </w:rPr>
-        <w:t>Referentni napon</w:t>
-      </w:r>
-    </w:p>
-    <w:p>
-      <w:pPr>
-        <w:pStyle w:val="Normal"/>
-        <w:rPr>
-          <w:color w:val="EE0000"/>
-        </w:rPr>
-      </w:pPr>
-      <w:r>
-        <w:rPr>
-          <w:color w:val="EE0000"/>
-        </w:rPr>
-        <w:t xml:space="preserve">ADS114S08B poseduje ugrađeni stabilan interni referent od 2.5 V (REFOUT/REFCOM), koji, međutim, ne obezbeđuje puni opseg merenja u rasponu 0–3.3 V. Zbog toga je neophodno korišćenje </w:t>
-      </w:r>
-      <w:r>
-        <w:rPr>
-          <w:b/>
-          <w:bCs/>
-          <w:color w:val="EE0000"/>
+          <w:color w:val="000000"/>
         </w:rPr>
         <w:t>eksternog referentnog napona</w:t>
       </w:r>
       <w:r>
         <w:rPr>
-          <w:color w:val="EE0000"/>
+          <w:color w:val="000000"/>
         </w:rPr>
         <w:t>. U ovom sistemu realizovano je sledeće povezivanje:</w:t>
       </w:r>
@@ -6408,12 +7421,12 @@
           <w:numId w:val="12"/>
         </w:numPr>
         <w:rPr>
-          <w:color w:val="EE0000"/>
-        </w:rPr>
-      </w:pPr>
-      <w:r>
-        <w:rPr>
-          <w:color w:val="EE0000"/>
+          <w:color w:val="000000"/>
+        </w:rPr>
+      </w:pPr>
+      <w:r>
+        <w:rPr>
+          <w:color w:val="000000"/>
         </w:rPr>
         <w:t xml:space="preserve">REFP0 → 3.3 V </w:t>
       </w:r>
@@ -6426,14 +7439,12 @@
           <w:numId w:val="12"/>
         </w:numPr>
         <w:rPr>
-          <w:b/>
-          <w:bCs/>
-          <w:color w:val="EE0000"/>
-        </w:rPr>
-      </w:pPr>
-      <w:r>
-        <w:rPr>
-          <w:color w:val="EE0000"/>
+          <w:color w:val="000000"/>
+        </w:rPr>
+      </w:pPr>
+      <w:r>
+        <w:rPr>
+          <w:color w:val="000000"/>
         </w:rPr>
         <w:t>REFN0 → AVSS</w:t>
       </w:r>
@@ -6442,12 +7453,12 @@
       <w:pPr>
         <w:pStyle w:val="Normal"/>
         <w:rPr>
-          <w:color w:val="EE0000"/>
-        </w:rPr>
-      </w:pPr>
-      <w:r>
-        <w:rPr>
-          <w:color w:val="EE0000"/>
+          <w:color w:val="000000"/>
+        </w:rPr>
+      </w:pPr>
+      <w:r>
+        <w:rPr>
+          <w:color w:val="000000"/>
         </w:rPr>
         <w:t>Radi postizanja stabilnosti i smanjenja nivoa šuma, između REFP0 i REFN0 postavljen je decoupling kondenzator nominalne vrednosti 1 µF. [6]</w:t>
       </w:r>
@@ -6456,12 +7467,12 @@
       <w:pPr>
         <w:pStyle w:val="Normal"/>
         <w:rPr>
-          <w:color w:val="EE0000"/>
-        </w:rPr>
-      </w:pPr>
-      <w:r>
-        <w:rPr>
-          <w:color w:val="EE0000"/>
+          <w:color w:val="000000"/>
+        </w:rPr>
+      </w:pPr>
+      <w:r>
+        <w:rPr>
+          <w:color w:val="000000"/>
         </w:rPr>
         <w:t>Izbor između internog i eksternog referentnog izvora realizuje se putem unutrašnjeg multipleksera, kojim se upravlja preko REFSEL[1:0] bitova u registru za kontrolu referentnog napona (adresa 05h). Pošto je eksterni referentni par REFP0/REFN0 podešen kao podrazumevani izbor, nije neophodna dodatna konfiguracija putem SPI interfejsa. [6]</w:t>
       </w:r>
@@ -6474,16 +7485,14 @@
           <w:numId w:val="10"/>
         </w:numPr>
         <w:rPr>
+          <w:color w:val="000000"/>
+        </w:rPr>
+      </w:pPr>
+      <w:r>
+        <w:rPr>
           <w:b/>
           <w:bCs/>
-          <w:color w:val="EE0000"/>
-        </w:rPr>
-      </w:pPr>
-      <w:r>
-        <w:rPr>
-          <w:b/>
-          <w:bCs/>
-          <w:color w:val="EE0000"/>
+          <w:color w:val="000000"/>
         </w:rPr>
         <w:t xml:space="preserve">Analogni ulazi </w:t>
       </w:r>
@@ -6492,14 +7501,74 @@
       <w:pPr>
         <w:pStyle w:val="Normal"/>
         <w:rPr>
-          <w:color w:val="EE0000"/>
-        </w:rPr>
-      </w:pPr>
-      <w:r>
-        <w:rPr>
-          <w:color w:val="EE0000"/>
-        </w:rPr>
-        <w:t>ADC raspolaže sa 12 analognih ulaza (AIN0 do AIN11), na koje se preko RC filtera dovode izlazi temperaturnih senzora. Važno je napomenuti da su pinovi REFP1 i REFN1 funkcionalno multipleksovani sa ulazima AIN6 i AIN7, respektivno. [6]</w:t>
+          <w:color w:val="000000"/>
+        </w:rPr>
+      </w:pPr>
+      <w:r>
+        <w:rPr>
+          <w:color w:val="000000"/>
+        </w:rPr>
+        <w:t xml:space="preserve">ADC raspolaže sa 12 analognih ulaza (AIN0 do AIN11), na koje se preko RC filtera dovode izlazi temperaturnih senzora. Važno je napomenuti da su pinovi REFP1 i REFN1 funkcionalno multipleksovani sa ulazima AIN6 i AIN7, respektivno. [6] </w:t>
+      </w:r>
+    </w:p>
+    <w:p>
+      <w:pPr>
+        <w:pStyle w:val="BodyText"/>
+        <w:rPr>
+          <w:color w:val="000000"/>
+        </w:rPr>
+      </w:pPr>
+      <w:r>
+        <w:rPr>
+          <w:b w:val="false"/>
+          <w:bCs w:val="false"/>
+          <w:color w:val="000000"/>
+        </w:rPr>
+        <w:t xml:space="preserve">Senzori se na PCB povezuju preko konektora tako da se </w:t>
+      </w:r>
+      <w:r>
+        <w:rPr>
+          <w:rStyle w:val="Strong"/>
+          <w:b w:val="false"/>
+          <w:bCs w:val="false"/>
+          <w:color w:val="000000"/>
+        </w:rPr>
+        <w:t>MEAS+ vodi na ulaz RC filtera (merni signal ka ADC-u)</w:t>
+      </w:r>
+      <w:r>
+        <w:rPr>
+          <w:b w:val="false"/>
+          <w:bCs w:val="false"/>
+          <w:color w:val="000000"/>
+        </w:rPr>
+        <w:t xml:space="preserve">, dok se </w:t>
+      </w:r>
+      <w:r>
+        <w:rPr>
+          <w:rStyle w:val="Strong"/>
+          <w:b w:val="false"/>
+          <w:bCs w:val="false"/>
+          <w:color w:val="000000"/>
+        </w:rPr>
+        <w:t>MEAS− povezuje na GND_ISO (negativni pol baterijskog segmenta)</w:t>
+      </w:r>
+      <w:r>
+        <w:rPr>
+          <w:b w:val="false"/>
+          <w:bCs w:val="false"/>
+          <w:color w:val="000000"/>
+        </w:rPr>
+        <w:t>, čime se obezbeđuje definisana referenca merenja u HV domenu sistema.</w:t>
+      </w:r>
+    </w:p>
+    <w:p>
+      <w:pPr>
+        <w:pStyle w:val="BodyText"/>
+        <w:rPr/>
+      </w:pPr>
+      <w:r>
+        <w:rPr/>
+        <w:t>Pull-up otpornici od 680 Ω postavljeni su pre RC filtera, u skladu sa preporukom Enepaq proizvođača [2]. Ukoliko senzor očita 3.3V, MCU logika bi trebalo da to prepozna kao grešku.</w:t>
       </w:r>
     </w:p>
     <w:p>
@@ -6510,44 +7579,42 @@
           <w:numId w:val="10"/>
         </w:numPr>
         <w:rPr>
+          <w:color w:val="000000"/>
+        </w:rPr>
+      </w:pPr>
+      <w:r>
+        <w:rPr>
           <w:b/>
           <w:bCs/>
-          <w:color w:val="EE0000"/>
-        </w:rPr>
-      </w:pPr>
+          <w:color w:val="000000"/>
+        </w:rPr>
+        <w:t>Sistemski takt (CLK)</w:t>
+      </w:r>
+    </w:p>
+    <w:p>
+      <w:pPr>
+        <w:pStyle w:val="Normal"/>
+        <w:rPr>
+          <w:color w:val="000000"/>
+        </w:rPr>
+      </w:pPr>
+      <w:r>
+        <w:rPr>
+          <w:color w:val="000000"/>
+        </w:rPr>
+        <w:t xml:space="preserve">Da bi se obezbedio stabilan rad, izabrani ADC koristi </w:t>
+      </w:r>
       <w:r>
         <w:rPr>
           <w:b/>
           <w:bCs/>
-          <w:color w:val="EE0000"/>
-        </w:rPr>
-        <w:t>Sistemski takt (CLK)</w:t>
-      </w:r>
-    </w:p>
-    <w:p>
-      <w:pPr>
-        <w:pStyle w:val="Normal"/>
-        <w:rPr>
-          <w:color w:val="EE0000"/>
-        </w:rPr>
-      </w:pPr>
-      <w:r>
-        <w:rPr>
-          <w:color w:val="EE0000"/>
-        </w:rPr>
-        <w:t xml:space="preserve">Da bi se obezbedio stabilan rad, izabrani ADC koristi </w:t>
-      </w:r>
-      <w:r>
-        <w:rPr>
-          <w:b/>
-          <w:bCs/>
-          <w:color w:val="EE0000"/>
+          <w:color w:val="000000"/>
         </w:rPr>
         <w:t>interni oscilator</w:t>
       </w:r>
       <w:r>
         <w:rPr>
-          <w:color w:val="EE0000"/>
+          <w:color w:val="000000"/>
         </w:rPr>
         <w:t xml:space="preserve"> za sistemski takt. On radi na frekvenciji od 4.096 MHz, a njegovo korišćenje je omogućeno jednostavnim povezivanjem CLK pina na masu. Ovakav pristup eliminiše potrebu za spoljnim izvorom takta, pojednostavljuje hardverski dizajn i smanjuje potrošnju energije. [6]</w:t>
       </w:r>
@@ -6560,34 +7627,30 @@
           <w:numId w:val="10"/>
         </w:numPr>
         <w:rPr>
+          <w:color w:val="000000"/>
+        </w:rPr>
+      </w:pPr>
+      <w:r>
+        <w:rPr>
           <w:b/>
           <w:bCs/>
-          <w:color w:val="EE0000"/>
+          <w:color w:val="000000"/>
+        </w:rPr>
+        <w:t>Veza MCU–ADC</w:t>
+      </w:r>
+    </w:p>
+    <w:p>
+      <w:pPr>
+        <w:pStyle w:val="Normal"/>
+        <w:rPr>
+          <w:color w:val="000000"/>
         </w:rPr>
       </w:pPr>
       <w:r>
         <w:rPr>
           <w:b/>
           <w:bCs/>
-          <w:color w:val="EE0000"/>
-        </w:rPr>
-        <w:t>Veza MCU–ADC</w:t>
-      </w:r>
-    </w:p>
-    <w:p>
-      <w:pPr>
-        <w:pStyle w:val="Normal"/>
-        <w:rPr>
-          <w:b/>
-          <w:bCs/>
-          <w:color w:val="EE0000"/>
-        </w:rPr>
-      </w:pPr>
-      <w:r>
-        <w:rPr>
-          <w:b/>
-          <w:bCs/>
-          <w:color w:val="EE0000"/>
+          <w:color w:val="000000"/>
         </w:rPr>
         <w:t>SPI interfejs:</w:t>
       </w:r>
@@ -6600,13 +7663,13 @@
           <w:numId w:val="5"/>
         </w:numPr>
         <w:rPr>
-          <w:b/>
-          <w:bCs/>
-          <w:color w:val="EE0000"/>
-        </w:rPr>
-      </w:pPr>
-      <w:r>
-        <w:rPr/>
+          <w:color w:val="000000"/>
+        </w:rPr>
+      </w:pPr>
+      <w:r>
+        <w:rPr>
+          <w:color w:val="000000"/>
+        </w:rPr>
       </w:r>
       <m:oMath xmlns:m="http://schemas.openxmlformats.org/officeDocument/2006/math">
         <m:bar>
@@ -6625,13 +7688,13 @@
       </m:oMath>
       <w:r>
         <w:rPr>
-          <w:color w:val="EE0000"/>
+          <w:color w:val="000000"/>
         </w:rPr>
         <w:t xml:space="preserve"> </w:t>
       </w:r>
       <w:r>
         <w:rPr>
-          <w:color w:val="EE0000"/>
+          <w:color w:val="000000"/>
         </w:rPr>
         <w:t>(Chip Select): Aktivno low, povezuje se na MCU. Može biti stalno spojen na masu (DGND) ako je ADC  jedini uređaj na SPI magistrali, što u ovom sistemu i jeste slučaj.</w:t>
       </w:r>
@@ -6644,14 +7707,12 @@
           <w:numId w:val="5"/>
         </w:numPr>
         <w:rPr>
-          <w:b/>
-          <w:bCs/>
-          <w:color w:val="EE0000"/>
-        </w:rPr>
-      </w:pPr>
-      <w:r>
-        <w:rPr>
-          <w:color w:val="EE0000"/>
+          <w:color w:val="000000"/>
+        </w:rPr>
+      </w:pPr>
+      <w:r>
+        <w:rPr>
+          <w:color w:val="000000"/>
         </w:rPr>
         <w:t xml:space="preserve">SCLK (Serial Clock): Povezuje se na MCU pin za SPI takting; koristi se za sinhronizaciju prenosa podataka. Podaci se upisuju na opadajućoj ivici, a čitaju na rastućoj. </w:t>
       </w:r>
@@ -6664,14 +7725,12 @@
           <w:numId w:val="5"/>
         </w:numPr>
         <w:rPr>
-          <w:b/>
-          <w:bCs/>
-          <w:color w:val="EE0000"/>
-        </w:rPr>
-      </w:pPr>
-      <w:r>
-        <w:rPr>
-          <w:color w:val="EE0000"/>
+          <w:color w:val="000000"/>
+        </w:rPr>
+      </w:pPr>
+      <w:r>
+        <w:rPr>
+          <w:color w:val="000000"/>
         </w:rPr>
         <w:t>DIN (Data Input): Povezuje se na MCU MOSI pin; služi za slanje komandi i registarskih podataka ka ADC-u.</w:t>
       </w:r>
@@ -6684,19 +7743,19 @@
           <w:numId w:val="5"/>
         </w:numPr>
         <w:rPr>
-          <w:b/>
-          <w:bCs/>
-          <w:color w:val="EE0000"/>
-        </w:rPr>
-      </w:pPr>
-      <w:r>
-        <w:rPr>
-          <w:color w:val="EE0000"/>
+          <w:color w:val="000000"/>
+        </w:rPr>
+      </w:pPr>
+      <w:r>
+        <w:rPr>
+          <w:color w:val="000000"/>
         </w:rPr>
         <w:t>DOUT/</w:t>
       </w:r>
       <w:r>
-        <w:rPr/>
+        <w:rPr>
+          <w:color w:val="000000"/>
+        </w:rPr>
       </w:r>
       <m:oMath xmlns:m="http://schemas.openxmlformats.org/officeDocument/2006/math">
         <m:bar>
@@ -6715,7 +7774,7 @@
       </m:oMath>
       <w:r>
         <w:rPr>
-          <w:color w:val="EE0000"/>
+          <w:color w:val="000000"/>
         </w:rPr>
         <w:t xml:space="preserve">  (Data Output / Data Ready): Povezuje se na MCU MISO pin. Služi za prenos konverzacionih podataka i za signalizaciju spremnosti novih podatak.</w:t>
       </w:r>
@@ -6728,13 +7787,13 @@
           <w:numId w:val="5"/>
         </w:numPr>
         <w:rPr>
-          <w:b/>
-          <w:bCs/>
-          <w:color w:val="EE0000"/>
-        </w:rPr>
-      </w:pPr>
-      <w:r>
-        <w:rPr/>
+          <w:color w:val="000000"/>
+        </w:rPr>
+      </w:pPr>
+      <w:r>
+        <w:rPr>
+          <w:color w:val="000000"/>
+        </w:rPr>
       </w:r>
       <m:oMath xmlns:m="http://schemas.openxmlformats.org/officeDocument/2006/math">
         <m:bar>
@@ -6753,13 +7812,13 @@
       </m:oMath>
       <w:r>
         <w:rPr>
-          <w:color w:val="EE0000"/>
+          <w:color w:val="000000"/>
         </w:rPr>
         <w:t xml:space="preserve"> </w:t>
       </w:r>
       <w:r>
         <w:rPr>
-          <w:color w:val="EE0000"/>
+          <w:color w:val="000000"/>
         </w:rPr>
         <w:t>(opciono): Ako postoji više uređaja na SPI magistrali, povezuje se na MCU za pouzdano praćenje dostupnosti novih podataka.  U ovom sistemu to nije slučaj, pa pin ostaje nepovezan. [6]</w:t>
       </w:r>
@@ -6767,17 +7826,15 @@
     <w:p>
       <w:pPr>
         <w:pStyle w:val="Normal"/>
+        <w:rPr>
+          <w:color w:val="000000"/>
+        </w:rPr>
+      </w:pPr>
+      <w:r>
         <w:rPr>
           <w:b/>
           <w:bCs/>
-          <w:color w:val="EE0000"/>
-        </w:rPr>
-      </w:pPr>
-      <w:r>
-        <w:rPr>
-          <w:b/>
-          <w:bCs/>
-          <w:color w:val="EE0000"/>
+          <w:color w:val="000000"/>
         </w:rPr>
         <w:t>Ostali pinovi:</w:t>
       </w:r>
@@ -6790,12 +7847,12 @@
           <w:numId w:val="5"/>
         </w:numPr>
         <w:rPr>
-          <w:color w:val="EE0000"/>
-        </w:rPr>
-      </w:pPr>
-      <w:r>
-        <w:rPr>
-          <w:color w:val="EE0000"/>
+          <w:color w:val="000000"/>
+        </w:rPr>
+      </w:pPr>
+      <w:r>
+        <w:rPr>
+          <w:color w:val="000000"/>
         </w:rPr>
         <w:t>START/SYNC: Pin koji pokreće konverziju ADC-a; rising_edge signal na pinu inicira novu konverziju, a ako se koriste komande preko SPI, pin se drži low da bi se izbegli konflikti.</w:t>
       </w:r>
@@ -6808,11 +7865,13 @@
           <w:numId w:val="5"/>
         </w:numPr>
         <w:rPr>
-          <w:color w:val="EE0000"/>
-        </w:rPr>
-      </w:pPr>
-      <w:r>
-        <w:rPr/>
+          <w:color w:val="000000"/>
+        </w:rPr>
+      </w:pPr>
+      <w:r>
+        <w:rPr>
+          <w:color w:val="000000"/>
+        </w:rPr>
       </w:r>
       <m:oMath xmlns:m="http://schemas.openxmlformats.org/officeDocument/2006/math">
         <m:bar>
@@ -6831,101 +7890,80 @@
       </m:oMath>
       <w:r>
         <w:rPr>
+          <w:color w:val="000000"/>
+        </w:rPr>
+        <w:t>: Aktivno low, koristi se za resetovanje ADC-a. [6]</w:t>
+      </w:r>
+    </w:p>
+    <w:p>
+      <w:pPr>
+        <w:pStyle w:val="Normal"/>
+        <w:rPr>
           <w:color w:val="EE0000"/>
         </w:rPr>
-        <w:t>: Aktivno low, koristi se za resetovanje ADC-a. [6]</w:t>
-      </w:r>
-    </w:p>
-    <w:p>
-      <w:pPr>
-        <w:pStyle w:val="Normal"/>
+      </w:pPr>
+      <w:r>
+        <w:rPr>
+          <w:color w:val="000000"/>
+        </w:rPr>
+        <w:t>Radi povećanja robusnosti sistema i stabilnosti</w:t>
+      </w:r>
+      <w:r>
         <w:rPr>
           <w:color w:val="EE0000"/>
         </w:rPr>
-      </w:pPr>
-      <w:r>
-        <w:rPr>
-          <w:color w:val="EE0000"/>
-        </w:rPr>
-        <w:t xml:space="preserve">Radi povećanja robusnosti sistema i stabilnosti signala, preporučuje se postavljanje </w:t>
+        <w:t xml:space="preserve"> </w:t>
+      </w:r>
+      <w:r>
+        <w:rPr>
+          <w:color w:val="000000"/>
+        </w:rPr>
+        <w:t xml:space="preserve">signala, preporučuje se postavljanje </w:t>
       </w:r>
       <w:r>
         <w:rPr>
           <w:b/>
           <w:bCs/>
+          <w:color w:val="000000"/>
+        </w:rPr>
+        <w:t>serijskih otpornika od 47Ω</w:t>
+      </w:r>
+      <w:r>
+        <w:rPr>
+          <w:color w:val="000000"/>
+        </w:rPr>
+        <w:t xml:space="preserve"> na sve digitalne ulazne i izlazne linije.</w:t>
+      </w:r>
+      <w:r>
+        <w:rPr>
           <w:color w:val="EE0000"/>
         </w:rPr>
-        <w:t>serijskih otpornika od 47Ω</w:t>
+        <w:t xml:space="preserve"> </w:t>
+      </w:r>
+      <w:r>
+        <w:rPr>
+          <w:color w:val="000000"/>
+        </w:rPr>
+        <w:t>Oni smanjuju elektromagnetne smetnje i prenaponske preskoke, čime poboljšavaju integritet signala i obezbeđuju osnovnu zaštitu interfejsa. [6]</w:t>
+      </w:r>
+    </w:p>
+    <w:p>
+      <w:pPr>
+        <w:pStyle w:val="Normal"/>
+        <w:rPr/>
+      </w:pPr>
+      <w:r>
+        <w:rPr>
+          <w:color w:val="000000"/>
+        </w:rPr>
+        <w:t>Pinovi su sa MCU povezani preko izolacionog SPI interfejsa.</w:t>
       </w:r>
       <w:r>
         <w:rPr>
           <w:color w:val="EE0000"/>
-        </w:rPr>
-        <w:t xml:space="preserve"> na sve digitalne ulazne i izlazne linije. Oni smanjuju elektromagnetne smetnje i prenaponske preskoke, čime poboljšavaju integritet signala i obezbeđuju osnovnu zaštitu interfejsa. [6]</w:t>
-      </w:r>
-    </w:p>
-    <w:p>
-      <w:pPr>
-        <w:pStyle w:val="Normal"/>
-        <w:rPr>
-          <w:color w:val="EE0000"/>
-          <w:lang w:val="sr-Latn-RS"/>
-        </w:rPr>
-      </w:pPr>
-      <w:r>
-        <w:rPr>
-          <w:color w:val="EE0000"/>
-          <w:lang w:val="sr-Latn-RS"/>
-        </w:rPr>
-        <w:t xml:space="preserve">Pogledati </w:t>
-      </w:r>
-      <w:r>
-        <w:rPr>
-          <w:i/>
-          <w:iCs/>
-          <w:color w:val="EE0000"/>
-          <w:lang w:val="sr-Latn-RS"/>
-        </w:rPr>
-        <w:t xml:space="preserve">Ilustracije 5 </w:t>
-      </w:r>
-      <w:r>
-        <w:rPr>
-          <w:color w:val="EE0000"/>
-          <w:lang w:val="sr-Latn-RS"/>
-        </w:rPr>
-        <w:t xml:space="preserve">i </w:t>
-      </w:r>
-      <w:r>
-        <w:rPr>
-          <w:i/>
-          <w:iCs/>
-          <w:color w:val="EE0000"/>
-          <w:lang w:val="sr-Latn-RS"/>
-        </w:rPr>
-        <w:t xml:space="preserve">6 </w:t>
-      </w:r>
-      <w:r>
-        <w:rPr>
-          <w:color w:val="EE0000"/>
-          <w:lang w:val="sr-Latn-RS"/>
-        </w:rPr>
-        <w:t xml:space="preserve">u odeljku </w:t>
-      </w:r>
-      <w:r>
-        <w:rPr>
-          <w:i/>
-          <w:iCs/>
-          <w:color w:val="EE0000"/>
-          <w:lang w:val="sr-Latn-RS"/>
-        </w:rPr>
-        <w:t>Prilog</w:t>
-      </w:r>
-      <w:r>
-        <w:rPr>
-          <w:color w:val="EE0000"/>
-          <w:lang w:val="sr-Latn-RS"/>
-        </w:rPr>
-        <w:t xml:space="preserve">. </w:t>
+          <w:lang w:val="sr-Latn-RS"/>
+        </w:rPr>
+        <w:t xml:space="preserve"> </w:t>
       </w:r>
     </w:p>
     <w:p>
@@ -6935,82 +7973,77 @@
         <w:rPr>
           <w:b/>
           <w:bCs/>
-          <w:color w:val="EE0000"/>
-          <w:lang w:val="sr-Latn-RS"/>
-        </w:rPr>
-      </w:pPr>
-      <w:r>
+          <w:lang w:val="sr-Latn-RS"/>
+        </w:rPr>
+      </w:pPr>
+      <w:r>
+        <w:rPr>
+          <w:color w:val="000000"/>
+        </w:rPr>
+      </w:r>
+    </w:p>
+    <w:p>
+      <w:pPr>
+        <w:pStyle w:val="Normal"/>
+        <w:jc w:val="center"/>
         <w:rPr>
           <w:b/>
           <w:bCs/>
-          <w:color w:val="EE0000"/>
-          <w:lang w:val="sr-Latn-RS"/>
-        </w:rPr>
-        <w:t>Konektori sistema</w:t>
+          <w:lang w:val="sr-Latn-RS"/>
+        </w:rPr>
+      </w:pPr>
+      <w:r>
+        <w:rPr>
+          <w:color w:val="000000"/>
+        </w:rPr>
       </w:r>
     </w:p>
     <w:p>
       <w:pPr>
         <w:pStyle w:val="Normal"/>
-        <w:rPr>
-          <w:color w:val="EE0000"/>
-          <w:lang w:val="sr-Latn-RS"/>
-        </w:rPr>
-      </w:pPr>
-      <w:r>
-        <w:rPr>
-          <w:color w:val="EE0000"/>
-          <w:lang w:val="sr-Latn-RS"/>
-        </w:rPr>
-        <w:t>Radi pouzdane i bezbedne integracije podsistema za praćenje temperature baterije, definisani su odgovarajući konektori za napajanje, komunikaciju i servisiranje sistema.</w:t>
+        <w:jc w:val="center"/>
+        <w:rPr>
+          <w:b/>
+          <w:bCs/>
+          <w:lang w:val="sr-Latn-RS"/>
+        </w:rPr>
+      </w:pPr>
+      <w:r>
+        <w:rPr>
+          <w:color w:val="000000"/>
+        </w:rPr>
       </w:r>
     </w:p>
     <w:p>
       <w:pPr>
         <w:pStyle w:val="Normal"/>
-        <w:rPr>
-          <w:color w:val="EE0000"/>
-          <w:lang w:val="sr-Latn-RS"/>
-        </w:rPr>
-      </w:pPr>
-      <w:r>
-        <w:rPr>
-          <w:color w:val="EE0000"/>
-          <w:lang w:val="sr-Latn-RS"/>
-        </w:rPr>
-        <w:t>Za programiranje i debagovanje mikrokontrolera korišćen je standardni SWD interfejs, realizovan pomoću 4-pinskog pin-header konektora rastera 2.54 mm. S obzirom na to da se ovaj konektor koristi isključivo u razvojnoj i testnoj fazi sistema, kada ploča nije izložena vibracijama, nije bilo potrebe za primenom konektora sa mehaničkim zaključavanjem.</w:t>
+        <w:jc w:val="center"/>
+        <w:rPr>
+          <w:b/>
+          <w:bCs/>
+          <w:lang w:val="sr-Latn-RS"/>
+        </w:rPr>
+      </w:pPr>
+      <w:r>
+        <w:rPr>
+          <w:color w:val="000000"/>
+        </w:rPr>
       </w:r>
     </w:p>
     <w:p>
       <w:pPr>
         <w:pStyle w:val="Normal"/>
-        <w:rPr>
-          <w:color w:val="EE0000"/>
-          <w:lang w:val="sr-Latn-RS"/>
-        </w:rPr>
-      </w:pPr>
-      <w:r>
-        <w:rPr>
-          <w:color w:val="EE0000"/>
-          <w:lang w:val="sr-Latn-RS"/>
-        </w:rPr>
-        <w:t xml:space="preserve">Povezivanje temperaturnih senzora sa elektronikom, kao i CAN komunikacija i napajanje sistema, realizovani su pomoću </w:t>
-      </w:r>
-      <w:r>
-        <w:rPr>
-          <w:i/>
-          <w:iCs/>
-          <w:color w:val="EE0000"/>
-          <w:lang w:val="sr-Latn-RS"/>
-        </w:rPr>
-        <w:t>Molex Micro-Fit 3.0</w:t>
-      </w:r>
-      <w:r>
-        <w:rPr>
-          <w:color w:val="EE0000"/>
-          <w:lang w:val="sr-Latn-RS"/>
-        </w:rPr>
-        <w:t xml:space="preserve"> konektora. Ovi konektori poseduju mehaničko zaključavanje, čime obezbeđuju visoku otpornost na vibracije, što je od posebnog značaja imajući u vidu da se baterijski paket nalazi u neposrednoj blizini motora i invertora. Pouzdano zaključavanje zahteva pravilno krimpovanje kontakata, koje je neophodno za obezbeđivanje dobrog električnog kontakta i dugoročne mehaničke stabilnosti sistema.</w:t>
+        <w:jc w:val="center"/>
+        <w:rPr>
+          <w:b/>
+          <w:bCs/>
+          <w:lang w:val="sr-Latn-RS"/>
+        </w:rPr>
+      </w:pPr>
+      <w:r>
+        <w:rPr>
+          <w:color w:val="000000"/>
+        </w:rPr>
       </w:r>
     </w:p>
     <w:p>
@@ -7021,13 +8054,12 @@
           <w:numId w:val="1"/>
         </w:numPr>
         <w:rPr>
-          <w:color w:val="EE0000"/>
-          <w:lang w:val="sr-Latn-RS"/>
-        </w:rPr>
-      </w:pPr>
-      <w:r>
-        <w:rPr>
-          <w:color w:val="EE0000"/>
+          <w:color w:val="000000"/>
+        </w:rPr>
+      </w:pPr>
+      <w:r>
+        <w:rPr>
+          <w:color w:val="000000"/>
           <w:lang w:val="sr-Latn-RS"/>
         </w:rPr>
         <w:t>Analiza i verifikacija</w:t>
@@ -7098,6 +8130,7 @@
             <w:pPr>
               <w:pStyle w:val="Normal"/>
               <w:widowControl/>
+              <w:suppressAutoHyphens w:val="true"/>
               <w:spacing w:before="0" w:after="0"/>
               <w:rPr>
                 <w:rFonts w:cs="Times New Roman"/>
@@ -7126,6 +8159,7 @@
             <w:pPr>
               <w:pStyle w:val="Normal"/>
               <w:widowControl/>
+              <w:suppressAutoHyphens w:val="true"/>
               <w:spacing w:before="0" w:after="0"/>
               <w:rPr>
                 <w:rFonts w:cs="Times New Roman"/>
@@ -7153,6 +8187,7 @@
             <w:pPr>
               <w:pStyle w:val="Normal"/>
               <w:widowControl/>
+              <w:suppressAutoHyphens w:val="true"/>
               <w:spacing w:before="0" w:after="0"/>
               <w:rPr>
                 <w:rFonts w:cs="Times New Roman"/>
@@ -7180,6 +8215,7 @@
             <w:pPr>
               <w:pStyle w:val="Normal"/>
               <w:widowControl/>
+              <w:suppressAutoHyphens w:val="true"/>
               <w:spacing w:before="0" w:after="0"/>
               <w:rPr>
                 <w:rFonts w:cs="Times New Roman"/>
@@ -7210,6 +8246,7 @@
             <w:pPr>
               <w:pStyle w:val="Normal"/>
               <w:widowControl/>
+              <w:suppressAutoHyphens w:val="true"/>
               <w:spacing w:before="0" w:after="0"/>
               <w:rPr>
                 <w:rFonts w:cs="Times New Roman"/>
@@ -7218,11 +8255,8 @@
             </w:pPr>
             <w:r>
               <w:rPr>
-                <w:rFonts w:eastAsia="Aptos" w:cs="Times New Roman"/>
-                <w:kern w:val="2"/>
-                <w:sz w:val="24"/>
-                <w:szCs w:val="24"/>
-                <w:lang w:val="sr-Latn-RS" w:eastAsia="en-US" w:bidi="ar-SA"/>
+                <w:rFonts w:cs="Times New Roman"/>
+                <w:lang w:val="sr-Latn-RS"/>
               </w:rPr>
             </w:r>
           </w:p>
@@ -7236,6 +8270,7 @@
             <w:pPr>
               <w:pStyle w:val="Normal"/>
               <w:widowControl/>
+              <w:suppressAutoHyphens w:val="true"/>
               <w:spacing w:before="0" w:after="0"/>
               <w:rPr>
                 <w:rFonts w:cs="Times New Roman"/>
@@ -7244,11 +8279,8 @@
             </w:pPr>
             <w:r>
               <w:rPr>
-                <w:rFonts w:eastAsia="Aptos" w:cs="Times New Roman"/>
-                <w:kern w:val="2"/>
-                <w:sz w:val="24"/>
-                <w:szCs w:val="24"/>
-                <w:lang w:val="sr-Latn-RS" w:eastAsia="en-US" w:bidi="ar-SA"/>
+                <w:rFonts w:cs="Times New Roman"/>
+                <w:lang w:val="sr-Latn-RS"/>
               </w:rPr>
             </w:r>
           </w:p>
@@ -7262,6 +8294,7 @@
             <w:pPr>
               <w:pStyle w:val="Normal"/>
               <w:widowControl/>
+              <w:suppressAutoHyphens w:val="true"/>
               <w:spacing w:before="0" w:after="0"/>
               <w:rPr>
                 <w:rFonts w:cs="Times New Roman"/>
@@ -7270,11 +8303,8 @@
             </w:pPr>
             <w:r>
               <w:rPr>
-                <w:rFonts w:eastAsia="Aptos" w:cs="Times New Roman"/>
-                <w:kern w:val="2"/>
-                <w:sz w:val="24"/>
-                <w:szCs w:val="24"/>
-                <w:lang w:val="sr-Latn-RS" w:eastAsia="en-US" w:bidi="ar-SA"/>
+                <w:rFonts w:cs="Times New Roman"/>
+                <w:lang w:val="sr-Latn-RS"/>
               </w:rPr>
             </w:r>
           </w:p>
@@ -7288,6 +8318,7 @@
             <w:pPr>
               <w:pStyle w:val="Normal"/>
               <w:widowControl/>
+              <w:suppressAutoHyphens w:val="true"/>
               <w:spacing w:before="0" w:after="0"/>
               <w:rPr>
                 <w:rFonts w:cs="Times New Roman"/>
@@ -7296,11 +8327,8 @@
             </w:pPr>
             <w:r>
               <w:rPr>
-                <w:rFonts w:eastAsia="Aptos" w:cs="Times New Roman"/>
-                <w:kern w:val="2"/>
-                <w:sz w:val="24"/>
-                <w:szCs w:val="24"/>
-                <w:lang w:val="sr-Latn-RS" w:eastAsia="en-US" w:bidi="ar-SA"/>
+                <w:rFonts w:cs="Times New Roman"/>
+                <w:lang w:val="sr-Latn-RS"/>
               </w:rPr>
             </w:r>
           </w:p>
@@ -7344,13 +8372,12 @@
       <w:pPr>
         <w:pStyle w:val="Normal"/>
         <w:rPr>
-          <w:color w:val="EE0000"/>
-          <w:lang w:val="sr-RS"/>
-        </w:rPr>
-      </w:pPr>
-      <w:r>
-        <w:rPr>
-          <w:color w:val="EE0000"/>
+          <w:color w:val="000000"/>
+        </w:rPr>
+      </w:pPr>
+      <w:r>
+        <w:rPr>
+          <w:color w:val="000000"/>
           <w:lang w:val="sr-RS"/>
         </w:rPr>
         <w:t>Potencijalna unapređenja urađenog kako u bližoj, tako i u daljoj budućnosti (kada se obradi cela tema).</w:t>
@@ -7655,7 +8682,7 @@
             <w:rPr/>
             <w:t xml:space="preserve">, </w:t>
           </w:r>
-          <w:hyperlink r:id="rId15" w:tgtFrame="_new">
+          <w:hyperlink r:id="rId18" w:tgtFrame="_new">
             <w:r>
               <w:rPr>
                 <w:rStyle w:val="Hyperlink"/>
@@ -7690,7 +8717,7 @@
             <w:rPr/>
             <w:t xml:space="preserve">, </w:t>
           </w:r>
-          <w:hyperlink r:id="rId16">
+          <w:hyperlink r:id="rId19">
             <w:r>
               <w:rPr>
                 <w:rStyle w:val="Hyperlink"/>
@@ -7711,36 +8738,10 @@
             </w:rPr>
           </w:pPr>
           <w:r>
-            <w:rPr/>
-            <w:t>[10]</w:t>
-            <w:tab/>
-          </w:r>
-          <w:r>
             <w:rPr>
               <w:lang w:val="sr-Latn-RS"/>
             </w:rPr>
-            <w:t xml:space="preserve">Texas Instruments, </w:t>
-          </w:r>
-          <w:r>
-            <w:rPr>
-              <w:i/>
-              <w:iCs/>
-            </w:rPr>
-            <w:t>TPS62152</w:t>
-          </w:r>
-          <w:r>
-            <w:rPr>
-              <w:i/>
-              <w:iCs/>
-              <w:lang w:val="sr-Latn-RS"/>
-            </w:rPr>
-            <w:t>— Datasheet</w:t>
-          </w:r>
-          <w:r>
-            <w:rPr>
-              <w:lang w:val="sr-Latn-RS"/>
-            </w:rPr>
-            <w:t xml:space="preserve">. </w:t>
+            <w:t xml:space="preserve"> </w:t>
           </w:r>
         </w:p>
       </w:sdtContent>
@@ -10428,7 +11429,7 @@
           <wp:inline distT="0" distB="0" distL="0" distR="0">
             <wp:extent cx="6086475" cy="579755"/>
             <wp:effectExtent l="0" t="0" r="0" b="0"/>
-            <wp:docPr id="10" name="Image5" descr=""/>
+            <wp:docPr id="12" name="Image5" descr=""/>
             <wp:cNvGraphicFramePr>
               <a:graphicFrameLocks xmlns:a="http://schemas.openxmlformats.org/drawingml/2006/main" noChangeAspect="1"/>
             </wp:cNvGraphicFramePr>
@@ -10436,13 +11437,13 @@
               <a:graphicData uri="http://schemas.openxmlformats.org/drawingml/2006/picture">
                 <pic:pic xmlns:pic="http://schemas.openxmlformats.org/drawingml/2006/picture">
                   <pic:nvPicPr>
-                    <pic:cNvPr id="10" name="Image5" descr=""/>
+                    <pic:cNvPr id="12" name="Image5" descr=""/>
                     <pic:cNvPicPr>
                       <a:picLocks noChangeAspect="1" noChangeArrowheads="1"/>
                     </pic:cNvPicPr>
                   </pic:nvPicPr>
                   <pic:blipFill>
-                    <a:blip r:embed="rId17"/>
+                    <a:blip r:embed="rId20"/>
                     <a:stretch>
                       <a:fillRect/>
                     </a:stretch>
@@ -10834,6 +11835,7 @@
             <w:pPr>
               <w:pStyle w:val="Normal"/>
               <w:widowControl/>
+              <w:suppressAutoHyphens w:val="true"/>
               <w:spacing w:before="0" w:after="0"/>
               <w:rPr>
                 <w:rFonts w:eastAsia="Times New Roman" w:cs="Times New Roman"/>
@@ -10864,6 +11866,7 @@
             <w:pPr>
               <w:pStyle w:val="Normal"/>
               <w:widowControl/>
+              <w:suppressAutoHyphens w:val="true"/>
               <w:spacing w:before="0" w:after="0"/>
               <w:rPr>
                 <w:rFonts w:eastAsia="Times New Roman" w:cs="Times New Roman"/>
@@ -10897,6 +11900,7 @@
             <w:pPr>
               <w:pStyle w:val="Normal"/>
               <w:widowControl/>
+              <w:suppressAutoHyphens w:val="true"/>
               <w:spacing w:before="0" w:after="0"/>
               <w:rPr>
                 <w:rFonts w:eastAsia="Times New Roman" w:cs="Times New Roman"/>
@@ -10927,6 +11931,7 @@
             <w:pPr>
               <w:pStyle w:val="Normal"/>
               <w:widowControl/>
+              <w:suppressAutoHyphens w:val="true"/>
               <w:spacing w:before="0" w:after="0"/>
               <w:rPr>
                 <w:rFonts w:eastAsia="Times New Roman" w:cs="Times New Roman"/>
@@ -10960,6 +11965,7 @@
             <w:pPr>
               <w:pStyle w:val="Normal"/>
               <w:widowControl/>
+              <w:suppressAutoHyphens w:val="true"/>
               <w:spacing w:before="0" w:after="0"/>
               <w:rPr>
                 <w:rFonts w:eastAsia="Times New Roman" w:cs="Times New Roman"/>
@@ -10990,6 +11996,7 @@
             <w:pPr>
               <w:pStyle w:val="Normal"/>
               <w:widowControl/>
+              <w:suppressAutoHyphens w:val="true"/>
               <w:spacing w:before="0" w:after="0"/>
               <w:rPr>
                 <w:rFonts w:eastAsia="Times New Roman" w:cs="Times New Roman"/>
@@ -11023,6 +12030,7 @@
             <w:pPr>
               <w:pStyle w:val="Normal"/>
               <w:widowControl/>
+              <w:suppressAutoHyphens w:val="true"/>
               <w:spacing w:before="0" w:after="0"/>
               <w:rPr>
                 <w:rFonts w:eastAsia="Times New Roman" w:cs="Times New Roman"/>
@@ -11053,6 +12061,7 @@
             <w:pPr>
               <w:pStyle w:val="Normal"/>
               <w:widowControl/>
+              <w:suppressAutoHyphens w:val="true"/>
               <w:spacing w:before="0" w:after="0"/>
               <w:rPr>
                 <w:rFonts w:eastAsia="Times New Roman" w:cs="Times New Roman"/>
@@ -11521,6 +12530,7 @@
             <w:pPr>
               <w:pStyle w:val="Normal"/>
               <w:widowControl/>
+              <w:suppressAutoHyphens w:val="true"/>
               <w:spacing w:before="0" w:after="0"/>
               <w:rPr>
                 <w:rFonts w:eastAsia="Times New Roman" w:cs="Times New Roman"/>
@@ -11551,6 +12561,7 @@
             <w:pPr>
               <w:pStyle w:val="Normal"/>
               <w:widowControl/>
+              <w:suppressAutoHyphens w:val="true"/>
               <w:spacing w:before="0" w:after="0"/>
               <w:rPr>
                 <w:rFonts w:eastAsia="Times New Roman" w:cs="Times New Roman"/>
@@ -11584,6 +12595,7 @@
             <w:pPr>
               <w:pStyle w:val="Normal"/>
               <w:widowControl/>
+              <w:suppressAutoHyphens w:val="true"/>
               <w:spacing w:before="0" w:after="0"/>
               <w:rPr>
                 <w:rFonts w:eastAsia="Times New Roman" w:cs="Times New Roman"/>
@@ -11614,6 +12626,7 @@
             <w:pPr>
               <w:pStyle w:val="Normal"/>
               <w:widowControl/>
+              <w:suppressAutoHyphens w:val="true"/>
               <w:spacing w:before="0" w:after="0"/>
               <w:rPr>
                 <w:rFonts w:eastAsia="Times New Roman" w:cs="Times New Roman"/>
@@ -11647,6 +12660,7 @@
             <w:pPr>
               <w:pStyle w:val="Normal"/>
               <w:widowControl/>
+              <w:suppressAutoHyphens w:val="true"/>
               <w:spacing w:before="0" w:after="0"/>
               <w:rPr>
                 <w:rFonts w:eastAsia="Times New Roman" w:cs="Times New Roman"/>
@@ -11677,6 +12691,7 @@
             <w:pPr>
               <w:pStyle w:val="Normal"/>
               <w:widowControl/>
+              <w:suppressAutoHyphens w:val="true"/>
               <w:spacing w:before="0" w:after="0"/>
               <w:rPr>
                 <w:rFonts w:eastAsia="Times New Roman" w:cs="Times New Roman"/>
@@ -11847,7 +12862,7 @@
     </w:pPr>
     <w:r>
       <w:drawing>
-        <wp:anchor behindDoc="1" distT="0" distB="0" distL="0" distR="0" simplePos="0" locked="0" layoutInCell="0" allowOverlap="1" relativeHeight="34">
+        <wp:anchor behindDoc="1" distT="0" distB="0" distL="0" distR="0" simplePos="0" locked="0" layoutInCell="0" allowOverlap="1" relativeHeight="38">
           <wp:simplePos x="0" y="0"/>
           <wp:positionH relativeFrom="margin">
             <wp:posOffset>-304800</wp:posOffset>
@@ -11896,6 +12911,12 @@
       <w:rPr>
         <w:lang w:val="sr-RS"/>
       </w:rPr>
+      <w:t xml:space="preserve"> </w:t>
+    </w:r>
+    <w:r>
+      <w:rPr>
+        <w:lang w:val="sr-RS"/>
+      </w:rPr>
       <w:tab/>
     </w:r>
     <w:r>
@@ -11908,36 +12929,7 @@
       <w:rPr>
         <w:lang w:val="sr-Latn-RS"/>
       </w:rPr>
-      <w:fldChar w:fldCharType="begin"/>
-    </w:r>
-    <w:r>
-      <w:rPr>
-        <w:lang w:val="sr-Latn-RS"/>
-      </w:rPr>
-      <w:instrText xml:space="preserve"> TITLE </w:instrText>
-    </w:r>
-    <w:r>
-      <w:rPr>
-        <w:lang w:val="sr-Latn-RS"/>
-      </w:rPr>
-      <w:fldChar w:fldCharType="separate"/>
-    </w:r>
-    <w:r>
-      <w:rPr>
-        <w:lang w:val="sr-Latn-RS"/>
-      </w:rPr>
-    </w:r>
-    <w:r>
-      <w:rPr>
-        <w:lang w:val="sr-Latn-RS"/>
-      </w:rPr>
-      <w:fldChar w:fldCharType="end"/>
-    </w:r>
-    <w:r>
-      <w:rPr>
-        <w:lang w:val="sr-Latn-RS"/>
-      </w:rPr>
-      <w:t>Sistem za praćenje temperature baterije</w:t>
+      <w:t xml:space="preserve"> Temp. Sensing System</w:t>
     </w:r>
     <w:r>
       <w:rPr>
@@ -11955,7 +12947,7 @@
       <w:rPr>
         <w:lang w:val="sr-RS"/>
       </w:rPr>
-      <w:instrText xml:space="preserve"> PAGE \* ARABIC </w:instrText>
+      <w:instrText xml:space="preserve"> PAGE </w:instrText>
     </w:r>
     <w:r>
       <w:rPr>
@@ -11967,7 +12959,7 @@
       <w:rPr>
         <w:lang w:val="sr-RS"/>
       </w:rPr>
-      <w:t>3</w:t>
+      <w:t>18</w:t>
     </w:r>
     <w:r>
       <w:rPr>
@@ -12016,7 +13008,7 @@
     <w:r>
       <w:rPr/>
       <w:drawing>
-        <wp:anchor behindDoc="1" distT="0" distB="0" distL="0" distR="0" simplePos="0" locked="0" layoutInCell="0" allowOverlap="1" relativeHeight="19">
+        <wp:anchor behindDoc="1" distT="0" distB="0" distL="0" distR="0" simplePos="0" locked="0" layoutInCell="0" allowOverlap="1" relativeHeight="21">
           <wp:simplePos x="0" y="0"/>
           <wp:positionH relativeFrom="margin">
             <wp:align>center</wp:align>
@@ -12091,7 +13083,7 @@
       <mc:AlternateContent>
         <mc:Choice Requires="wps">
           <w:drawing>
-            <wp:anchor behindDoc="1" distT="19050" distB="95250" distL="57150" distR="66675" simplePos="0" locked="0" layoutInCell="0" allowOverlap="1" relativeHeight="16" wp14:anchorId="186A84D5">
+            <wp:anchor behindDoc="1" distT="13335" distB="89535" distL="52070" distR="50800" simplePos="0" locked="0" layoutInCell="0" allowOverlap="1" relativeHeight="18" wp14:anchorId="186A84D5">
               <wp:simplePos x="0" y="0"/>
               <wp:positionH relativeFrom="margin">
                 <wp:align>center</wp:align>
@@ -12173,7 +13165,7 @@
       <mc:AlternateContent>
         <mc:Choice Requires="wps">
           <w:drawing>
-            <wp:anchor behindDoc="1" distT="0" distB="8890" distL="0" distR="8890" simplePos="0" locked="0" layoutInCell="1" allowOverlap="1" relativeHeight="17" wp14:anchorId="146DF6F3">
+            <wp:anchor behindDoc="1" distT="635" distB="0" distL="635" distR="0" simplePos="0" locked="0" layoutInCell="1" allowOverlap="1" relativeHeight="19" wp14:anchorId="146DF6F3">
               <wp:simplePos x="0" y="0"/>
               <wp:positionH relativeFrom="column">
                 <wp:posOffset>-490855</wp:posOffset>
@@ -12245,10 +13237,10 @@
       <mc:AlternateContent>
         <mc:Choice Requires="wps">
           <w:drawing>
-            <wp:anchor behindDoc="1" distT="44450" distB="98425" distL="31750" distR="60325" simplePos="0" locked="0" layoutInCell="1" allowOverlap="1" relativeHeight="18" wp14:anchorId="019EBD50">
+            <wp:anchor behindDoc="1" distT="24765" distB="77470" distL="24765" distR="77470" simplePos="0" locked="0" layoutInCell="1" allowOverlap="1" relativeHeight="20" wp14:anchorId="019EBD50">
               <wp:simplePos x="0" y="0"/>
               <wp:positionH relativeFrom="column">
-                <wp:posOffset>-502920</wp:posOffset>
+                <wp:posOffset>-504190</wp:posOffset>
               </wp:positionH>
               <wp:positionV relativeFrom="paragraph">
                 <wp:posOffset>-257175</wp:posOffset>
@@ -12310,7 +13302,7 @@
               <v:stroke joinstyle="miter"/>
               <v:path gradientshapeok="t" o:connecttype="rect" textboxrect="0,4320,21600,21600"/>
             </v:shapetype>
-            <v:shape id="shape_0" ID="Flowchart: Manual Input 4" path="m0,1l5,0l5,5l0,5xe" fillcolor="black" stroked="f" o:allowincell="f" style="position:absolute;margin-left:-39.6pt;margin-top:-20.3pt;width:89.2pt;height:87.15pt;mso-wrap-style:none;v-text-anchor:middle;rotation:90" wp14:anchorId="019EBD50" type="_x0000_t118">
+            <v:shape id="shape_0" ID="Flowchart: Manual Input 4" path="m0,1l5,0l5,5l0,5xe" fillcolor="black" stroked="f" o:allowincell="f" style="position:absolute;margin-left:-39.7pt;margin-top:-20.3pt;width:89.2pt;height:87.15pt;mso-wrap-style:none;v-text-anchor:middle;rotation:90" wp14:anchorId="019EBD50" type="_x0000_t118">
               <v:fill o:detectmouseclick="t" type="solid" color2="white"/>
               <v:stroke color="#3465a4" weight="19080" joinstyle="miter" endcap="flat"/>
               <v:shadow on="t" obscured="f" color="black"/>
@@ -15205,123 +16197,278 @@
   <w:abstractNum w:abstractNumId="23">
     <w:lvl w:ilvl="0">
       <w:start w:val="1"/>
-      <w:numFmt w:val="decimal"/>
-      <w:lvlText w:val="%1."/>
-      <w:lvlJc w:val="left"/>
-      <w:pPr>
-        <w:tabs>
-          <w:tab w:val="num" w:pos="0"/>
-        </w:tabs>
-        <w:ind w:left="720" w:hanging="360"/>
-      </w:pPr>
-      <w:rPr/>
+      <w:numFmt w:val="bullet"/>
+      <w:lvlText w:val=""/>
+      <w:lvlJc w:val="left"/>
+      <w:pPr>
+        <w:tabs>
+          <w:tab w:val="num" w:pos="709"/>
+        </w:tabs>
+        <w:ind w:left="709" w:hanging="283"/>
+      </w:pPr>
+      <w:rPr>
+        <w:rFonts w:ascii="Symbol" w:hAnsi="Symbol" w:cs="Symbol" w:hint="default"/>
+      </w:rPr>
     </w:lvl>
     <w:lvl w:ilvl="1">
       <w:start w:val="1"/>
-      <w:numFmt w:val="lowerLetter"/>
-      <w:lvlText w:val="%2."/>
-      <w:lvlJc w:val="left"/>
-      <w:pPr>
-        <w:tabs>
-          <w:tab w:val="num" w:pos="0"/>
-        </w:tabs>
-        <w:ind w:left="1440" w:hanging="360"/>
-      </w:pPr>
-      <w:rPr/>
+      <w:numFmt w:val="bullet"/>
+      <w:lvlText w:val=""/>
+      <w:lvlJc w:val="left"/>
+      <w:pPr>
+        <w:tabs>
+          <w:tab w:val="num" w:pos="1418"/>
+        </w:tabs>
+        <w:ind w:left="1418" w:hanging="283"/>
+      </w:pPr>
+      <w:rPr>
+        <w:rFonts w:ascii="Symbol" w:hAnsi="Symbol" w:cs="Symbol" w:hint="default"/>
+      </w:rPr>
     </w:lvl>
     <w:lvl w:ilvl="2">
       <w:start w:val="1"/>
-      <w:numFmt w:val="lowerRoman"/>
-      <w:lvlText w:val="%3."/>
-      <w:lvlJc w:val="right"/>
-      <w:pPr>
-        <w:tabs>
-          <w:tab w:val="num" w:pos="0"/>
-        </w:tabs>
-        <w:ind w:left="2160" w:hanging="180"/>
-      </w:pPr>
-      <w:rPr/>
+      <w:numFmt w:val="bullet"/>
+      <w:lvlText w:val=""/>
+      <w:lvlJc w:val="left"/>
+      <w:pPr>
+        <w:tabs>
+          <w:tab w:val="num" w:pos="2127"/>
+        </w:tabs>
+        <w:ind w:left="2127" w:hanging="283"/>
+      </w:pPr>
+      <w:rPr>
+        <w:rFonts w:ascii="Symbol" w:hAnsi="Symbol" w:cs="Symbol" w:hint="default"/>
+      </w:rPr>
     </w:lvl>
     <w:lvl w:ilvl="3">
       <w:start w:val="1"/>
-      <w:numFmt w:val="decimal"/>
-      <w:lvlText w:val="%4."/>
-      <w:lvlJc w:val="left"/>
-      <w:pPr>
-        <w:tabs>
-          <w:tab w:val="num" w:pos="0"/>
-        </w:tabs>
-        <w:ind w:left="2880" w:hanging="360"/>
-      </w:pPr>
-      <w:rPr/>
+      <w:numFmt w:val="bullet"/>
+      <w:lvlText w:val=""/>
+      <w:lvlJc w:val="left"/>
+      <w:pPr>
+        <w:tabs>
+          <w:tab w:val="num" w:pos="2836"/>
+        </w:tabs>
+        <w:ind w:left="2836" w:hanging="283"/>
+      </w:pPr>
+      <w:rPr>
+        <w:rFonts w:ascii="Symbol" w:hAnsi="Symbol" w:cs="Symbol" w:hint="default"/>
+      </w:rPr>
     </w:lvl>
     <w:lvl w:ilvl="4">
       <w:start w:val="1"/>
-      <w:numFmt w:val="lowerLetter"/>
-      <w:lvlText w:val="%5."/>
-      <w:lvlJc w:val="left"/>
-      <w:pPr>
-        <w:tabs>
-          <w:tab w:val="num" w:pos="0"/>
-        </w:tabs>
-        <w:ind w:left="3600" w:hanging="360"/>
-      </w:pPr>
-      <w:rPr/>
+      <w:numFmt w:val="bullet"/>
+      <w:lvlText w:val=""/>
+      <w:lvlJc w:val="left"/>
+      <w:pPr>
+        <w:tabs>
+          <w:tab w:val="num" w:pos="3545"/>
+        </w:tabs>
+        <w:ind w:left="3545" w:hanging="283"/>
+      </w:pPr>
+      <w:rPr>
+        <w:rFonts w:ascii="Symbol" w:hAnsi="Symbol" w:cs="Symbol" w:hint="default"/>
+      </w:rPr>
     </w:lvl>
     <w:lvl w:ilvl="5">
       <w:start w:val="1"/>
-      <w:numFmt w:val="lowerRoman"/>
-      <w:lvlText w:val="%6."/>
-      <w:lvlJc w:val="right"/>
-      <w:pPr>
-        <w:tabs>
-          <w:tab w:val="num" w:pos="0"/>
-        </w:tabs>
-        <w:ind w:left="4320" w:hanging="180"/>
-      </w:pPr>
-      <w:rPr/>
+      <w:numFmt w:val="bullet"/>
+      <w:lvlText w:val=""/>
+      <w:lvlJc w:val="left"/>
+      <w:pPr>
+        <w:tabs>
+          <w:tab w:val="num" w:pos="4254"/>
+        </w:tabs>
+        <w:ind w:left="4254" w:hanging="283"/>
+      </w:pPr>
+      <w:rPr>
+        <w:rFonts w:ascii="Symbol" w:hAnsi="Symbol" w:cs="Symbol" w:hint="default"/>
+      </w:rPr>
     </w:lvl>
     <w:lvl w:ilvl="6">
       <w:start w:val="1"/>
-      <w:numFmt w:val="decimal"/>
-      <w:lvlText w:val="%7."/>
-      <w:lvlJc w:val="left"/>
-      <w:pPr>
-        <w:tabs>
-          <w:tab w:val="num" w:pos="0"/>
-        </w:tabs>
-        <w:ind w:left="5040" w:hanging="360"/>
-      </w:pPr>
-      <w:rPr/>
+      <w:numFmt w:val="bullet"/>
+      <w:lvlText w:val=""/>
+      <w:lvlJc w:val="left"/>
+      <w:pPr>
+        <w:tabs>
+          <w:tab w:val="num" w:pos="4963"/>
+        </w:tabs>
+        <w:ind w:left="4963" w:hanging="283"/>
+      </w:pPr>
+      <w:rPr>
+        <w:rFonts w:ascii="Symbol" w:hAnsi="Symbol" w:cs="Symbol" w:hint="default"/>
+      </w:rPr>
     </w:lvl>
     <w:lvl w:ilvl="7">
       <w:start w:val="1"/>
-      <w:numFmt w:val="lowerLetter"/>
-      <w:lvlText w:val="%8."/>
-      <w:lvlJc w:val="left"/>
-      <w:pPr>
-        <w:tabs>
-          <w:tab w:val="num" w:pos="0"/>
-        </w:tabs>
-        <w:ind w:left="5760" w:hanging="360"/>
-      </w:pPr>
-      <w:rPr/>
+      <w:numFmt w:val="bullet"/>
+      <w:lvlText w:val=""/>
+      <w:lvlJc w:val="left"/>
+      <w:pPr>
+        <w:tabs>
+          <w:tab w:val="num" w:pos="5672"/>
+        </w:tabs>
+        <w:ind w:left="5672" w:hanging="283"/>
+      </w:pPr>
+      <w:rPr>
+        <w:rFonts w:ascii="Symbol" w:hAnsi="Symbol" w:cs="Symbol" w:hint="default"/>
+      </w:rPr>
     </w:lvl>
     <w:lvl w:ilvl="8">
       <w:start w:val="1"/>
-      <w:numFmt w:val="lowerRoman"/>
-      <w:lvlText w:val="%9."/>
-      <w:lvlJc w:val="right"/>
-      <w:pPr>
-        <w:tabs>
-          <w:tab w:val="num" w:pos="0"/>
-        </w:tabs>
-        <w:ind w:left="6480" w:hanging="180"/>
-      </w:pPr>
-      <w:rPr/>
+      <w:numFmt w:val="bullet"/>
+      <w:lvlText w:val=""/>
+      <w:lvlJc w:val="left"/>
+      <w:pPr>
+        <w:tabs>
+          <w:tab w:val="num" w:pos="6381"/>
+        </w:tabs>
+        <w:ind w:left="6381" w:hanging="283"/>
+      </w:pPr>
+      <w:rPr>
+        <w:rFonts w:ascii="Symbol" w:hAnsi="Symbol" w:cs="Symbol" w:hint="default"/>
+      </w:rPr>
     </w:lvl>
   </w:abstractNum>
   <w:abstractNum w:abstractNumId="24">
+    <w:lvl w:ilvl="0">
+      <w:start w:val="1"/>
+      <w:numFmt w:val="bullet"/>
+      <w:lvlText w:val=""/>
+      <w:lvlJc w:val="left"/>
+      <w:pPr>
+        <w:tabs>
+          <w:tab w:val="num" w:pos="780"/>
+        </w:tabs>
+        <w:ind w:left="780" w:hanging="360"/>
+      </w:pPr>
+      <w:rPr>
+        <w:rFonts w:ascii="Symbol" w:hAnsi="Symbol" w:cs="Symbol" w:hint="default"/>
+      </w:rPr>
+    </w:lvl>
+    <w:lvl w:ilvl="1">
+      <w:start w:val="1"/>
+      <w:numFmt w:val="bullet"/>
+      <w:lvlText w:val="◦"/>
+      <w:lvlJc w:val="left"/>
+      <w:pPr>
+        <w:tabs>
+          <w:tab w:val="num" w:pos="1140"/>
+        </w:tabs>
+        <w:ind w:left="1140" w:hanging="360"/>
+      </w:pPr>
+      <w:rPr>
+        <w:rFonts w:ascii="OpenSymbol" w:hAnsi="OpenSymbol" w:cs="OpenSymbol" w:hint="default"/>
+      </w:rPr>
+    </w:lvl>
+    <w:lvl w:ilvl="2">
+      <w:start w:val="1"/>
+      <w:numFmt w:val="bullet"/>
+      <w:lvlText w:val="▪"/>
+      <w:lvlJc w:val="left"/>
+      <w:pPr>
+        <w:tabs>
+          <w:tab w:val="num" w:pos="1500"/>
+        </w:tabs>
+        <w:ind w:left="1500" w:hanging="360"/>
+      </w:pPr>
+      <w:rPr>
+        <w:rFonts w:ascii="OpenSymbol" w:hAnsi="OpenSymbol" w:cs="OpenSymbol" w:hint="default"/>
+      </w:rPr>
+    </w:lvl>
+    <w:lvl w:ilvl="3">
+      <w:start w:val="1"/>
+      <w:numFmt w:val="bullet"/>
+      <w:lvlText w:val=""/>
+      <w:lvlJc w:val="left"/>
+      <w:pPr>
+        <w:tabs>
+          <w:tab w:val="num" w:pos="1860"/>
+        </w:tabs>
+        <w:ind w:left="1860" w:hanging="360"/>
+      </w:pPr>
+      <w:rPr>
+        <w:rFonts w:ascii="Symbol" w:hAnsi="Symbol" w:cs="Symbol" w:hint="default"/>
+      </w:rPr>
+    </w:lvl>
+    <w:lvl w:ilvl="4">
+      <w:start w:val="1"/>
+      <w:numFmt w:val="bullet"/>
+      <w:lvlText w:val="◦"/>
+      <w:lvlJc w:val="left"/>
+      <w:pPr>
+        <w:tabs>
+          <w:tab w:val="num" w:pos="2220"/>
+        </w:tabs>
+        <w:ind w:left="2220" w:hanging="360"/>
+      </w:pPr>
+      <w:rPr>
+        <w:rFonts w:ascii="OpenSymbol" w:hAnsi="OpenSymbol" w:cs="OpenSymbol" w:hint="default"/>
+      </w:rPr>
+    </w:lvl>
+    <w:lvl w:ilvl="5">
+      <w:start w:val="1"/>
+      <w:numFmt w:val="bullet"/>
+      <w:lvlText w:val="▪"/>
+      <w:lvlJc w:val="left"/>
+      <w:pPr>
+        <w:tabs>
+          <w:tab w:val="num" w:pos="2580"/>
+        </w:tabs>
+        <w:ind w:left="2580" w:hanging="360"/>
+      </w:pPr>
+      <w:rPr>
+        <w:rFonts w:ascii="OpenSymbol" w:hAnsi="OpenSymbol" w:cs="OpenSymbol" w:hint="default"/>
+      </w:rPr>
+    </w:lvl>
+    <w:lvl w:ilvl="6">
+      <w:start w:val="1"/>
+      <w:numFmt w:val="bullet"/>
+      <w:lvlText w:val=""/>
+      <w:lvlJc w:val="left"/>
+      <w:pPr>
+        <w:tabs>
+          <w:tab w:val="num" w:pos="2940"/>
+        </w:tabs>
+        <w:ind w:left="2940" w:hanging="360"/>
+      </w:pPr>
+      <w:rPr>
+        <w:rFonts w:ascii="Symbol" w:hAnsi="Symbol" w:cs="Symbol" w:hint="default"/>
+      </w:rPr>
+    </w:lvl>
+    <w:lvl w:ilvl="7">
+      <w:start w:val="1"/>
+      <w:numFmt w:val="bullet"/>
+      <w:lvlText w:val="◦"/>
+      <w:lvlJc w:val="left"/>
+      <w:pPr>
+        <w:tabs>
+          <w:tab w:val="num" w:pos="3300"/>
+        </w:tabs>
+        <w:ind w:left="3300" w:hanging="360"/>
+      </w:pPr>
+      <w:rPr>
+        <w:rFonts w:ascii="OpenSymbol" w:hAnsi="OpenSymbol" w:cs="OpenSymbol" w:hint="default"/>
+      </w:rPr>
+    </w:lvl>
+    <w:lvl w:ilvl="8">
+      <w:start w:val="1"/>
+      <w:numFmt w:val="bullet"/>
+      <w:lvlText w:val="▪"/>
+      <w:lvlJc w:val="left"/>
+      <w:pPr>
+        <w:tabs>
+          <w:tab w:val="num" w:pos="3660"/>
+        </w:tabs>
+        <w:ind w:left="3660" w:hanging="360"/>
+      </w:pPr>
+      <w:rPr>
+        <w:rFonts w:ascii="OpenSymbol" w:hAnsi="OpenSymbol" w:cs="OpenSymbol" w:hint="default"/>
+      </w:rPr>
+    </w:lvl>
+  </w:abstractNum>
+  <w:abstractNum w:abstractNumId="25">
     <w:lvl w:ilvl="0">
       <w:start w:val="1"/>
       <w:numFmt w:val="none"/>
@@ -15512,6 +16659,9 @@
   <w:num w:numId="24">
     <w:abstractNumId w:val="24"/>
   </w:num>
+  <w:num w:numId="25">
+    <w:abstractNumId w:val="25"/>
+  </w:num>
 </w:numbering>
 </file>
 
@@ -15520,7 +16670,7 @@
   <w:docDefaults>
     <w:rPrDefault>
       <w:rPr>
-        <w:rFonts w:ascii="Aptos" w:hAnsi="Aptos" w:eastAsia="Aptos" w:cs="Arial" w:asciiTheme="minorHAnsi" w:cstheme="minorBidi" w:eastAsiaTheme="minorHAnsi" w:hAnsiTheme="minorHAnsi"/>
+        <w:rFonts w:ascii="Aptos" w:hAnsi="Aptos" w:eastAsia="Aptos" w:cs="" w:asciiTheme="minorHAnsi" w:cstheme="minorBidi" w:eastAsiaTheme="minorHAnsi" w:hAnsiTheme="minorHAnsi"/>
         <w:kern w:val="2"/>
         <w:sz w:val="24"/>
         <w:szCs w:val="24"/>
@@ -15918,12 +17068,13 @@
     <w:rsid w:val="00c206cc"/>
     <w:pPr>
       <w:widowControl/>
+      <w:suppressAutoHyphens w:val="true"/>
       <w:bidi w:val="0"/>
       <w:spacing w:lineRule="auto" w:line="240" w:before="0" w:after="160"/>
       <w:jc w:val="both"/>
     </w:pPr>
     <w:rPr>
-      <w:rFonts w:ascii="Times New Roman" w:hAnsi="Times New Roman" w:eastAsia="Aptos" w:cs="Arial" w:cstheme="minorBidi" w:eastAsiaTheme="minorHAnsi"/>
+      <w:rFonts w:ascii="Times New Roman" w:hAnsi="Times New Roman" w:eastAsia="Aptos" w:cs="" w:cstheme="minorBidi" w:eastAsiaTheme="minorHAnsi"/>
       <w:color w:val="auto"/>
       <w:kern w:val="2"/>
       <w:sz w:val="24"/>
@@ -15949,7 +17100,7 @@
       <w:outlineLvl w:val="0"/>
     </w:pPr>
     <w:rPr>
-      <w:rFonts w:eastAsia="" w:cs="Times New Roman" w:cstheme="majorBidi" w:eastAsiaTheme="majorEastAsia"/>
+      <w:rFonts w:eastAsia="" w:cs="" w:cstheme="majorBidi" w:eastAsiaTheme="majorEastAsia"/>
       <w:b/>
       <w:color w:themeColor="text1" w:val="000000"/>
       <w:sz w:val="32"/>
@@ -15973,7 +17124,7 @@
       <w:outlineLvl w:val="1"/>
     </w:pPr>
     <w:rPr>
-      <w:rFonts w:ascii="Aptos Display" w:hAnsi="Aptos Display" w:eastAsia="" w:cs="Times New Roman" w:asciiTheme="majorHAnsi" w:cstheme="majorBidi" w:eastAsiaTheme="majorEastAsia" w:hAnsiTheme="majorHAnsi"/>
+      <w:rFonts w:ascii="Aptos Display" w:hAnsi="Aptos Display" w:eastAsia="" w:cs="" w:asciiTheme="majorHAnsi" w:cstheme="majorBidi" w:eastAsiaTheme="majorEastAsia" w:hAnsiTheme="majorHAnsi"/>
       <w:color w:themeColor="accent1" w:themeShade="bf" w:val="0F4761"/>
       <w:sz w:val="32"/>
       <w:szCs w:val="32"/>
@@ -15996,7 +17147,7 @@
       <w:outlineLvl w:val="2"/>
     </w:pPr>
     <w:rPr>
-      <w:rFonts w:eastAsia="" w:cs="Times New Roman" w:cstheme="majorBidi" w:eastAsiaTheme="majorEastAsia"/>
+      <w:rFonts w:eastAsia="" w:cs="" w:cstheme="majorBidi" w:eastAsiaTheme="majorEastAsia"/>
       <w:color w:themeColor="accent1" w:themeShade="bf" w:val="0F4761"/>
       <w:sz w:val="28"/>
       <w:szCs w:val="28"/>
@@ -16019,7 +17170,7 @@
       <w:outlineLvl w:val="3"/>
     </w:pPr>
     <w:rPr>
-      <w:rFonts w:eastAsia="" w:cs="Times New Roman" w:cstheme="majorBidi" w:eastAsiaTheme="majorEastAsia"/>
+      <w:rFonts w:eastAsia="" w:cs="" w:cstheme="majorBidi" w:eastAsiaTheme="majorEastAsia"/>
       <w:i/>
       <w:iCs/>
       <w:color w:themeColor="accent1" w:themeShade="bf" w:val="0F4761"/>
@@ -16042,7 +17193,7 @@
       <w:outlineLvl w:val="4"/>
     </w:pPr>
     <w:rPr>
-      <w:rFonts w:eastAsia="" w:cs="Times New Roman" w:cstheme="majorBidi" w:eastAsiaTheme="majorEastAsia"/>
+      <w:rFonts w:eastAsia="" w:cs="" w:cstheme="majorBidi" w:eastAsiaTheme="majorEastAsia"/>
       <w:color w:themeColor="accent1" w:themeShade="bf" w:val="0F4761"/>
     </w:rPr>
   </w:style>
@@ -16063,7 +17214,7 @@
       <w:outlineLvl w:val="5"/>
     </w:pPr>
     <w:rPr>
-      <w:rFonts w:eastAsia="" w:cs="Times New Roman" w:cstheme="majorBidi" w:eastAsiaTheme="majorEastAsia"/>
+      <w:rFonts w:eastAsia="" w:cs="" w:cstheme="majorBidi" w:eastAsiaTheme="majorEastAsia"/>
       <w:i/>
       <w:iCs/>
       <w:color w:themeColor="text1" w:themeTint="a6" w:val="595959"/>
@@ -16086,7 +17237,7 @@
       <w:outlineLvl w:val="6"/>
     </w:pPr>
     <w:rPr>
-      <w:rFonts w:eastAsia="" w:cs="Times New Roman" w:cstheme="majorBidi" w:eastAsiaTheme="majorEastAsia"/>
+      <w:rFonts w:eastAsia="" w:cs="" w:cstheme="majorBidi" w:eastAsiaTheme="majorEastAsia"/>
       <w:color w:themeColor="text1" w:themeTint="a6" w:val="595959"/>
     </w:rPr>
   </w:style>
@@ -16107,7 +17258,7 @@
       <w:outlineLvl w:val="7"/>
     </w:pPr>
     <w:rPr>
-      <w:rFonts w:eastAsia="" w:cs="Times New Roman" w:cstheme="majorBidi" w:eastAsiaTheme="majorEastAsia"/>
+      <w:rFonts w:eastAsia="" w:cs="" w:cstheme="majorBidi" w:eastAsiaTheme="majorEastAsia"/>
       <w:i/>
       <w:iCs/>
       <w:color w:themeColor="text1" w:themeTint="d8" w:val="272727"/>
@@ -16130,7 +17281,7 @@
       <w:outlineLvl w:val="8"/>
     </w:pPr>
     <w:rPr>
-      <w:rFonts w:eastAsia="" w:cs="Times New Roman" w:cstheme="majorBidi" w:eastAsiaTheme="majorEastAsia"/>
+      <w:rFonts w:eastAsia="" w:cs="" w:cstheme="majorBidi" w:eastAsiaTheme="majorEastAsia"/>
       <w:color w:themeColor="text1" w:themeTint="d8" w:val="272727"/>
     </w:rPr>
   </w:style>
@@ -16150,7 +17301,7 @@
     <w:qFormat/>
     <w:rsid w:val="009a5571"/>
     <w:rPr>
-      <w:rFonts w:ascii="Times New Roman" w:hAnsi="Times New Roman" w:eastAsia="" w:cs="Times New Roman" w:cstheme="majorBidi" w:eastAsiaTheme="majorEastAsia"/>
+      <w:rFonts w:ascii="Times New Roman" w:hAnsi="Times New Roman" w:eastAsia="" w:cs="" w:cstheme="majorBidi" w:eastAsiaTheme="majorEastAsia"/>
       <w:b/>
       <w:color w:themeColor="text1" w:val="000000"/>
       <w:sz w:val="32"/>
@@ -16166,7 +17317,7 @@
     <w:qFormat/>
     <w:rsid w:val="001e05de"/>
     <w:rPr>
-      <w:rFonts w:ascii="Aptos Display" w:hAnsi="Aptos Display" w:eastAsia="" w:cs="Times New Roman" w:asciiTheme="majorHAnsi" w:cstheme="majorBidi" w:eastAsiaTheme="majorEastAsia" w:hAnsiTheme="majorHAnsi"/>
+      <w:rFonts w:ascii="Aptos Display" w:hAnsi="Aptos Display" w:eastAsia="" w:cs="" w:asciiTheme="majorHAnsi" w:cstheme="majorBidi" w:eastAsiaTheme="majorEastAsia" w:hAnsiTheme="majorHAnsi"/>
       <w:color w:themeColor="accent1" w:themeShade="bf" w:val="0F4761"/>
       <w:sz w:val="32"/>
       <w:szCs w:val="32"/>
@@ -16181,7 +17332,7 @@
     <w:qFormat/>
     <w:rsid w:val="001e05de"/>
     <w:rPr>
-      <w:rFonts w:eastAsia="" w:cs="Times New Roman" w:cstheme="majorBidi" w:eastAsiaTheme="majorEastAsia"/>
+      <w:rFonts w:eastAsia="" w:cs="" w:cstheme="majorBidi" w:eastAsiaTheme="majorEastAsia"/>
       <w:color w:themeColor="accent1" w:themeShade="bf" w:val="0F4761"/>
       <w:sz w:val="28"/>
       <w:szCs w:val="28"/>
@@ -16196,7 +17347,7 @@
     <w:qFormat/>
     <w:rsid w:val="001e05de"/>
     <w:rPr>
-      <w:rFonts w:eastAsia="" w:cs="Times New Roman" w:cstheme="majorBidi" w:eastAsiaTheme="majorEastAsia"/>
+      <w:rFonts w:eastAsia="" w:cs="" w:cstheme="majorBidi" w:eastAsiaTheme="majorEastAsia"/>
       <w:i/>
       <w:iCs/>
       <w:color w:themeColor="accent1" w:themeShade="bf" w:val="0F4761"/>
@@ -16211,7 +17362,7 @@
     <w:qFormat/>
     <w:rsid w:val="001e05de"/>
     <w:rPr>
-      <w:rFonts w:eastAsia="" w:cs="Times New Roman" w:cstheme="majorBidi" w:eastAsiaTheme="majorEastAsia"/>
+      <w:rFonts w:eastAsia="" w:cs="" w:cstheme="majorBidi" w:eastAsiaTheme="majorEastAsia"/>
       <w:color w:themeColor="accent1" w:themeShade="bf" w:val="0F4761"/>
     </w:rPr>
   </w:style>
@@ -16224,7 +17375,7 @@
     <w:qFormat/>
     <w:rsid w:val="001e05de"/>
     <w:rPr>
-      <w:rFonts w:eastAsia="" w:cs="Times New Roman" w:cstheme="majorBidi" w:eastAsiaTheme="majorEastAsia"/>
+      <w:rFonts w:eastAsia="" w:cs="" w:cstheme="majorBidi" w:eastAsiaTheme="majorEastAsia"/>
       <w:i/>
       <w:iCs/>
       <w:color w:themeColor="text1" w:themeTint="a6" w:val="595959"/>
@@ -16239,7 +17390,7 @@
     <w:qFormat/>
     <w:rsid w:val="001e05de"/>
     <w:rPr>
-      <w:rFonts w:eastAsia="" w:cs="Times New Roman" w:cstheme="majorBidi" w:eastAsiaTheme="majorEastAsia"/>
+      <w:rFonts w:eastAsia="" w:cs="" w:cstheme="majorBidi" w:eastAsiaTheme="majorEastAsia"/>
       <w:color w:themeColor="text1" w:themeTint="a6" w:val="595959"/>
     </w:rPr>
   </w:style>
@@ -16252,7 +17403,7 @@
     <w:qFormat/>
     <w:rsid w:val="001e05de"/>
     <w:rPr>
-      <w:rFonts w:eastAsia="" w:cs="Times New Roman" w:cstheme="majorBidi" w:eastAsiaTheme="majorEastAsia"/>
+      <w:rFonts w:eastAsia="" w:cs="" w:cstheme="majorBidi" w:eastAsiaTheme="majorEastAsia"/>
       <w:i/>
       <w:iCs/>
       <w:color w:themeColor="text1" w:themeTint="d8" w:val="272727"/>
@@ -16267,7 +17418,7 @@
     <w:qFormat/>
     <w:rsid w:val="001e05de"/>
     <w:rPr>
-      <w:rFonts w:eastAsia="" w:cs="Times New Roman" w:cstheme="majorBidi" w:eastAsiaTheme="majorEastAsia"/>
+      <w:rFonts w:eastAsia="" w:cs="" w:cstheme="majorBidi" w:eastAsiaTheme="majorEastAsia"/>
       <w:color w:themeColor="text1" w:themeTint="d8" w:val="272727"/>
     </w:rPr>
   </w:style>
@@ -16279,7 +17430,7 @@
     <w:qFormat/>
     <w:rsid w:val="001e05de"/>
     <w:rPr>
-      <w:rFonts w:ascii="Aptos Display" w:hAnsi="Aptos Display" w:eastAsia="" w:cs="Times New Roman" w:asciiTheme="majorHAnsi" w:cstheme="majorBidi" w:eastAsiaTheme="majorEastAsia" w:hAnsiTheme="majorHAnsi"/>
+      <w:rFonts w:ascii="Aptos Display" w:hAnsi="Aptos Display" w:eastAsia="" w:cs="" w:asciiTheme="majorHAnsi" w:cstheme="majorBidi" w:eastAsiaTheme="majorEastAsia" w:hAnsiTheme="majorHAnsi"/>
       <w:spacing w:val="-10"/>
       <w:kern w:val="2"/>
       <w:sz w:val="56"/>
@@ -16294,7 +17445,7 @@
     <w:qFormat/>
     <w:rsid w:val="001e05de"/>
     <w:rPr>
-      <w:rFonts w:eastAsia="" w:cs="Times New Roman" w:cstheme="majorBidi" w:eastAsiaTheme="majorEastAsia"/>
+      <w:rFonts w:eastAsia="" w:cs="" w:cstheme="majorBidi" w:eastAsiaTheme="majorEastAsia"/>
       <w:color w:themeColor="text1" w:themeTint="a6" w:val="595959"/>
       <w:spacing w:val="15"/>
       <w:sz w:val="28"/>
@@ -16486,6 +17637,21 @@
     <w:rsid w:val="0094349f"/>
     <w:rPr/>
   </w:style>
+  <w:style w:type="character" w:styleId="Emphasis">
+    <w:name w:val="Emphasis"/>
+    <w:qFormat/>
+    <w:rPr>
+      <w:i/>
+      <w:iCs/>
+    </w:rPr>
+  </w:style>
+  <w:style w:type="character" w:styleId="Bullets">
+    <w:name w:val="Bullets"/>
+    <w:qFormat/>
+    <w:rPr>
+      <w:rFonts w:ascii="OpenSymbol" w:hAnsi="OpenSymbol" w:eastAsia="OpenSymbol" w:cs="OpenSymbol"/>
+    </w:rPr>
+  </w:style>
   <w:style w:type="paragraph" w:styleId="Heading">
     <w:name w:val="Heading"/>
     <w:basedOn w:val="Normal"/>
@@ -16560,7 +17726,7 @@
       <w:contextualSpacing/>
     </w:pPr>
     <w:rPr>
-      <w:rFonts w:ascii="Aptos Display" w:hAnsi="Aptos Display" w:eastAsia="" w:cs="Times New Roman" w:asciiTheme="majorHAnsi" w:cstheme="majorBidi" w:eastAsiaTheme="majorEastAsia" w:hAnsiTheme="majorHAnsi"/>
+      <w:rFonts w:ascii="Aptos Display" w:hAnsi="Aptos Display" w:eastAsia="" w:cs="" w:asciiTheme="majorHAnsi" w:cstheme="majorBidi" w:eastAsiaTheme="majorEastAsia" w:hAnsiTheme="majorHAnsi"/>
       <w:spacing w:val="-10"/>
       <w:kern w:val="2"/>
       <w:sz w:val="56"/>
@@ -16577,7 +17743,7 @@
     <w:rsid w:val="001e05de"/>
     <w:pPr/>
     <w:rPr>
-      <w:rFonts w:eastAsia="" w:cs="Times New Roman" w:cstheme="majorBidi" w:eastAsiaTheme="majorEastAsia"/>
+      <w:rFonts w:eastAsia="" w:cs="" w:cstheme="majorBidi" w:eastAsiaTheme="majorEastAsia"/>
       <w:color w:themeColor="text1" w:themeTint="a6" w:val="595959"/>
       <w:spacing w:val="15"/>
       <w:sz w:val="28"/>
@@ -16660,12 +17826,13 @@
     <w:rsid w:val="001e05de"/>
     <w:pPr>
       <w:widowControl/>
+      <w:suppressAutoHyphens w:val="true"/>
       <w:bidi w:val="0"/>
       <w:spacing w:lineRule="auto" w:line="240" w:before="0" w:after="0"/>
       <w:jc w:val="left"/>
     </w:pPr>
     <w:rPr>
-      <w:rFonts w:ascii="Aptos" w:hAnsi="Aptos" w:eastAsia="Aptos" w:cs="Arial" w:asciiTheme="minorHAnsi" w:cstheme="minorBidi" w:eastAsiaTheme="minorHAnsi" w:hAnsiTheme="minorHAnsi"/>
+      <w:rFonts w:ascii="Aptos" w:hAnsi="Aptos" w:eastAsia="Aptos" w:cs="" w:asciiTheme="minorHAnsi" w:cstheme="minorBidi" w:eastAsiaTheme="minorHAnsi" w:hAnsiTheme="minorHAnsi"/>
       <w:color w:val="auto"/>
       <w:kern w:val="2"/>
       <w:sz w:val="24"/>
@@ -16794,6 +17961,29 @@
     <w:qFormat/>
     <w:pPr/>
     <w:rPr/>
+  </w:style>
+  <w:style w:type="paragraph" w:styleId="TableContents">
+    <w:name w:val="Table Contents"/>
+    <w:basedOn w:val="Normal"/>
+    <w:qFormat/>
+    <w:pPr>
+      <w:widowControl w:val="false"/>
+      <w:suppressLineNumbers/>
+    </w:pPr>
+    <w:rPr/>
+  </w:style>
+  <w:style w:type="paragraph" w:styleId="TableHeading">
+    <w:name w:val="Table Heading"/>
+    <w:basedOn w:val="TableContents"/>
+    <w:qFormat/>
+    <w:pPr>
+      <w:suppressLineNumbers/>
+      <w:jc w:val="center"/>
+    </w:pPr>
+    <w:rPr>
+      <w:b/>
+      <w:bCs/>
+    </w:rPr>
   </w:style>
   <w:style w:type="numbering" w:styleId="NoList" w:default="1">
     <w:name w:val="No List"/>
